--- a/assets/10-T Evaluación económica.docx
+++ b/assets/10-T Evaluación económica.docx
@@ -21,15 +21,21 @@
         <w:p>
           <w:pPr>
             <w:pStyle w:val="Ttulo"/>
-            <w:rPr>
-              <w:lang w:val="es-AR"/>
-            </w:rPr>
+            <w:pBdr>
+              <w:left w:val="double" w:color="1F4E79" w:sz="54" w:space="4"/>
+            </w:pBdr>
           </w:pPr>
           <w:r>
             <w:rPr>
+              <w:rFonts w:ascii="Arial Black" w:hAnsi="Arial Black" w:eastAsia="Arial Black" w:cs="Arial Black"/>
+              <w:caps w:val="1"/>
+              <w:noProof w:val="0"/>
+              <w:color w:val="1F4E79" w:themeColor="accent1" w:themeTint="FF" w:themeShade="80"/>
+              <w:sz w:val="38"/>
+              <w:szCs w:val="38"/>
               <w:lang w:val="es-AR"/>
             </w:rPr>
-            <w:t>[NOMBRE DEL CASO]</w:t>
+            <w:t>Inversora de Capilla S.A.</w:t>
           </w:r>
         </w:p>
       </w:sdtContent>
@@ -82,7 +88,25 @@
         <w:rPr>
           <w:lang w:val="es-AR"/>
         </w:rPr>
-        <w:t>Grupo [Nro. De Grupo] - [Fecha de entrega]</w:t>
+        <w:t xml:space="preserve">Grupo </w:t>
+      </w:r>
+      <w:r>
+        <w:rPr>
+          <w:lang w:val="es-AR"/>
+        </w:rPr>
+        <w:t>3</w:t>
+      </w:r>
+      <w:r>
+        <w:rPr>
+          <w:lang w:val="es-AR"/>
+        </w:rPr>
+        <w:t xml:space="preserve"> - </w:t>
+      </w:r>
+      <w:r>
+        <w:rPr>
+          <w:lang w:val="es-AR"/>
+        </w:rPr>
+        <w:t>20/06/2026</w:t>
       </w:r>
     </w:p>
     <w:p>
@@ -4919,11 +4943,13 @@
       </w:tr>
     </w:tbl>
     <w:p>
-      <w:pPr>
-        <w:rPr>
-          <w:lang w:val="es-AR"/>
-        </w:rPr>
-      </w:pPr>
+      <w:pPr/>
+      <w:r>
+        <w:rPr>
+          <w:lang w:val="es-AR"/>
+        </w:rPr>
+        <w:t>No se contempla la conformación de un equipo de trabajo adicional ni la contratación de consultoría externa para esta etapa, ya que la transformación de procesos y la adaptación organizacional son llevadas a cabo por el propio equipo de consultoría de OpenSource Consulting dentro del alcance de este proyecto. El cliente cuenta con un equipo administrativo reducido (3 personas) que absorberá la operación de la nueva herramienta sin necesidad de incorporar personal adicional ni áreas nuevas, conforme a lo definido en el documento de Alcance (T07).</w:t>
+      </w:r>
     </w:p>
     <w:p>
       <w:pPr>
@@ -4991,6 +5017,7 @@
           <w:tcPr>
             <w:cnfStyle w:val="001000000000" w:firstRow="0" w:lastRow="0" w:firstColumn="1" w:lastColumn="0" w:oddVBand="0" w:evenVBand="0" w:oddHBand="0" w:evenHBand="0" w:firstRowFirstColumn="0" w:firstRowLastColumn="0" w:lastRowFirstColumn="0" w:lastRowLastColumn="0"/>
             <w:tcW w:w="308" w:type="pct"/>
+            <w:tcMar/>
           </w:tcPr>
           <w:p>
             <w:pPr>
@@ -5516,7 +5543,9 @@
         </w:tc>
         <w:tc>
           <w:tcPr>
+            <w:cnfStyle w:val="000000000000" w:firstRow="0" w:lastRow="0" w:firstColumn="0" w:lastColumn="0" w:oddVBand="0" w:evenVBand="0" w:oddHBand="0" w:evenHBand="0" w:firstRowFirstColumn="0" w:firstRowLastColumn="0" w:lastRowFirstColumn="0" w:lastRowLastColumn="0"/>
             <w:tcW w:w="4692" w:type="pct"/>
+            <w:tcMar/>
           </w:tcPr>
           <w:p>
             <w:pPr>
@@ -5587,6 +5616,31 @@
     </w:tbl>
     <w:p>
       <w:pPr>
+        <w:spacing w:after="180" w:afterAutospacing="off" w:line="288" w:lineRule="auto"/>
+        <w:jc w:val="both"/>
+      </w:pPr>
+      <w:r>
+        <w:rPr>
+          <w:rFonts w:ascii="Arial" w:hAnsi="Arial" w:eastAsia="Arial" w:cs="Arial"/>
+          <w:noProof w:val="0"/>
+          <w:color w:val="404040" w:themeColor="text1" w:themeTint="BF" w:themeShade="FF"/>
+          <w:sz w:val="18"/>
+          <w:szCs w:val="18"/>
+          <w:lang w:val="es-AR"/>
+        </w:rPr>
+        <w:t>Ambos proveedores cotizan bajo modalidad SaaS por usuario/mes. Microsoft Dynamics 365 (edición Enterprise, requerida para la integración con SharePoint) se ubica en el rango USD 91-120 por usuario/mes (puntaje de cumplimiento: 0.25, "elevado" en la escala económica del RFP); Zoho One ofrece licenciamiento flexible en el rango USD 41-60 por usuario/mes (puntaje: 0.75, "competitivo"). Para un escenario de 10 usuarios estimados, esto representa aproximadamente USD 1.050/mes para MS Dynamics y USD 500/mes para Zoho One. Zoho no distingue precio entre usuarios estándar y administradores (puntaje 1, máximo), mientras que MS Dynamics sí aplica esta diferenciación (puntaje 0.75).</w:t>
+      </w:r>
+    </w:p>
+    <w:p>
+      <w:pPr>
+        <w:pStyle w:val="Normal"/>
+        <w:rPr>
+          <w:lang w:val="es-AR"/>
+        </w:rPr>
+      </w:pPr>
+    </w:p>
+    <w:p>
+      <w:pPr>
         <w:pStyle w:val="Ttulo2"/>
         <w:numPr>
           <w:ilvl w:val="0"/>
@@ -5626,6 +5680,7 @@
           <w:tcPr>
             <w:cnfStyle w:val="001000000000" w:firstRow="0" w:lastRow="0" w:firstColumn="1" w:lastColumn="0" w:oddVBand="0" w:evenVBand="0" w:oddHBand="0" w:evenHBand="0" w:firstRowFirstColumn="0" w:firstRowLastColumn="0" w:lastRowFirstColumn="0" w:lastRowLastColumn="0"/>
             <w:tcW w:w="308" w:type="pct"/>
+            <w:tcMar/>
           </w:tcPr>
           <w:p>
             <w:pPr>
@@ -6151,16 +6206,15 @@
         </w:tc>
         <w:tc>
           <w:tcPr>
+            <w:cnfStyle w:val="000000000000" w:firstRow="0" w:lastRow="0" w:firstColumn="0" w:lastColumn="0" w:oddVBand="0" w:evenVBand="0" w:oddHBand="0" w:evenHBand="0" w:firstRowFirstColumn="0" w:firstRowLastColumn="0" w:lastRowFirstColumn="0" w:lastRowLastColumn="0"/>
             <w:tcW w:w="4692" w:type="pct"/>
+            <w:tcMar/>
           </w:tcPr>
           <w:p>
             <w:pPr>
               <w:pStyle w:val="TipText"/>
               <w:jc w:val="both"/>
               <w:cnfStyle w:val="000000000000" w:firstRow="0" w:lastRow="0" w:firstColumn="0" w:lastColumn="0" w:oddVBand="0" w:evenVBand="0" w:oddHBand="0" w:evenHBand="0" w:firstRowFirstColumn="0" w:firstRowLastColumn="0" w:lastRowFirstColumn="0" w:lastRowLastColumn="0"/>
-              <w:rPr>
-                <w:lang w:val="es-AR"/>
-              </w:rPr>
             </w:pPr>
             <w:r>
               <w:rPr>
@@ -6174,14 +6228,35 @@
     </w:tbl>
     <w:p>
       <w:pPr>
+        <w:numPr>
+          <w:ilvl w:val="0"/>
+          <w:numId w:val="0"/>
+        </w:numPr>
+        <w:spacing w:after="180" w:afterAutospacing="off" w:line="288" w:lineRule="auto"/>
+        <w:jc w:val="both"/>
+      </w:pPr>
+      <w:r>
+        <w:rPr>
+          <w:rFonts w:ascii="Arial" w:hAnsi="Arial" w:eastAsia="Arial" w:cs="Arial"/>
+          <w:noProof w:val="0"/>
+          <w:color w:val="404040" w:themeColor="text1" w:themeTint="BF" w:themeShade="FF"/>
+          <w:sz w:val="18"/>
+          <w:szCs w:val="18"/>
+          <w:lang w:val="es-AR"/>
+        </w:rPr>
+        <w:t>El costo de setup inicial (configuración de entorno y activación del tenant) se estimó en USD 7.500 para MS Dynamics (puntaje 0.75, rango USD 5.001-10.000) y USD 3.000 para Zoho One (puntaje 1, rango ≤ USD 5.000). Ninguno de los proveedores incluye honorarios de consultoría externa adicionales en este costo, dado que el equipo de OpenSource Consulting acompaña la implementación. No se prevén viáticos ni alquiler de espacios, al ser una implementación 100% remota sobre plataformas SaaS.</w:t>
+      </w:r>
+    </w:p>
+    <w:p>
+      <w:pPr>
         <w:pStyle w:val="Ttulo2"/>
         <w:numPr>
           <w:ilvl w:val="0"/>
           <w:numId w:val="0"/>
         </w:numPr>
-        <w:jc w:val="both"/>
-        <w:rPr>
-          <w:rFonts w:eastAsiaTheme="minorEastAsia"/>
+        <w:ind w:left="0"/>
+        <w:rPr>
+          <w:rFonts w:eastAsia="" w:eastAsiaTheme="minorEastAsia"/>
           <w:lang w:val="es-AR"/>
         </w:rPr>
       </w:pPr>
@@ -6207,6 +6282,7 @@
           <w:tcPr>
             <w:cnfStyle w:val="001000000000" w:firstRow="0" w:lastRow="0" w:firstColumn="1" w:lastColumn="0" w:oddVBand="0" w:evenVBand="0" w:oddHBand="0" w:evenHBand="0" w:firstRowFirstColumn="0" w:firstRowLastColumn="0" w:lastRowFirstColumn="0" w:lastRowLastColumn="0"/>
             <w:tcW w:w="556" w:type="dxa"/>
+            <w:tcMar/>
           </w:tcPr>
           <w:p>
             <w:pPr>
@@ -6732,7 +6808,9 @@
         </w:tc>
         <w:tc>
           <w:tcPr>
+            <w:cnfStyle w:val="000000000000" w:firstRow="0" w:lastRow="0" w:firstColumn="0" w:lastColumn="0" w:oddVBand="0" w:evenVBand="0" w:oddHBand="0" w:evenHBand="0" w:firstRowFirstColumn="0" w:firstRowLastColumn="0" w:lastRowFirstColumn="0" w:lastRowLastColumn="0"/>
             <w:tcW w:w="8470" w:type="dxa"/>
+            <w:tcMar/>
           </w:tcPr>
           <w:p>
             <w:pPr>
@@ -6755,14 +6833,35 @@
     </w:tbl>
     <w:p>
       <w:pPr>
+        <w:numPr>
+          <w:ilvl w:val="0"/>
+          <w:numId w:val="0"/>
+        </w:numPr>
+        <w:spacing w:after="180" w:afterAutospacing="off" w:line="288" w:lineRule="auto"/>
+        <w:jc w:val="both"/>
+      </w:pPr>
+      <w:r>
+        <w:rPr>
+          <w:rFonts w:ascii="Arial" w:hAnsi="Arial" w:eastAsia="Arial" w:cs="Arial"/>
+          <w:noProof w:val="0"/>
+          <w:color w:val="404040" w:themeColor="text1" w:themeTint="BF" w:themeShade="FF"/>
+          <w:sz w:val="18"/>
+          <w:szCs w:val="18"/>
+          <w:lang w:val="es-AR"/>
+        </w:rPr>
+        <w:t>Las principales integraciones requeridas son: sistema contable externo (HU-3, fuera del alcance inicial según T07) y portales inmobiliarios para publicación de propiedades. Zoho One obtuvo el puntaje máximo (1) en integraciones iniciales gracias a su Marketplace nativo y conectores no-code (Zapier, Zoho Flow); MS Dynamics obtuvo 0.5, ya que las integraciones avanzadas con SharePoint y sistemas externos suelen requerir Power Platform o desarrollo adicional. El costo de parametrización se estimó en USD 17.500 para MS Dynamics (puntaje 0.25, "elevado") y USD 7.500 para Zoho One (puntaje 0.75, "competitivo"), reflejando la mayor complejidad de configuración del ecosistema Microsoft para el contexto inmobiliario de Inversora de Capilla.</w:t>
+      </w:r>
+    </w:p>
+    <w:p>
+      <w:pPr>
         <w:pStyle w:val="Ttulo2"/>
         <w:numPr>
           <w:ilvl w:val="0"/>
           <w:numId w:val="0"/>
         </w:numPr>
-        <w:jc w:val="both"/>
-        <w:rPr>
-          <w:rFonts w:eastAsiaTheme="minorEastAsia"/>
+        <w:ind w:left="0"/>
+        <w:rPr>
+          <w:rFonts w:eastAsia="" w:eastAsiaTheme="minorEastAsia"/>
           <w:lang w:val="es-AR"/>
         </w:rPr>
       </w:pPr>
@@ -6788,6 +6887,7 @@
           <w:tcPr>
             <w:cnfStyle w:val="001000000000" w:firstRow="0" w:lastRow="0" w:firstColumn="1" w:lastColumn="0" w:oddVBand="0" w:evenVBand="0" w:oddHBand="0" w:evenHBand="0" w:firstRowFirstColumn="0" w:firstRowLastColumn="0" w:lastRowFirstColumn="0" w:lastRowLastColumn="0"/>
             <w:tcW w:w="556" w:type="dxa"/>
+            <w:tcMar/>
           </w:tcPr>
           <w:p>
             <w:pPr>
@@ -7313,7 +7413,9 @@
         </w:tc>
         <w:tc>
           <w:tcPr>
+            <w:cnfStyle w:val="000000000000" w:firstRow="0" w:lastRow="0" w:firstColumn="0" w:lastColumn="0" w:oddVBand="0" w:evenVBand="0" w:oddHBand="0" w:evenHBand="0" w:firstRowFirstColumn="0" w:firstRowLastColumn="0" w:lastRowFirstColumn="0" w:lastRowLastColumn="0"/>
             <w:tcW w:w="8470" w:type="dxa"/>
+            <w:tcMar/>
           </w:tcPr>
           <w:p>
             <w:pPr>
@@ -7348,10 +7450,29 @@
     </w:tbl>
     <w:p>
       <w:pPr>
+        <w:pStyle w:val="Normal"/>
+        <w:rPr>
+          <w:noProof w:val="0"/>
+          <w:lang w:val="es-AR"/>
+        </w:rPr>
+      </w:pPr>
+      <w:r>
+        <w:rPr>
+          <w:rFonts w:ascii="Arial" w:hAnsi="Arial" w:eastAsia="Arial" w:cs="Arial"/>
+          <w:noProof w:val="0"/>
+          <w:sz w:val="18"/>
+          <w:szCs w:val="18"/>
+          <w:lang w:val="es-AR"/>
+        </w:rPr>
+        <w:t>El volumen a migrar corresponde a las 6 planillas Excel actuales de Inversora de Capilla (clientes, proyectos, gastos, contratistas, ventas y obra), con datos dispersos, duplicados y sin normalizar. Se estimó un costo de USD 7.500 para MS Dynamics (puntaje 0.75) y USD 3.000 para Zoho One (puntaje 1), ya que Zoho ofrece herramientas nativas de deduplicación y normalización (ver Matriz Funcional, ítem 10.1) que reducen el esfuerzo manual de limpieza previo a la carga.</w:t>
+      </w:r>
+    </w:p>
+    <w:p>
+      <w:pPr>
         <w:pStyle w:val="Ttulo2"/>
         <w:jc w:val="both"/>
         <w:rPr>
-          <w:rFonts w:eastAsiaTheme="minorEastAsia"/>
+          <w:rFonts w:eastAsia="" w:eastAsiaTheme="minorEastAsia"/>
           <w:lang w:val="es-AR"/>
         </w:rPr>
       </w:pPr>
@@ -7377,6 +7498,7 @@
           <w:tcPr>
             <w:cnfStyle w:val="001000000000" w:firstRow="0" w:lastRow="0" w:firstColumn="1" w:lastColumn="0" w:oddVBand="0" w:evenVBand="0" w:oddHBand="0" w:evenHBand="0" w:firstRowFirstColumn="0" w:firstRowLastColumn="0" w:lastRowFirstColumn="0" w:lastRowLastColumn="0"/>
             <w:tcW w:w="308" w:type="pct"/>
+            <w:tcMar/>
           </w:tcPr>
           <w:p>
             <w:pPr>
@@ -7902,7 +8024,9 @@
         </w:tc>
         <w:tc>
           <w:tcPr>
+            <w:cnfStyle w:val="000000000000" w:firstRow="0" w:lastRow="0" w:firstColumn="0" w:lastColumn="0" w:oddVBand="0" w:evenVBand="0" w:oddHBand="0" w:evenHBand="0" w:firstRowFirstColumn="0" w:firstRowLastColumn="0" w:lastRowFirstColumn="0" w:lastRowLastColumn="0"/>
             <w:tcW w:w="4692" w:type="pct"/>
+            <w:tcMar/>
           </w:tcPr>
           <w:p>
             <w:pPr>
@@ -7949,6 +8073,31 @@
     </w:tbl>
     <w:p>
       <w:pPr>
+        <w:spacing w:after="180" w:afterAutospacing="off" w:line="288" w:lineRule="auto"/>
+        <w:jc w:val="both"/>
+      </w:pPr>
+      <w:r>
+        <w:rPr>
+          <w:rFonts w:ascii="Arial" w:hAnsi="Arial" w:eastAsia="Arial" w:cs="Arial"/>
+          <w:noProof w:val="0"/>
+          <w:color w:val="404040" w:themeColor="text1" w:themeTint="BF" w:themeShade="FF"/>
+          <w:sz w:val="18"/>
+          <w:szCs w:val="18"/>
+          <w:lang w:val="es-AR"/>
+        </w:rPr>
+        <w:t>No se requiere inversión en hardware para ninguno de los dos proveedores, dado que ambas soluciones operan en modalidad 100% SaaS (cloud-first, conforme al objetivo específico definido en el documento de Alcance, T07). El equipo de Inversora de Capilla ya opera con notebooks y dispositivos móviles propios con navegadores web actualizados, suficientes para acceder a ambas plataformas. No se prevé la compra de servidores, terminales adicionales ni equipos de respaldo, ya que el almacenamiento y backup quedan a cargo de la infraestructura cloud del proveedor.</w:t>
+      </w:r>
+    </w:p>
+    <w:p>
+      <w:pPr>
+        <w:pStyle w:val="Normal"/>
+        <w:rPr>
+          <w:lang w:val="es-AR"/>
+        </w:rPr>
+      </w:pPr>
+    </w:p>
+    <w:p>
+      <w:pPr>
         <w:pStyle w:val="Ttulo2"/>
         <w:jc w:val="both"/>
         <w:rPr>
@@ -7979,6 +8128,7 @@
           <w:tcPr>
             <w:cnfStyle w:val="001000000000" w:firstRow="0" w:lastRow="0" w:firstColumn="1" w:lastColumn="0" w:oddVBand="0" w:evenVBand="0" w:oddHBand="0" w:evenHBand="0" w:firstRowFirstColumn="0" w:firstRowLastColumn="0" w:lastRowFirstColumn="0" w:lastRowLastColumn="0"/>
             <w:tcW w:w="556" w:type="dxa"/>
+            <w:tcMar/>
           </w:tcPr>
           <w:p>
             <w:pPr>
@@ -8504,7 +8654,9 @@
         </w:tc>
         <w:tc>
           <w:tcPr>
+            <w:cnfStyle w:val="000000000000" w:firstRow="0" w:lastRow="0" w:firstColumn="0" w:lastColumn="0" w:oddVBand="0" w:evenVBand="0" w:oddHBand="0" w:evenHBand="0" w:firstRowFirstColumn="0" w:firstRowLastColumn="0" w:lastRowFirstColumn="0" w:lastRowLastColumn="0"/>
             <w:tcW w:w="8470" w:type="dxa"/>
+            <w:tcMar/>
           </w:tcPr>
           <w:p>
             <w:pPr>
@@ -8569,6 +8721,45 @@
     </w:tbl>
     <w:p>
       <w:pPr>
+        <w:spacing w:after="180" w:afterAutospacing="off" w:line="288" w:lineRule="auto"/>
+        <w:jc w:val="both"/>
+      </w:pPr>
+      <w:r>
+        <w:rPr>
+          <w:rFonts w:ascii="Arial" w:hAnsi="Arial" w:eastAsia="Arial" w:cs="Arial"/>
+          <w:noProof w:val="0"/>
+          <w:color w:val="404040" w:themeColor="text1" w:themeTint="BF" w:themeShade="FF"/>
+          <w:sz w:val="18"/>
+          <w:szCs w:val="18"/>
+          <w:lang w:val="es-AR"/>
+        </w:rPr>
+        <w:t xml:space="preserve">Ambos proveedores incluyen seguridad de la información dentro del costo base de suscripción, sin cargos adicionales identificados. Zoho aloja la información en centros de datos con certificaciones ISO 27001, SOC 2 </w:t>
+      </w:r>
+      <w:r>
+        <w:rPr>
+          <w:rFonts w:ascii="Arial" w:hAnsi="Arial" w:eastAsia="Arial" w:cs="Arial"/>
+          <w:noProof w:val="0"/>
+          <w:color w:val="404040" w:themeColor="text1" w:themeTint="BF" w:themeShade="FF"/>
+          <w:sz w:val="18"/>
+          <w:szCs w:val="18"/>
+          <w:lang w:val="es-AR"/>
+        </w:rPr>
+        <w:t>Type</w:t>
+      </w:r>
+      <w:r>
+        <w:rPr>
+          <w:rFonts w:ascii="Arial" w:hAnsi="Arial" w:eastAsia="Arial" w:cs="Arial"/>
+          <w:noProof w:val="0"/>
+          <w:color w:val="404040" w:themeColor="text1" w:themeTint="BF" w:themeShade="FF"/>
+          <w:sz w:val="18"/>
+          <w:szCs w:val="18"/>
+          <w:lang w:val="es-AR"/>
+        </w:rPr>
+        <w:t xml:space="preserve"> II y cumplimiento RGPD/GDPR; Microsoft Dynamics 365 ofrece un nivel equivalente de seguridad corporativa (MFA, RBAC, cifrado de datos) conforme al requisito de la Ley 25.326 definido en el RFP. No se identifican costos adicionales de seguridad más allá de los ya contemplados en el licenciamiento de cada plataforma.</w:t>
+      </w:r>
+    </w:p>
+    <w:p>
+      <w:pPr>
         <w:pStyle w:val="Ttulo2"/>
         <w:rPr>
           <w:rFonts w:asciiTheme="minorEastAsia" w:hAnsiTheme="minorEastAsia" w:eastAsiaTheme="minorEastAsia" w:cstheme="minorEastAsia"/>
@@ -8598,6 +8789,7 @@
           <w:tcPr>
             <w:cnfStyle w:val="001000000000" w:firstRow="0" w:lastRow="0" w:firstColumn="1" w:lastColumn="0" w:oddVBand="0" w:evenVBand="0" w:oddHBand="0" w:evenHBand="0" w:firstRowFirstColumn="0" w:firstRowLastColumn="0" w:lastRowFirstColumn="0" w:lastRowLastColumn="0"/>
             <w:tcW w:w="308" w:type="pct"/>
+            <w:tcMar/>
           </w:tcPr>
           <w:p>
             <w:pPr>
@@ -9123,7 +9315,9 @@
         </w:tc>
         <w:tc>
           <w:tcPr>
+            <w:cnfStyle w:val="000000000000" w:firstRow="0" w:lastRow="0" w:firstColumn="0" w:lastColumn="0" w:oddVBand="0" w:evenVBand="0" w:oddHBand="0" w:evenHBand="0" w:firstRowFirstColumn="0" w:firstRowLastColumn="0" w:lastRowFirstColumn="0" w:lastRowLastColumn="0"/>
             <w:tcW w:w="4692" w:type="pct"/>
+            <w:tcMar/>
           </w:tcPr>
           <w:p>
             <w:pPr>
@@ -9146,11 +9340,64 @@
     </w:tbl>
     <w:p>
       <w:pPr>
+        <w:spacing w:after="180" w:afterAutospacing="off" w:line="288" w:lineRule="auto"/>
         <w:jc w:val="both"/>
-        <w:rPr>
-          <w:lang w:val="es-AR"/>
-        </w:rPr>
-      </w:pPr>
+      </w:pPr>
+      <w:r>
+        <w:rPr>
+          <w:rFonts w:ascii="Arial" w:hAnsi="Arial" w:eastAsia="Arial" w:cs="Arial"/>
+          <w:noProof w:val="0"/>
+          <w:color w:val="404040" w:themeColor="text1" w:themeTint="BF" w:themeShade="FF"/>
+          <w:sz w:val="18"/>
+          <w:szCs w:val="18"/>
+          <w:lang w:val="es-AR"/>
+        </w:rPr>
+        <w:t>No se identificaron otros costos iniciales adicionales más allá de los ya relevados (</w:t>
+      </w:r>
+      <w:r>
+        <w:rPr>
+          <w:rFonts w:ascii="Arial" w:hAnsi="Arial" w:eastAsia="Arial" w:cs="Arial"/>
+          <w:noProof w:val="0"/>
+          <w:color w:val="404040" w:themeColor="text1" w:themeTint="BF" w:themeShade="FF"/>
+          <w:sz w:val="18"/>
+          <w:szCs w:val="18"/>
+          <w:lang w:val="es-AR"/>
+        </w:rPr>
+        <w:t>setup</w:t>
+      </w:r>
+      <w:r>
+        <w:rPr>
+          <w:rFonts w:ascii="Arial" w:hAnsi="Arial" w:eastAsia="Arial" w:cs="Arial"/>
+          <w:noProof w:val="0"/>
+          <w:color w:val="404040" w:themeColor="text1" w:themeTint="BF" w:themeShade="FF"/>
+          <w:sz w:val="18"/>
+          <w:szCs w:val="18"/>
+          <w:lang w:val="es-AR"/>
+        </w:rPr>
+        <w:t xml:space="preserve">, parametrización, migración e integraciones). Tanto MS Dynamics como Zoho </w:t>
+      </w:r>
+      <w:r>
+        <w:rPr>
+          <w:rFonts w:ascii="Arial" w:hAnsi="Arial" w:eastAsia="Arial" w:cs="Arial"/>
+          <w:noProof w:val="0"/>
+          <w:color w:val="404040" w:themeColor="text1" w:themeTint="BF" w:themeShade="FF"/>
+          <w:sz w:val="18"/>
+          <w:szCs w:val="18"/>
+          <w:lang w:val="es-AR"/>
+        </w:rPr>
+        <w:t>One</w:t>
+      </w:r>
+      <w:r>
+        <w:rPr>
+          <w:rFonts w:ascii="Arial" w:hAnsi="Arial" w:eastAsia="Arial" w:cs="Arial"/>
+          <w:noProof w:val="0"/>
+          <w:color w:val="404040" w:themeColor="text1" w:themeTint="BF" w:themeShade="FF"/>
+          <w:sz w:val="18"/>
+          <w:szCs w:val="18"/>
+          <w:lang w:val="es-AR"/>
+        </w:rPr>
+        <w:t xml:space="preserve"> operan bajo modalidad SaaS sin requisitos de infraestructura propia ni licencias de terceros adicionales para esta etapa.</w:t>
+      </w:r>
     </w:p>
     <w:p>
       <w:pPr>
@@ -9233,6 +9480,7 @@
           <w:tcPr>
             <w:cnfStyle w:val="001000000000" w:firstRow="0" w:lastRow="0" w:firstColumn="1" w:lastColumn="0" w:oddVBand="0" w:evenVBand="0" w:oddHBand="0" w:evenHBand="0" w:firstRowFirstColumn="0" w:firstRowLastColumn="0" w:lastRowFirstColumn="0" w:lastRowLastColumn="0"/>
             <w:tcW w:w="308" w:type="pct"/>
+            <w:tcMar/>
           </w:tcPr>
           <w:p>
             <w:pPr>
@@ -9758,7 +10006,9 @@
         </w:tc>
         <w:tc>
           <w:tcPr>
+            <w:cnfStyle w:val="000000000000" w:firstRow="0" w:lastRow="0" w:firstColumn="0" w:lastColumn="0" w:oddVBand="0" w:evenVBand="0" w:oddHBand="0" w:evenHBand="0" w:firstRowFirstColumn="0" w:firstRowLastColumn="0" w:lastRowFirstColumn="0" w:lastRowLastColumn="0"/>
             <w:tcW w:w="4692" w:type="pct"/>
+            <w:tcMar/>
           </w:tcPr>
           <w:p>
             <w:pPr>
@@ -9793,6 +10043,67 @@
     </w:tbl>
     <w:p>
       <w:pPr>
+        <w:spacing w:after="180" w:afterAutospacing="off" w:line="288" w:lineRule="auto"/>
+        <w:jc w:val="both"/>
+      </w:pPr>
+      <w:r>
+        <w:rPr>
+          <w:rFonts w:ascii="Arial" w:hAnsi="Arial" w:eastAsia="Arial" w:cs="Arial"/>
+          <w:noProof w:val="0"/>
+          <w:color w:val="404040" w:themeColor="text1" w:themeTint="BF" w:themeShade="FF"/>
+          <w:sz w:val="18"/>
+          <w:szCs w:val="18"/>
+          <w:lang w:val="es-AR"/>
+        </w:rPr>
+        <w:t xml:space="preserve">Ambos proveedores incluyen soporte estándar dentro de la suscripción base (puntaje 1 para ambos en la Matriz Económica). Para soporte premium, MS Dynamics mantuvo el puntaje máximo (1, incluido sin cargo adicional relevante), mientras que Zoho </w:t>
+      </w:r>
+      <w:r>
+        <w:rPr>
+          <w:rFonts w:ascii="Arial" w:hAnsi="Arial" w:eastAsia="Arial" w:cs="Arial"/>
+          <w:noProof w:val="0"/>
+          <w:color w:val="404040" w:themeColor="text1" w:themeTint="BF" w:themeShade="FF"/>
+          <w:sz w:val="18"/>
+          <w:szCs w:val="18"/>
+          <w:lang w:val="es-AR"/>
+        </w:rPr>
+        <w:t>One</w:t>
+      </w:r>
+      <w:r>
+        <w:rPr>
+          <w:rFonts w:ascii="Arial" w:hAnsi="Arial" w:eastAsia="Arial" w:cs="Arial"/>
+          <w:noProof w:val="0"/>
+          <w:color w:val="404040" w:themeColor="text1" w:themeTint="BF" w:themeShade="FF"/>
+          <w:sz w:val="18"/>
+          <w:szCs w:val="18"/>
+          <w:lang w:val="es-AR"/>
+        </w:rPr>
+        <w:t xml:space="preserve"> obtuvo 0.5 (costo adicional moderado, entre 10%-20% del valor anual de licencias) para acceder a SLA garantizado y gestor de cuenta dedicado. Se estimó un costo recurrente de mantenimiento y soporte de USD 1.890 anuales para MS Dynamics (15% sobre licenciamiento) y USD 0 para Zoho </w:t>
+      </w:r>
+      <w:r>
+        <w:rPr>
+          <w:rFonts w:ascii="Arial" w:hAnsi="Arial" w:eastAsia="Arial" w:cs="Arial"/>
+          <w:noProof w:val="0"/>
+          <w:color w:val="404040" w:themeColor="text1" w:themeTint="BF" w:themeShade="FF"/>
+          <w:sz w:val="18"/>
+          <w:szCs w:val="18"/>
+          <w:lang w:val="es-AR"/>
+        </w:rPr>
+        <w:t>One</w:t>
+      </w:r>
+      <w:r>
+        <w:rPr>
+          <w:rFonts w:ascii="Arial" w:hAnsi="Arial" w:eastAsia="Arial" w:cs="Arial"/>
+          <w:noProof w:val="0"/>
+          <w:color w:val="404040" w:themeColor="text1" w:themeTint="BF" w:themeShade="FF"/>
+          <w:sz w:val="18"/>
+          <w:szCs w:val="18"/>
+          <w:lang w:val="es-AR"/>
+        </w:rPr>
+        <w:t>, dado que su plan base ya incluye soporte sin cargos adicionales relevantes.</w:t>
+      </w:r>
+    </w:p>
+    <w:p>
+      <w:pPr>
         <w:pStyle w:val="Ttulo2"/>
         <w:numPr>
           <w:ilvl w:val="0"/>
@@ -9825,6 +10136,7 @@
           <w:tcPr>
             <w:cnfStyle w:val="001000000000" w:firstRow="0" w:lastRow="0" w:firstColumn="1" w:lastColumn="0" w:oddVBand="0" w:evenVBand="0" w:oddHBand="0" w:evenHBand="0" w:firstRowFirstColumn="0" w:firstRowLastColumn="0" w:lastRowFirstColumn="0" w:lastRowLastColumn="0"/>
             <w:tcW w:w="308" w:type="pct"/>
+            <w:tcMar/>
           </w:tcPr>
           <w:p>
             <w:pPr>
@@ -10350,7 +10662,9 @@
         </w:tc>
         <w:tc>
           <w:tcPr>
+            <w:cnfStyle w:val="000000000000" w:firstRow="0" w:lastRow="0" w:firstColumn="0" w:lastColumn="0" w:oddVBand="0" w:evenVBand="0" w:oddHBand="0" w:evenHBand="0" w:firstRowFirstColumn="0" w:firstRowLastColumn="0" w:lastRowFirstColumn="0" w:lastRowLastColumn="0"/>
             <w:tcW w:w="4692" w:type="pct"/>
+            <w:tcMar/>
           </w:tcPr>
           <w:p>
             <w:pPr>
@@ -10385,6 +10699,45 @@
     </w:tbl>
     <w:p>
       <w:pPr>
+        <w:spacing w:after="180" w:afterAutospacing="off" w:line="288" w:lineRule="auto"/>
+        <w:jc w:val="both"/>
+      </w:pPr>
+      <w:r>
+        <w:rPr>
+          <w:rFonts w:ascii="Arial" w:hAnsi="Arial" w:eastAsia="Arial" w:cs="Arial"/>
+          <w:noProof w:val="0"/>
+          <w:color w:val="404040" w:themeColor="text1" w:themeTint="BF" w:themeShade="FF"/>
+          <w:sz w:val="18"/>
+          <w:szCs w:val="18"/>
+          <w:lang w:val="es-AR"/>
+        </w:rPr>
+        <w:t xml:space="preserve">No aplica para ninguno de los dos proveedores, ya que ambas soluciones son 100% SaaS y no requieren capacidad de hardware propia por parte de Inversora de Capilla. La escalabilidad de procesamiento y almacenamiento queda a cargo de la infraestructura </w:t>
+      </w:r>
+      <w:r>
+        <w:rPr>
+          <w:rFonts w:ascii="Arial" w:hAnsi="Arial" w:eastAsia="Arial" w:cs="Arial"/>
+          <w:noProof w:val="0"/>
+          <w:color w:val="404040" w:themeColor="text1" w:themeTint="BF" w:themeShade="FF"/>
+          <w:sz w:val="18"/>
+          <w:szCs w:val="18"/>
+          <w:lang w:val="es-AR"/>
+        </w:rPr>
+        <w:t>cloud</w:t>
+      </w:r>
+      <w:r>
+        <w:rPr>
+          <w:rFonts w:ascii="Arial" w:hAnsi="Arial" w:eastAsia="Arial" w:cs="Arial"/>
+          <w:noProof w:val="0"/>
+          <w:color w:val="404040" w:themeColor="text1" w:themeTint="BF" w:themeShade="FF"/>
+          <w:sz w:val="18"/>
+          <w:szCs w:val="18"/>
+          <w:lang w:val="es-AR"/>
+        </w:rPr>
+        <w:t xml:space="preserve"> del proveedor.</w:t>
+      </w:r>
+    </w:p>
+    <w:p>
+      <w:pPr>
         <w:pStyle w:val="Ttulo2"/>
         <w:numPr>
           <w:ilvl w:val="0"/>
@@ -10417,6 +10770,7 @@
           <w:tcPr>
             <w:cnfStyle w:val="001000000000" w:firstRow="0" w:lastRow="0" w:firstColumn="1" w:lastColumn="0" w:oddVBand="0" w:evenVBand="0" w:oddHBand="0" w:evenHBand="0" w:firstRowFirstColumn="0" w:firstRowLastColumn="0" w:lastRowFirstColumn="0" w:lastRowLastColumn="0"/>
             <w:tcW w:w="308" w:type="pct"/>
+            <w:tcMar/>
           </w:tcPr>
           <w:p>
             <w:pPr>
@@ -10942,7 +11296,9 @@
         </w:tc>
         <w:tc>
           <w:tcPr>
+            <w:cnfStyle w:val="000000000000" w:firstRow="0" w:lastRow="0" w:firstColumn="0" w:lastColumn="0" w:oddVBand="0" w:evenVBand="0" w:oddHBand="0" w:evenHBand="0" w:firstRowFirstColumn="0" w:firstRowLastColumn="0" w:lastRowFirstColumn="0" w:lastRowLastColumn="0"/>
             <w:tcW w:w="4692" w:type="pct"/>
+            <w:tcMar/>
           </w:tcPr>
           <w:p>
             <w:pPr>
@@ -10972,6 +11328,133 @@
     </w:tbl>
     <w:p>
       <w:pPr>
+        <w:spacing w:after="180" w:afterAutospacing="off" w:line="288" w:lineRule="auto"/>
+        <w:jc w:val="both"/>
+      </w:pPr>
+      <w:r>
+        <w:rPr>
+          <w:rFonts w:ascii="Arial" w:hAnsi="Arial" w:eastAsia="Arial" w:cs="Arial"/>
+          <w:noProof w:val="0"/>
+          <w:color w:val="404040" w:themeColor="text1" w:themeTint="BF" w:themeShade="FF"/>
+          <w:sz w:val="18"/>
+          <w:szCs w:val="18"/>
+          <w:lang w:val="es-AR"/>
+        </w:rPr>
+        <w:t>Ambos proveedores ofrecen modalidades de capacitación on-line (</w:t>
+      </w:r>
+      <w:r>
+        <w:rPr>
+          <w:rFonts w:ascii="Arial" w:hAnsi="Arial" w:eastAsia="Arial" w:cs="Arial"/>
+          <w:noProof w:val="0"/>
+          <w:color w:val="404040" w:themeColor="text1" w:themeTint="BF" w:themeShade="FF"/>
+          <w:sz w:val="18"/>
+          <w:szCs w:val="18"/>
+          <w:lang w:val="es-AR"/>
+        </w:rPr>
+        <w:t>webinars</w:t>
+      </w:r>
+      <w:r>
+        <w:rPr>
+          <w:rFonts w:ascii="Arial" w:hAnsi="Arial" w:eastAsia="Arial" w:cs="Arial"/>
+          <w:noProof w:val="0"/>
+          <w:color w:val="404040" w:themeColor="text1" w:themeTint="BF" w:themeShade="FF"/>
+          <w:sz w:val="18"/>
+          <w:szCs w:val="18"/>
+          <w:lang w:val="es-AR"/>
+        </w:rPr>
+        <w:t xml:space="preserve">, documentación, e-learning), adecuadas para un equipo administrativo reducido (3 personas) sin necesidad de capacitación presencial en sitio. Se estimó un costo anual de capacitación de USD 2.500 para MS Dynamics (cursos Microsoft Learn y soporte de </w:t>
+      </w:r>
+      <w:r>
+        <w:rPr>
+          <w:rFonts w:ascii="Arial" w:hAnsi="Arial" w:eastAsia="Arial" w:cs="Arial"/>
+          <w:noProof w:val="0"/>
+          <w:color w:val="404040" w:themeColor="text1" w:themeTint="BF" w:themeShade="FF"/>
+          <w:sz w:val="18"/>
+          <w:szCs w:val="18"/>
+          <w:lang w:val="es-AR"/>
+        </w:rPr>
+        <w:t>partner</w:t>
+      </w:r>
+      <w:r>
+        <w:rPr>
+          <w:rFonts w:ascii="Arial" w:hAnsi="Arial" w:eastAsia="Arial" w:cs="Arial"/>
+          <w:noProof w:val="0"/>
+          <w:color w:val="404040" w:themeColor="text1" w:themeTint="BF" w:themeShade="FF"/>
+          <w:sz w:val="18"/>
+          <w:szCs w:val="18"/>
+          <w:lang w:val="es-AR"/>
+        </w:rPr>
+        <w:t xml:space="preserve"> certificado) y USD 1.200 para Zoho </w:t>
+      </w:r>
+      <w:r>
+        <w:rPr>
+          <w:rFonts w:ascii="Arial" w:hAnsi="Arial" w:eastAsia="Arial" w:cs="Arial"/>
+          <w:noProof w:val="0"/>
+          <w:color w:val="404040" w:themeColor="text1" w:themeTint="BF" w:themeShade="FF"/>
+          <w:sz w:val="18"/>
+          <w:szCs w:val="18"/>
+          <w:lang w:val="es-AR"/>
+        </w:rPr>
+        <w:t>One</w:t>
+      </w:r>
+      <w:r>
+        <w:rPr>
+          <w:rFonts w:ascii="Arial" w:hAnsi="Arial" w:eastAsia="Arial" w:cs="Arial"/>
+          <w:noProof w:val="0"/>
+          <w:color w:val="404040" w:themeColor="text1" w:themeTint="BF" w:themeShade="FF"/>
+          <w:sz w:val="18"/>
+          <w:szCs w:val="18"/>
+          <w:lang w:val="es-AR"/>
+        </w:rPr>
+        <w:t xml:space="preserve"> (Zoho </w:t>
+      </w:r>
+      <w:r>
+        <w:rPr>
+          <w:rFonts w:ascii="Arial" w:hAnsi="Arial" w:eastAsia="Arial" w:cs="Arial"/>
+          <w:noProof w:val="0"/>
+          <w:color w:val="404040" w:themeColor="text1" w:themeTint="BF" w:themeShade="FF"/>
+          <w:sz w:val="18"/>
+          <w:szCs w:val="18"/>
+          <w:lang w:val="es-AR"/>
+        </w:rPr>
+        <w:t>Academy</w:t>
+      </w:r>
+      <w:r>
+        <w:rPr>
+          <w:rFonts w:ascii="Arial" w:hAnsi="Arial" w:eastAsia="Arial" w:cs="Arial"/>
+          <w:noProof w:val="0"/>
+          <w:color w:val="404040" w:themeColor="text1" w:themeTint="BF" w:themeShade="FF"/>
+          <w:sz w:val="18"/>
+          <w:szCs w:val="18"/>
+          <w:lang w:val="es-AR"/>
+        </w:rPr>
+        <w:t xml:space="preserve"> y documentación incluida), reflejando la mayor complejidad de </w:t>
+      </w:r>
+      <w:r>
+        <w:rPr>
+          <w:rFonts w:ascii="Arial" w:hAnsi="Arial" w:eastAsia="Arial" w:cs="Arial"/>
+          <w:noProof w:val="0"/>
+          <w:color w:val="404040" w:themeColor="text1" w:themeTint="BF" w:themeShade="FF"/>
+          <w:sz w:val="18"/>
+          <w:szCs w:val="18"/>
+          <w:lang w:val="es-AR"/>
+        </w:rPr>
+        <w:t>onboarding</w:t>
+      </w:r>
+      <w:r>
+        <w:rPr>
+          <w:rFonts w:ascii="Arial" w:hAnsi="Arial" w:eastAsia="Arial" w:cs="Arial"/>
+          <w:noProof w:val="0"/>
+          <w:color w:val="404040" w:themeColor="text1" w:themeTint="BF" w:themeShade="FF"/>
+          <w:sz w:val="18"/>
+          <w:szCs w:val="18"/>
+          <w:lang w:val="es-AR"/>
+        </w:rPr>
+        <w:t xml:space="preserve"> del ecosistema Microsoft frente a la curva de aprendizaje más baja reportada para Zoho en el benchmarking (T08).</w:t>
+      </w:r>
+    </w:p>
+    <w:p>
+      <w:pPr>
         <w:pStyle w:val="Ttulo2"/>
         <w:numPr>
           <w:ilvl w:val="0"/>
@@ -11006,6 +11489,7 @@
           <w:tcPr>
             <w:cnfStyle w:val="001000000000" w:firstRow="0" w:lastRow="0" w:firstColumn="1" w:lastColumn="0" w:oddVBand="0" w:evenVBand="0" w:oddHBand="0" w:evenHBand="0" w:firstRowFirstColumn="0" w:firstRowLastColumn="0" w:lastRowFirstColumn="0" w:lastRowLastColumn="0"/>
             <w:tcW w:w="308" w:type="pct"/>
+            <w:tcMar/>
           </w:tcPr>
           <w:p>
             <w:pPr>
@@ -11531,7 +12015,9 @@
         </w:tc>
         <w:tc>
           <w:tcPr>
+            <w:cnfStyle w:val="000000000000" w:firstRow="0" w:lastRow="0" w:firstColumn="0" w:lastColumn="0" w:oddVBand="0" w:evenVBand="0" w:oddHBand="0" w:evenHBand="0" w:firstRowFirstColumn="0" w:firstRowLastColumn="0" w:lastRowFirstColumn="0" w:lastRowLastColumn="0"/>
             <w:tcW w:w="4692" w:type="pct"/>
+            <w:tcMar/>
           </w:tcPr>
           <w:p>
             <w:pPr>
@@ -11590,6 +12076,18 @@
     </w:tbl>
     <w:p>
       <w:pPr>
+        <w:pStyle w:val="Normal"/>
+      </w:pPr>
+      <w:r>
+        <w:rPr>
+          <w:noProof w:val="0"/>
+          <w:lang w:val="es-AR"/>
+        </w:rPr>
+        <w:t>No se identifican costos recurrentes de certificación para ninguno de los dos proveedores. Ni Inversora de Capilla ni el equipo administrativo requieren certificaciones profesionales individuales (tipo ISO, ITIL u otras) para operar las plataformas evaluadas, dado que ambas son soluciones SaaS de uso estándar sin necesidad de administradores certificados. Las certificaciones de seguridad de los proveedores (ISO 27001, SOC 2 Type II) ya están contempladas dentro del costo de licenciamiento y no generan un cargo adicional a cargo del cliente.</w:t>
+      </w:r>
+    </w:p>
+    <w:p>
+      <w:pPr>
         <w:pStyle w:val="Ttulo2"/>
         <w:numPr>
           <w:ilvl w:val="0"/>
@@ -11622,6 +12120,7 @@
           <w:tcPr>
             <w:cnfStyle w:val="001000000000" w:firstRow="0" w:lastRow="0" w:firstColumn="1" w:lastColumn="0" w:oddVBand="0" w:evenVBand="0" w:oddHBand="0" w:evenHBand="0" w:firstRowFirstColumn="0" w:firstRowLastColumn="0" w:lastRowFirstColumn="0" w:lastRowLastColumn="0"/>
             <w:tcW w:w="308" w:type="pct"/>
+            <w:tcMar/>
           </w:tcPr>
           <w:p>
             <w:pPr>
@@ -12147,7 +12646,9 @@
         </w:tc>
         <w:tc>
           <w:tcPr>
+            <w:cnfStyle w:val="000000000000" w:firstRow="0" w:lastRow="0" w:firstColumn="0" w:lastColumn="0" w:oddVBand="0" w:evenVBand="0" w:oddHBand="0" w:evenHBand="0" w:firstRowFirstColumn="0" w:firstRowLastColumn="0" w:lastRowFirstColumn="0" w:lastRowLastColumn="0"/>
             <w:tcW w:w="4692" w:type="pct"/>
+            <w:tcMar/>
           </w:tcPr>
           <w:p>
             <w:pPr>
@@ -12170,11 +12671,42 @@
     </w:tbl>
     <w:p>
       <w:pPr>
+        <w:spacing w:after="180" w:afterAutospacing="off" w:line="288" w:lineRule="auto"/>
         <w:jc w:val="both"/>
-        <w:rPr>
-          <w:lang w:val="es-AR"/>
-        </w:rPr>
-      </w:pPr>
+      </w:pPr>
+      <w:r>
+        <w:rPr>
+          <w:rFonts w:ascii="Arial" w:hAnsi="Arial" w:eastAsia="Arial" w:cs="Arial"/>
+          <w:noProof w:val="0"/>
+          <w:color w:val="404040" w:themeColor="text1" w:themeTint="BF" w:themeShade="FF"/>
+          <w:sz w:val="18"/>
+          <w:szCs w:val="18"/>
+          <w:lang w:val="es-AR"/>
+        </w:rPr>
+        <w:t xml:space="preserve">Se contempla un costo recurrente adicional asociado al crecimiento de usuarios y a la activación de módulos adicionales (estimado en USD 1.260 anuales para MS Dynamics y USD 300 anuales para Zoho </w:t>
+      </w:r>
+      <w:r>
+        <w:rPr>
+          <w:rFonts w:ascii="Arial" w:hAnsi="Arial" w:eastAsia="Arial" w:cs="Arial"/>
+          <w:noProof w:val="0"/>
+          <w:color w:val="404040" w:themeColor="text1" w:themeTint="BF" w:themeShade="FF"/>
+          <w:sz w:val="18"/>
+          <w:szCs w:val="18"/>
+          <w:lang w:val="es-AR"/>
+        </w:rPr>
+        <w:t>One</w:t>
+      </w:r>
+      <w:r>
+        <w:rPr>
+          <w:rFonts w:ascii="Arial" w:hAnsi="Arial" w:eastAsia="Arial" w:cs="Arial"/>
+          <w:noProof w:val="0"/>
+          <w:color w:val="404040" w:themeColor="text1" w:themeTint="BF" w:themeShade="FF"/>
+          <w:sz w:val="18"/>
+          <w:szCs w:val="18"/>
+          <w:lang w:val="es-AR"/>
+        </w:rPr>
+        <w:t>), así como infraestructura y almacenamiento adicional (USD 1.890 y USD 420 respectivamente). No se contempla contratación de personal de TI adicional, dado que ninguno de los dos proveedores requiere administración de infraestructura propia al ser soluciones 100% SaaS.</w:t>
+      </w:r>
     </w:p>
     <w:p>
       <w:pPr>
@@ -12195,6 +12727,46 @@
           <w:lang w:val="es-AR"/>
         </w:rPr>
         <w:t>Costo total del propiedad / Costo total del servicio</w:t>
+      </w:r>
+    </w:p>
+    <w:p>
+      <w:pPr>
+        <w:spacing w:after="180" w:afterAutospacing="off" w:line="288" w:lineRule="auto"/>
+        <w:jc w:val="both"/>
+      </w:pPr>
+      <w:r>
+        <w:rPr>
+          <w:rFonts w:ascii="Arial" w:hAnsi="Arial" w:eastAsia="Arial" w:cs="Arial"/>
+          <w:noProof w:val="0"/>
+          <w:color w:val="404040" w:themeColor="text1" w:themeTint="BF" w:themeShade="FF"/>
+          <w:sz w:val="18"/>
+          <w:szCs w:val="18"/>
+          <w:lang w:val="es-AR"/>
+        </w:rPr>
+        <w:t>Para el cálculo del CTP/CTS, a los ítems identificados en la sección anterior agregue la proyección a 3 años</w:t>
+      </w:r>
+    </w:p>
+    <w:p>
+      <w:pPr>
+        <w:spacing w:after="180" w:afterAutospacing="off" w:line="288" w:lineRule="auto"/>
+        <w:jc w:val="both"/>
+      </w:pPr>
+      <w:r>
+        <w:rPr>
+          <w:rFonts w:ascii="Arial" w:hAnsi="Arial" w:eastAsia="Arial" w:cs="Arial"/>
+          <w:noProof w:val="0"/>
+          <w:color w:val="404040" w:themeColor="text1" w:themeTint="BF" w:themeShade="FF"/>
+          <w:sz w:val="18"/>
+          <w:szCs w:val="18"/>
+          <w:lang w:val="es-AR"/>
+        </w:rPr>
+        <w:t>El detalle completo del CTP/CTS proyectado a 3 años, en valores constantes (sin corrección por inflación), se desarrolló en la hoja "Tablero Económico" del archivo Excel RFP_Inversora_Capilla. El resultado acumulado a 3 años es de USD 105.420 para Microsoft Dynamics 365 + SharePoint y USD 40.260 para Zoho One.</w:t>
+      </w:r>
+      <w:r>
+        <w:rPr>
+          <w:lang w:val="es-AR"/>
+        </w:rPr>
+        <w:t xml:space="preserve"> </w:t>
       </w:r>
     </w:p>
     <w:p>
@@ -12847,37 +13419,55 @@
     </w:p>
     <w:tbl>
       <w:tblPr>
-        <w:tblStyle w:val="Tabladecuadrcula4-nfasis11"/>
-        <w:tblW w:w="9657" w:type="dxa"/>
+        <w:tblStyle w:val="Tablaconcuadrcula"/>
+        <w:bidiVisual w:val="0"/>
+        <w:tblW w:w="0" w:type="auto"/>
         <w:tblLook w:val="04A0" w:firstRow="1" w:lastRow="0" w:firstColumn="1" w:lastColumn="0" w:noHBand="0" w:noVBand="1"/>
       </w:tblPr>
       <w:tblGrid>
-        <w:gridCol w:w="3714"/>
-        <w:gridCol w:w="1027"/>
+        <w:gridCol w:w="3720"/>
+        <w:gridCol w:w="1020"/>
         <w:gridCol w:w="1080"/>
-        <w:gridCol w:w="909"/>
+        <w:gridCol w:w="915"/>
         <w:gridCol w:w="1095"/>
         <w:gridCol w:w="1095"/>
-        <w:gridCol w:w="737"/>
+        <w:gridCol w:w="930"/>
       </w:tblGrid>
       <w:tr>
         <w:trPr>
-          <w:cnfStyle w:val="100000000000" w:firstRow="1" w:lastRow="0" w:firstColumn="0" w:lastColumn="0" w:oddVBand="0" w:evenVBand="0" w:oddHBand="0" w:evenHBand="0" w:firstRowFirstColumn="0" w:firstRowLastColumn="0" w:lastRowFirstColumn="0" w:lastRowLastColumn="0"/>
+          <w:trHeight w:val="300"/>
         </w:trPr>
         <w:tc>
           <w:tcPr>
-            <w:cnfStyle w:val="001000000000" w:firstRow="0" w:lastRow="0" w:firstColumn="1" w:lastColumn="0" w:oddVBand="0" w:evenVBand="0" w:oddHBand="0" w:evenHBand="0" w:firstRowFirstColumn="0" w:firstRowLastColumn="0" w:lastRowFirstColumn="0" w:lastRowLastColumn="0"/>
-            <w:tcW w:w="3714" w:type="dxa"/>
+            <w:tcW w:w="3720" w:type="dxa"/>
+            <w:tcBorders>
+              <w:top w:val="single" w:color="5B9BD5" w:themeColor="accent1" w:sz="8"/>
+              <w:left w:val="single" w:color="5B9BD5" w:themeColor="accent1" w:sz="8"/>
+              <w:bottom w:val="single" w:color="5B9BD5" w:themeColor="accent1" w:sz="8"/>
+              <w:right w:val="nil"/>
+            </w:tcBorders>
+            <w:shd w:val="clear" w:color="auto" w:fill="5B9BD5" w:themeFill="accent1"/>
+            <w:tcMar>
+              <w:top w:w="29" w:type="dxa"/>
+              <w:left w:w="108" w:type="dxa"/>
+              <w:bottom w:w="29" w:type="dxa"/>
+              <w:right w:w="108" w:type="dxa"/>
+            </w:tcMar>
+            <w:vAlign w:val="top"/>
           </w:tcPr>
           <w:p>
             <w:pPr>
+              <w:spacing w:before="0" w:beforeAutospacing="off" w:after="0" w:afterAutospacing="off"/>
               <w:jc w:val="both"/>
-              <w:rPr>
-                <w:lang w:val="es-AR"/>
-              </w:rPr>
             </w:pPr>
             <w:r>
               <w:rPr>
+                <w:rFonts w:ascii="Arial" w:hAnsi="Arial" w:eastAsia="Arial" w:cs="Arial"/>
+                <w:b w:val="1"/>
+                <w:bCs w:val="1"/>
+                <w:color w:val="FFFFFF" w:themeColor="background1" w:themeTint="FF" w:themeShade="FF"/>
+                <w:sz w:val="18"/>
+                <w:szCs w:val="18"/>
                 <w:lang w:val="es-AR"/>
               </w:rPr>
               <w:t>Ítem</w:t>
@@ -12886,138 +13476,241 @@
         </w:tc>
         <w:tc>
           <w:tcPr>
-            <w:tcW w:w="3016" w:type="dxa"/>
+            <w:tcW w:w="3015" w:type="dxa"/>
             <w:gridSpan w:val="3"/>
+            <w:tcBorders>
+              <w:top w:val="single" w:color="5B9BD5" w:themeColor="accent1" w:sz="8"/>
+              <w:left w:val="nil"/>
+              <w:bottom w:val="single" w:color="5B9BD5" w:themeColor="accent1" w:sz="8"/>
+              <w:right w:val="nil"/>
+            </w:tcBorders>
+            <w:shd w:val="clear" w:color="auto" w:fill="5B9BD5" w:themeFill="accent1"/>
+            <w:tcMar>
+              <w:top w:w="29" w:type="dxa"/>
+              <w:left w:w="108" w:type="dxa"/>
+              <w:bottom w:w="29" w:type="dxa"/>
+              <w:right w:w="108" w:type="dxa"/>
+            </w:tcMar>
+            <w:vAlign w:val="top"/>
           </w:tcPr>
           <w:p>
             <w:pPr>
-              <w:spacing w:after="180" w:line="288" w:lineRule="auto"/>
+              <w:spacing w:after="180" w:afterAutospacing="off" w:line="288" w:lineRule="auto"/>
               <w:jc w:val="both"/>
-              <w:cnfStyle w:val="100000000000" w:firstRow="1" w:lastRow="0" w:firstColumn="0" w:lastColumn="0" w:oddVBand="0" w:evenVBand="0" w:oddHBand="0" w:evenHBand="0" w:firstRowFirstColumn="0" w:firstRowLastColumn="0" w:lastRowFirstColumn="0" w:lastRowLastColumn="0"/>
-              <w:rPr>
-                <w:lang w:val="es-AR"/>
-              </w:rPr>
             </w:pPr>
             <w:r>
               <w:rPr>
+                <w:rFonts w:ascii="Arial" w:hAnsi="Arial" w:eastAsia="Arial" w:cs="Arial"/>
+                <w:b w:val="1"/>
+                <w:bCs w:val="1"/>
+                <w:color w:val="FFFFFF" w:themeColor="background1" w:themeTint="FF" w:themeShade="FF"/>
+                <w:sz w:val="18"/>
+                <w:szCs w:val="18"/>
                 <w:lang w:val="es-AR"/>
               </w:rPr>
-              <w:t>Proveedor 1</w:t>
+              <w:t>Microsoft Dynamics 365 + SharePoint</w:t>
             </w:r>
           </w:p>
         </w:tc>
         <w:tc>
           <w:tcPr>
-            <w:tcW w:w="2927" w:type="dxa"/>
+            <w:tcW w:w="3120" w:type="dxa"/>
             <w:gridSpan w:val="3"/>
+            <w:tcBorders>
+              <w:top w:val="single" w:color="5B9BD5" w:themeColor="accent1" w:sz="8"/>
+              <w:left w:val="nil"/>
+              <w:bottom w:val="single" w:color="5B9BD5" w:themeColor="accent1" w:sz="8"/>
+              <w:right w:val="single" w:color="5B9BD5" w:themeColor="accent1" w:sz="8"/>
+            </w:tcBorders>
+            <w:shd w:val="clear" w:color="auto" w:fill="5B9BD5" w:themeFill="accent1"/>
+            <w:tcMar>
+              <w:top w:w="29" w:type="dxa"/>
+              <w:left w:w="108" w:type="dxa"/>
+              <w:bottom w:w="29" w:type="dxa"/>
+              <w:right w:w="108" w:type="dxa"/>
+            </w:tcMar>
+            <w:vAlign w:val="top"/>
           </w:tcPr>
           <w:p>
             <w:pPr>
-              <w:spacing w:after="180" w:line="288" w:lineRule="auto"/>
+              <w:spacing w:after="180" w:afterAutospacing="off" w:line="288" w:lineRule="auto"/>
               <w:jc w:val="both"/>
-              <w:cnfStyle w:val="100000000000" w:firstRow="1" w:lastRow="0" w:firstColumn="0" w:lastColumn="0" w:oddVBand="0" w:evenVBand="0" w:oddHBand="0" w:evenHBand="0" w:firstRowFirstColumn="0" w:firstRowLastColumn="0" w:lastRowFirstColumn="0" w:lastRowLastColumn="0"/>
-              <w:rPr>
-                <w:lang w:val="es-AR"/>
-              </w:rPr>
             </w:pPr>
             <w:r>
               <w:rPr>
+                <w:rFonts w:ascii="Arial" w:hAnsi="Arial" w:eastAsia="Arial" w:cs="Arial"/>
+                <w:b w:val="1"/>
+                <w:bCs w:val="1"/>
+                <w:color w:val="FFFFFF" w:themeColor="background1" w:themeTint="FF" w:themeShade="FF"/>
+                <w:sz w:val="18"/>
+                <w:szCs w:val="18"/>
                 <w:lang w:val="es-AR"/>
               </w:rPr>
-              <w:t>Proveedor 2</w:t>
+              <w:t>Zoho One</w:t>
             </w:r>
           </w:p>
         </w:tc>
       </w:tr>
       <w:tr>
         <w:trPr>
-          <w:cnfStyle w:val="000000100000" w:firstRow="0" w:lastRow="0" w:firstColumn="0" w:lastColumn="0" w:oddVBand="0" w:evenVBand="0" w:oddHBand="1" w:evenHBand="0" w:firstRowFirstColumn="0" w:firstRowLastColumn="0" w:lastRowFirstColumn="0" w:lastRowLastColumn="0"/>
+          <w:trHeight w:val="300"/>
         </w:trPr>
         <w:tc>
           <w:tcPr>
-            <w:cnfStyle w:val="001000000000" w:firstRow="0" w:lastRow="0" w:firstColumn="1" w:lastColumn="0" w:oddVBand="0" w:evenVBand="0" w:oddHBand="0" w:evenHBand="0" w:firstRowFirstColumn="0" w:firstRowLastColumn="0" w:lastRowFirstColumn="0" w:lastRowLastColumn="0"/>
-            <w:tcW w:w="3714" w:type="dxa"/>
+            <w:tcW w:w="3720" w:type="dxa"/>
+            <w:tcBorders>
+              <w:top w:val="single" w:color="5B9BD5" w:themeColor="accent1" w:sz="8"/>
+              <w:left w:val="single" w:color="9CC2E5" w:themeColor="accent1" w:themeTint="99" w:sz="8"/>
+              <w:bottom w:val="single" w:color="9CC2E5" w:themeColor="accent1" w:themeTint="99" w:sz="8"/>
+              <w:right w:val="single" w:color="9CC2E5" w:themeColor="accent1" w:themeTint="99" w:sz="8"/>
+            </w:tcBorders>
             <w:shd w:val="clear" w:color="auto" w:fill="FFFFFF" w:themeFill="background1"/>
+            <w:tcMar>
+              <w:top w:w="29" w:type="dxa"/>
+              <w:left w:w="108" w:type="dxa"/>
+              <w:bottom w:w="29" w:type="dxa"/>
+              <w:right w:w="108" w:type="dxa"/>
+            </w:tcMar>
+            <w:vAlign w:val="top"/>
           </w:tcPr>
           <w:p>
             <w:pPr>
+              <w:spacing w:before="0" w:beforeAutospacing="off" w:after="0" w:afterAutospacing="off"/>
               <w:jc w:val="both"/>
-              <w:rPr>
-                <w:lang w:val="es-AR"/>
-              </w:rPr>
             </w:pPr>
             <w:r>
               <w:rPr>
+                <w:rFonts w:ascii="Arial" w:hAnsi="Arial" w:eastAsia="Arial" w:cs="Arial"/>
+                <w:b w:val="1"/>
+                <w:bCs w:val="1"/>
+                <w:color w:val="404040" w:themeColor="text1" w:themeTint="BF" w:themeShade="FF"/>
+                <w:sz w:val="18"/>
+                <w:szCs w:val="18"/>
                 <w:lang w:val="es-AR"/>
               </w:rPr>
-              <w:t>COSTO INICIAL</w:t>
-            </w:r>
-            <w:r>
-              <w:rPr>
-                <w:lang w:val="es-AR"/>
-              </w:rPr>
-              <w:t>/ PUESTA EN MARCHA</w:t>
+              <w:t>COSTO INICIAL/ PUESTA EN MARCHA</w:t>
             </w:r>
           </w:p>
         </w:tc>
         <w:tc>
           <w:tcPr>
-            <w:tcW w:w="3016" w:type="dxa"/>
+            <w:tcW w:w="3015" w:type="dxa"/>
             <w:gridSpan w:val="3"/>
+            <w:tcBorders>
+              <w:top w:val="single" w:color="5B9BD5" w:themeColor="accent1" w:sz="8"/>
+              <w:left w:val="single" w:color="9CC2E5" w:themeColor="accent1" w:themeTint="99" w:sz="8"/>
+              <w:bottom w:val="single" w:color="9CC2E5" w:themeColor="accent1" w:themeTint="99" w:sz="8"/>
+              <w:right w:val="single" w:color="9CC2E5" w:themeColor="accent1" w:themeTint="99" w:sz="8"/>
+            </w:tcBorders>
             <w:shd w:val="clear" w:color="auto" w:fill="FFFFFF" w:themeFill="background1"/>
+            <w:tcMar>
+              <w:top w:w="29" w:type="dxa"/>
+              <w:left w:w="108" w:type="dxa"/>
+              <w:bottom w:w="29" w:type="dxa"/>
+              <w:right w:w="108" w:type="dxa"/>
+            </w:tcMar>
+            <w:vAlign w:val="top"/>
           </w:tcPr>
           <w:p>
             <w:pPr>
+              <w:spacing w:before="0" w:beforeAutospacing="off" w:after="0" w:afterAutospacing="off"/>
               <w:jc w:val="both"/>
-              <w:cnfStyle w:val="000000100000" w:firstRow="0" w:lastRow="0" w:firstColumn="0" w:lastColumn="0" w:oddVBand="0" w:evenVBand="0" w:oddHBand="1" w:evenHBand="0" w:firstRowFirstColumn="0" w:firstRowLastColumn="0" w:lastRowFirstColumn="0" w:lastRowLastColumn="0"/>
+            </w:pPr>
+            <w:r>
               <w:rPr>
+                <w:rFonts w:ascii="Arial" w:hAnsi="Arial" w:eastAsia="Arial" w:cs="Arial"/>
+                <w:color w:val="404040" w:themeColor="text1" w:themeTint="BF" w:themeShade="FF"/>
+                <w:sz w:val="18"/>
+                <w:szCs w:val="18"/>
                 <w:lang w:val="es-AR"/>
               </w:rPr>
-            </w:pPr>
+              <w:t xml:space="preserve"> </w:t>
+            </w:r>
           </w:p>
         </w:tc>
         <w:tc>
           <w:tcPr>
-            <w:tcW w:w="2927" w:type="dxa"/>
+            <w:tcW w:w="3120" w:type="dxa"/>
             <w:gridSpan w:val="3"/>
+            <w:tcBorders>
+              <w:top w:val="single" w:color="5B9BD5" w:themeColor="accent1" w:sz="8"/>
+              <w:left w:val="nil"/>
+              <w:bottom w:val="single" w:color="9CC2E5" w:themeColor="accent1" w:themeTint="99" w:sz="8"/>
+              <w:right w:val="single" w:color="9CC2E5" w:themeColor="accent1" w:themeTint="99" w:sz="8"/>
+            </w:tcBorders>
             <w:shd w:val="clear" w:color="auto" w:fill="FFFFFF" w:themeFill="background1"/>
+            <w:tcMar>
+              <w:top w:w="29" w:type="dxa"/>
+              <w:left w:w="108" w:type="dxa"/>
+              <w:bottom w:w="29" w:type="dxa"/>
+              <w:right w:w="108" w:type="dxa"/>
+            </w:tcMar>
+            <w:vAlign w:val="top"/>
           </w:tcPr>
           <w:p>
             <w:pPr>
+              <w:spacing w:before="0" w:beforeAutospacing="off" w:after="0" w:afterAutospacing="off"/>
               <w:jc w:val="both"/>
-              <w:cnfStyle w:val="000000100000" w:firstRow="0" w:lastRow="0" w:firstColumn="0" w:lastColumn="0" w:oddVBand="0" w:evenVBand="0" w:oddHBand="1" w:evenHBand="0" w:firstRowFirstColumn="0" w:firstRowLastColumn="0" w:lastRowFirstColumn="0" w:lastRowLastColumn="0"/>
+            </w:pPr>
+            <w:r>
               <w:rPr>
+                <w:rFonts w:ascii="Arial" w:hAnsi="Arial" w:eastAsia="Arial" w:cs="Arial"/>
+                <w:color w:val="404040" w:themeColor="text1" w:themeTint="BF" w:themeShade="FF"/>
+                <w:sz w:val="18"/>
+                <w:szCs w:val="18"/>
                 <w:lang w:val="es-AR"/>
               </w:rPr>
-            </w:pPr>
+              <w:t xml:space="preserve"> </w:t>
+            </w:r>
           </w:p>
         </w:tc>
       </w:tr>
       <w:tr>
+        <w:trPr>
+          <w:trHeight w:val="300"/>
+        </w:trPr>
         <w:tc>
           <w:tcPr>
-            <w:cnfStyle w:val="001000000000" w:firstRow="0" w:lastRow="0" w:firstColumn="1" w:lastColumn="0" w:oddVBand="0" w:evenVBand="0" w:oddHBand="0" w:evenHBand="0" w:firstRowFirstColumn="0" w:firstRowLastColumn="0" w:lastRowFirstColumn="0" w:lastRowLastColumn="0"/>
-            <w:tcW w:w="3714" w:type="dxa"/>
+            <w:tcW w:w="3720" w:type="dxa"/>
+            <w:tcBorders>
+              <w:top w:val="single" w:color="9CC2E5" w:themeColor="accent1" w:themeTint="99" w:sz="8"/>
+              <w:left w:val="single" w:color="9CC2E5" w:themeColor="accent1" w:themeTint="99" w:sz="8"/>
+              <w:bottom w:val="single" w:color="9CC2E5" w:themeColor="accent1" w:themeTint="99" w:sz="8"/>
+              <w:right w:val="single" w:color="9CC2E5" w:themeColor="accent1" w:themeTint="99" w:sz="8"/>
+            </w:tcBorders>
             <w:shd w:val="clear" w:color="auto" w:fill="FFFFFF" w:themeFill="background1"/>
+            <w:tcMar>
+              <w:top w:w="29" w:type="dxa"/>
+              <w:left w:w="108" w:type="dxa"/>
+              <w:bottom w:w="29" w:type="dxa"/>
+              <w:right w:w="108" w:type="dxa"/>
+            </w:tcMar>
+            <w:vAlign w:val="top"/>
           </w:tcPr>
           <w:p>
             <w:pPr>
               <w:pStyle w:val="Prrafodelista"/>
               <w:numPr>
                 <w:ilvl w:val="0"/>
-                <w:numId w:val="20"/>
+                <w:numId w:val="23"/>
               </w:numPr>
+              <w:spacing w:before="0" w:beforeAutospacing="off" w:after="0" w:afterAutospacing="off"/>
+              <w:ind w:left="720" w:right="0" w:hanging="360"/>
               <w:jc w:val="both"/>
               <w:rPr>
-                <w:b w:val="0"/>
-                <w:bCs w:val="0"/>
+                <w:rFonts w:ascii="Arial" w:hAnsi="Arial" w:eastAsia="Arial" w:cs="Arial"/>
+                <w:color w:val="404040" w:themeColor="text1" w:themeTint="BF" w:themeShade="FF"/>
+                <w:sz w:val="18"/>
+                <w:szCs w:val="18"/>
                 <w:lang w:val="es-AR"/>
               </w:rPr>
             </w:pPr>
             <w:r>
               <w:rPr>
-                <w:b w:val="0"/>
-                <w:bCs w:val="0"/>
+                <w:rFonts w:ascii="Arial" w:hAnsi="Arial" w:eastAsia="Arial" w:cs="Arial"/>
+                <w:color w:val="404040" w:themeColor="text1" w:themeTint="BF" w:themeShade="FF"/>
+                <w:sz w:val="18"/>
+                <w:szCs w:val="18"/>
                 <w:lang w:val="es-AR"/>
               </w:rPr>
               <w:t>Conformación de equipos de trabajo y/o consultoría</w:t>
@@ -13026,66 +13719,123 @@
         </w:tc>
         <w:tc>
           <w:tcPr>
-            <w:tcW w:w="3016" w:type="dxa"/>
+            <w:tcW w:w="3015" w:type="dxa"/>
             <w:gridSpan w:val="3"/>
+            <w:tcBorders>
+              <w:top w:val="single" w:color="9CC2E5" w:themeColor="accent1" w:themeTint="99" w:sz="8"/>
+              <w:left w:val="single" w:color="9CC2E5" w:themeColor="accent1" w:themeTint="99" w:sz="8"/>
+              <w:bottom w:val="single" w:color="9CC2E5" w:themeColor="accent1" w:themeTint="99" w:sz="8"/>
+              <w:right w:val="single" w:color="9CC2E5" w:themeColor="accent1" w:themeTint="99" w:sz="8"/>
+            </w:tcBorders>
             <w:shd w:val="clear" w:color="auto" w:fill="FFFFFF" w:themeFill="background1"/>
+            <w:tcMar>
+              <w:top w:w="29" w:type="dxa"/>
+              <w:left w:w="108" w:type="dxa"/>
+              <w:bottom w:w="29" w:type="dxa"/>
+              <w:right w:w="108" w:type="dxa"/>
+            </w:tcMar>
+            <w:vAlign w:val="top"/>
           </w:tcPr>
           <w:p>
             <w:pPr>
+              <w:spacing w:before="0" w:beforeAutospacing="off" w:after="0" w:afterAutospacing="off"/>
               <w:jc w:val="both"/>
-              <w:cnfStyle w:val="000000000000" w:firstRow="0" w:lastRow="0" w:firstColumn="0" w:lastColumn="0" w:oddVBand="0" w:evenVBand="0" w:oddHBand="0" w:evenHBand="0" w:firstRowFirstColumn="0" w:firstRowLastColumn="0" w:lastRowFirstColumn="0" w:lastRowLastColumn="0"/>
+            </w:pPr>
+            <w:r>
               <w:rPr>
+                <w:rFonts w:ascii="Arial" w:hAnsi="Arial" w:eastAsia="Arial" w:cs="Arial"/>
+                <w:color w:val="404040" w:themeColor="text1" w:themeTint="BF" w:themeShade="FF"/>
+                <w:sz w:val="18"/>
+                <w:szCs w:val="18"/>
                 <w:lang w:val="es-AR"/>
               </w:rPr>
-            </w:pPr>
+              <w:t>$ 0</w:t>
+            </w:r>
           </w:p>
         </w:tc>
         <w:tc>
           <w:tcPr>
-            <w:tcW w:w="2927" w:type="dxa"/>
+            <w:tcW w:w="3120" w:type="dxa"/>
             <w:gridSpan w:val="3"/>
+            <w:tcBorders>
+              <w:top w:val="single" w:color="9CC2E5" w:themeColor="accent1" w:themeTint="99" w:sz="8"/>
+              <w:left w:val="nil"/>
+              <w:bottom w:val="single" w:color="9CC2E5" w:themeColor="accent1" w:themeTint="99" w:sz="8"/>
+              <w:right w:val="single" w:color="9CC2E5" w:themeColor="accent1" w:themeTint="99" w:sz="8"/>
+            </w:tcBorders>
             <w:shd w:val="clear" w:color="auto" w:fill="FFFFFF" w:themeFill="background1"/>
+            <w:tcMar>
+              <w:top w:w="29" w:type="dxa"/>
+              <w:left w:w="108" w:type="dxa"/>
+              <w:bottom w:w="29" w:type="dxa"/>
+              <w:right w:w="108" w:type="dxa"/>
+            </w:tcMar>
+            <w:vAlign w:val="top"/>
           </w:tcPr>
           <w:p>
             <w:pPr>
+              <w:spacing w:before="0" w:beforeAutospacing="off" w:after="0" w:afterAutospacing="off"/>
               <w:jc w:val="both"/>
-              <w:cnfStyle w:val="000000000000" w:firstRow="0" w:lastRow="0" w:firstColumn="0" w:lastColumn="0" w:oddVBand="0" w:evenVBand="0" w:oddHBand="0" w:evenHBand="0" w:firstRowFirstColumn="0" w:firstRowLastColumn="0" w:lastRowFirstColumn="0" w:lastRowLastColumn="0"/>
+            </w:pPr>
+            <w:r>
               <w:rPr>
+                <w:rFonts w:ascii="Arial" w:hAnsi="Arial" w:eastAsia="Arial" w:cs="Arial"/>
+                <w:color w:val="404040" w:themeColor="text1" w:themeTint="BF" w:themeShade="FF"/>
+                <w:sz w:val="18"/>
+                <w:szCs w:val="18"/>
                 <w:lang w:val="es-AR"/>
               </w:rPr>
-            </w:pPr>
+              <w:t>$ 0</w:t>
+            </w:r>
           </w:p>
         </w:tc>
       </w:tr>
       <w:tr>
         <w:trPr>
-          <w:cnfStyle w:val="000000100000" w:firstRow="0" w:lastRow="0" w:firstColumn="0" w:lastColumn="0" w:oddVBand="0" w:evenVBand="0" w:oddHBand="1" w:evenHBand="0" w:firstRowFirstColumn="0" w:firstRowLastColumn="0" w:lastRowFirstColumn="0" w:lastRowLastColumn="0"/>
+          <w:trHeight w:val="300"/>
         </w:trPr>
         <w:tc>
           <w:tcPr>
-            <w:cnfStyle w:val="001000000000" w:firstRow="0" w:lastRow="0" w:firstColumn="1" w:lastColumn="0" w:oddVBand="0" w:evenVBand="0" w:oddHBand="0" w:evenHBand="0" w:firstRowFirstColumn="0" w:firstRowLastColumn="0" w:lastRowFirstColumn="0" w:lastRowLastColumn="0"/>
-            <w:tcW w:w="3714" w:type="dxa"/>
+            <w:tcW w:w="3720" w:type="dxa"/>
+            <w:tcBorders>
+              <w:top w:val="single" w:color="9CC2E5" w:themeColor="accent1" w:themeTint="99" w:sz="8"/>
+              <w:left w:val="single" w:color="9CC2E5" w:themeColor="accent1" w:themeTint="99" w:sz="8"/>
+              <w:bottom w:val="single" w:color="9CC2E5" w:themeColor="accent1" w:themeTint="99" w:sz="8"/>
+              <w:right w:val="single" w:color="9CC2E5" w:themeColor="accent1" w:themeTint="99" w:sz="8"/>
+            </w:tcBorders>
             <w:shd w:val="clear" w:color="auto" w:fill="FFFFFF" w:themeFill="background1"/>
+            <w:tcMar>
+              <w:top w:w="29" w:type="dxa"/>
+              <w:left w:w="108" w:type="dxa"/>
+              <w:bottom w:w="29" w:type="dxa"/>
+              <w:right w:w="108" w:type="dxa"/>
+            </w:tcMar>
+            <w:vAlign w:val="top"/>
           </w:tcPr>
           <w:p>
             <w:pPr>
               <w:pStyle w:val="Prrafodelista"/>
               <w:numPr>
                 <w:ilvl w:val="0"/>
-                <w:numId w:val="20"/>
+                <w:numId w:val="23"/>
               </w:numPr>
-              <w:spacing w:line="288" w:lineRule="auto"/>
+              <w:spacing w:before="0" w:beforeAutospacing="off" w:after="0" w:afterAutospacing="off" w:line="288" w:lineRule="auto"/>
+              <w:ind w:left="720" w:right="0" w:hanging="360"/>
               <w:jc w:val="both"/>
               <w:rPr>
-                <w:b w:val="0"/>
-                <w:bCs w:val="0"/>
+                <w:rFonts w:ascii="Arial" w:hAnsi="Arial" w:eastAsia="Arial" w:cs="Arial"/>
+                <w:color w:val="404040" w:themeColor="text1" w:themeTint="BF" w:themeShade="FF"/>
+                <w:sz w:val="18"/>
+                <w:szCs w:val="18"/>
                 <w:lang w:val="es-AR"/>
               </w:rPr>
             </w:pPr>
             <w:r>
               <w:rPr>
-                <w:b w:val="0"/>
-                <w:bCs w:val="0"/>
+                <w:rFonts w:ascii="Arial" w:hAnsi="Arial" w:eastAsia="Arial" w:cs="Arial"/>
+                <w:color w:val="404040" w:themeColor="text1" w:themeTint="BF" w:themeShade="FF"/>
+                <w:sz w:val="18"/>
+                <w:szCs w:val="18"/>
                 <w:lang w:val="es-AR"/>
               </w:rPr>
               <w:t>Software</w:t>
@@ -13094,62 +13844,123 @@
         </w:tc>
         <w:tc>
           <w:tcPr>
-            <w:tcW w:w="3016" w:type="dxa"/>
+            <w:tcW w:w="3015" w:type="dxa"/>
             <w:gridSpan w:val="3"/>
+            <w:tcBorders>
+              <w:top w:val="single" w:color="9CC2E5" w:themeColor="accent1" w:themeTint="99" w:sz="8"/>
+              <w:left w:val="single" w:color="9CC2E5" w:themeColor="accent1" w:themeTint="99" w:sz="8"/>
+              <w:bottom w:val="single" w:color="9CC2E5" w:themeColor="accent1" w:themeTint="99" w:sz="8"/>
+              <w:right w:val="single" w:color="9CC2E5" w:themeColor="accent1" w:themeTint="99" w:sz="8"/>
+            </w:tcBorders>
             <w:shd w:val="clear" w:color="auto" w:fill="FFFFFF" w:themeFill="background1"/>
+            <w:tcMar>
+              <w:top w:w="29" w:type="dxa"/>
+              <w:left w:w="108" w:type="dxa"/>
+              <w:bottom w:w="29" w:type="dxa"/>
+              <w:right w:w="108" w:type="dxa"/>
+            </w:tcMar>
+            <w:vAlign w:val="top"/>
           </w:tcPr>
           <w:p>
             <w:pPr>
+              <w:spacing w:before="0" w:beforeAutospacing="off" w:after="0" w:afterAutospacing="off"/>
               <w:jc w:val="both"/>
-              <w:cnfStyle w:val="000000100000" w:firstRow="0" w:lastRow="0" w:firstColumn="0" w:lastColumn="0" w:oddVBand="0" w:evenVBand="0" w:oddHBand="1" w:evenHBand="0" w:firstRowFirstColumn="0" w:firstRowLastColumn="0" w:lastRowFirstColumn="0" w:lastRowLastColumn="0"/>
+            </w:pPr>
+            <w:r>
               <w:rPr>
+                <w:rFonts w:ascii="Arial" w:hAnsi="Arial" w:eastAsia="Arial" w:cs="Arial"/>
+                <w:color w:val="404040" w:themeColor="text1" w:themeTint="BF" w:themeShade="FF"/>
+                <w:sz w:val="18"/>
+                <w:szCs w:val="18"/>
                 <w:lang w:val="es-AR"/>
               </w:rPr>
-            </w:pPr>
+              <w:t>$ 45.000</w:t>
+            </w:r>
           </w:p>
         </w:tc>
         <w:tc>
           <w:tcPr>
-            <w:tcW w:w="2927" w:type="dxa"/>
+            <w:tcW w:w="3120" w:type="dxa"/>
             <w:gridSpan w:val="3"/>
+            <w:tcBorders>
+              <w:top w:val="single" w:color="9CC2E5" w:themeColor="accent1" w:themeTint="99" w:sz="8"/>
+              <w:left w:val="nil"/>
+              <w:bottom w:val="single" w:color="9CC2E5" w:themeColor="accent1" w:themeTint="99" w:sz="8"/>
+              <w:right w:val="single" w:color="9CC2E5" w:themeColor="accent1" w:themeTint="99" w:sz="8"/>
+            </w:tcBorders>
             <w:shd w:val="clear" w:color="auto" w:fill="FFFFFF" w:themeFill="background1"/>
+            <w:tcMar>
+              <w:top w:w="29" w:type="dxa"/>
+              <w:left w:w="108" w:type="dxa"/>
+              <w:bottom w:w="29" w:type="dxa"/>
+              <w:right w:w="108" w:type="dxa"/>
+            </w:tcMar>
+            <w:vAlign w:val="top"/>
           </w:tcPr>
           <w:p>
             <w:pPr>
+              <w:spacing w:before="0" w:beforeAutospacing="off" w:after="0" w:afterAutospacing="off"/>
               <w:jc w:val="both"/>
-              <w:cnfStyle w:val="000000100000" w:firstRow="0" w:lastRow="0" w:firstColumn="0" w:lastColumn="0" w:oddVBand="0" w:evenVBand="0" w:oddHBand="1" w:evenHBand="0" w:firstRowFirstColumn="0" w:firstRowLastColumn="0" w:lastRowFirstColumn="0" w:lastRowLastColumn="0"/>
+            </w:pPr>
+            <w:r>
               <w:rPr>
+                <w:rFonts w:ascii="Arial" w:hAnsi="Arial" w:eastAsia="Arial" w:cs="Arial"/>
+                <w:color w:val="404040" w:themeColor="text1" w:themeTint="BF" w:themeShade="FF"/>
+                <w:sz w:val="18"/>
+                <w:szCs w:val="18"/>
                 <w:lang w:val="es-AR"/>
               </w:rPr>
-            </w:pPr>
+              <w:t>$ 16.500</w:t>
+            </w:r>
           </w:p>
         </w:tc>
       </w:tr>
       <w:tr>
+        <w:trPr>
+          <w:trHeight w:val="300"/>
+        </w:trPr>
         <w:tc>
           <w:tcPr>
-            <w:cnfStyle w:val="001000000000" w:firstRow="0" w:lastRow="0" w:firstColumn="1" w:lastColumn="0" w:oddVBand="0" w:evenVBand="0" w:oddHBand="0" w:evenHBand="0" w:firstRowFirstColumn="0" w:firstRowLastColumn="0" w:lastRowFirstColumn="0" w:lastRowLastColumn="0"/>
-            <w:tcW w:w="3714" w:type="dxa"/>
+            <w:tcW w:w="3720" w:type="dxa"/>
+            <w:tcBorders>
+              <w:top w:val="single" w:color="9CC2E5" w:themeColor="accent1" w:themeTint="99" w:sz="8"/>
+              <w:left w:val="single" w:color="9CC2E5" w:themeColor="accent1" w:themeTint="99" w:sz="8"/>
+              <w:bottom w:val="single" w:color="9CC2E5" w:themeColor="accent1" w:themeTint="99" w:sz="8"/>
+              <w:right w:val="single" w:color="9CC2E5" w:themeColor="accent1" w:themeTint="99" w:sz="8"/>
+            </w:tcBorders>
             <w:shd w:val="clear" w:color="auto" w:fill="FFFFFF" w:themeFill="background1"/>
+            <w:tcMar>
+              <w:top w:w="29" w:type="dxa"/>
+              <w:left w:w="108" w:type="dxa"/>
+              <w:bottom w:w="29" w:type="dxa"/>
+              <w:right w:w="108" w:type="dxa"/>
+            </w:tcMar>
+            <w:vAlign w:val="top"/>
           </w:tcPr>
           <w:p>
             <w:pPr>
               <w:pStyle w:val="Prrafodelista"/>
               <w:numPr>
                 <w:ilvl w:val="0"/>
-                <w:numId w:val="20"/>
+                <w:numId w:val="23"/>
               </w:numPr>
+              <w:spacing w:before="0" w:beforeAutospacing="off" w:after="0" w:afterAutospacing="off"/>
+              <w:ind w:left="720" w:right="0" w:hanging="360"/>
               <w:jc w:val="both"/>
               <w:rPr>
-                <w:b w:val="0"/>
-                <w:bCs w:val="0"/>
+                <w:rFonts w:ascii="Arial" w:hAnsi="Arial" w:eastAsia="Arial" w:cs="Arial"/>
+                <w:color w:val="404040" w:themeColor="text1" w:themeTint="BF" w:themeShade="FF"/>
+                <w:sz w:val="18"/>
+                <w:szCs w:val="18"/>
                 <w:lang w:val="es-AR"/>
               </w:rPr>
             </w:pPr>
             <w:r>
               <w:rPr>
-                <w:b w:val="0"/>
-                <w:bCs w:val="0"/>
+                <w:rFonts w:ascii="Arial" w:hAnsi="Arial" w:eastAsia="Arial" w:cs="Arial"/>
+                <w:color w:val="404040" w:themeColor="text1" w:themeTint="BF" w:themeShade="FF"/>
+                <w:sz w:val="18"/>
+                <w:szCs w:val="18"/>
                 <w:lang w:val="es-AR"/>
               </w:rPr>
               <w:t>Hardware</w:t>
@@ -13158,66 +13969,123 @@
         </w:tc>
         <w:tc>
           <w:tcPr>
-            <w:tcW w:w="3016" w:type="dxa"/>
+            <w:tcW w:w="3015" w:type="dxa"/>
             <w:gridSpan w:val="3"/>
+            <w:tcBorders>
+              <w:top w:val="single" w:color="9CC2E5" w:themeColor="accent1" w:themeTint="99" w:sz="8"/>
+              <w:left w:val="single" w:color="9CC2E5" w:themeColor="accent1" w:themeTint="99" w:sz="8"/>
+              <w:bottom w:val="single" w:color="9CC2E5" w:themeColor="accent1" w:themeTint="99" w:sz="8"/>
+              <w:right w:val="single" w:color="9CC2E5" w:themeColor="accent1" w:themeTint="99" w:sz="8"/>
+            </w:tcBorders>
             <w:shd w:val="clear" w:color="auto" w:fill="FFFFFF" w:themeFill="background1"/>
+            <w:tcMar>
+              <w:top w:w="29" w:type="dxa"/>
+              <w:left w:w="108" w:type="dxa"/>
+              <w:bottom w:w="29" w:type="dxa"/>
+              <w:right w:w="108" w:type="dxa"/>
+            </w:tcMar>
+            <w:vAlign w:val="top"/>
           </w:tcPr>
           <w:p>
             <w:pPr>
+              <w:spacing w:before="0" w:beforeAutospacing="off" w:after="0" w:afterAutospacing="off"/>
               <w:jc w:val="both"/>
-              <w:cnfStyle w:val="000000000000" w:firstRow="0" w:lastRow="0" w:firstColumn="0" w:lastColumn="0" w:oddVBand="0" w:evenVBand="0" w:oddHBand="0" w:evenHBand="0" w:firstRowFirstColumn="0" w:firstRowLastColumn="0" w:lastRowFirstColumn="0" w:lastRowLastColumn="0"/>
+            </w:pPr>
+            <w:r>
               <w:rPr>
+                <w:rFonts w:ascii="Arial" w:hAnsi="Arial" w:eastAsia="Arial" w:cs="Arial"/>
+                <w:color w:val="404040" w:themeColor="text1" w:themeTint="BF" w:themeShade="FF"/>
+                <w:sz w:val="18"/>
+                <w:szCs w:val="18"/>
                 <w:lang w:val="es-AR"/>
               </w:rPr>
-            </w:pPr>
+              <w:t>$ 0</w:t>
+            </w:r>
           </w:p>
         </w:tc>
         <w:tc>
           <w:tcPr>
-            <w:tcW w:w="2927" w:type="dxa"/>
+            <w:tcW w:w="3120" w:type="dxa"/>
             <w:gridSpan w:val="3"/>
+            <w:tcBorders>
+              <w:top w:val="single" w:color="9CC2E5" w:themeColor="accent1" w:themeTint="99" w:sz="8"/>
+              <w:left w:val="nil"/>
+              <w:bottom w:val="single" w:color="9CC2E5" w:themeColor="accent1" w:themeTint="99" w:sz="8"/>
+              <w:right w:val="single" w:color="9CC2E5" w:themeColor="accent1" w:themeTint="99" w:sz="8"/>
+            </w:tcBorders>
             <w:shd w:val="clear" w:color="auto" w:fill="FFFFFF" w:themeFill="background1"/>
+            <w:tcMar>
+              <w:top w:w="29" w:type="dxa"/>
+              <w:left w:w="108" w:type="dxa"/>
+              <w:bottom w:w="29" w:type="dxa"/>
+              <w:right w:w="108" w:type="dxa"/>
+            </w:tcMar>
+            <w:vAlign w:val="top"/>
           </w:tcPr>
           <w:p>
             <w:pPr>
+              <w:spacing w:before="0" w:beforeAutospacing="off" w:after="0" w:afterAutospacing="off"/>
               <w:jc w:val="both"/>
-              <w:cnfStyle w:val="000000000000" w:firstRow="0" w:lastRow="0" w:firstColumn="0" w:lastColumn="0" w:oddVBand="0" w:evenVBand="0" w:oddHBand="0" w:evenHBand="0" w:firstRowFirstColumn="0" w:firstRowLastColumn="0" w:lastRowFirstColumn="0" w:lastRowLastColumn="0"/>
+            </w:pPr>
+            <w:r>
               <w:rPr>
+                <w:rFonts w:ascii="Arial" w:hAnsi="Arial" w:eastAsia="Arial" w:cs="Arial"/>
+                <w:color w:val="404040" w:themeColor="text1" w:themeTint="BF" w:themeShade="FF"/>
+                <w:sz w:val="18"/>
+                <w:szCs w:val="18"/>
                 <w:lang w:val="es-AR"/>
               </w:rPr>
-            </w:pPr>
+              <w:t>$ 0</w:t>
+            </w:r>
           </w:p>
         </w:tc>
       </w:tr>
       <w:tr>
         <w:trPr>
-          <w:cnfStyle w:val="000000100000" w:firstRow="0" w:lastRow="0" w:firstColumn="0" w:lastColumn="0" w:oddVBand="0" w:evenVBand="0" w:oddHBand="1" w:evenHBand="0" w:firstRowFirstColumn="0" w:firstRowLastColumn="0" w:lastRowFirstColumn="0" w:lastRowLastColumn="0"/>
+          <w:trHeight w:val="300"/>
         </w:trPr>
         <w:tc>
           <w:tcPr>
-            <w:cnfStyle w:val="001000000000" w:firstRow="0" w:lastRow="0" w:firstColumn="1" w:lastColumn="0" w:oddVBand="0" w:evenVBand="0" w:oddHBand="0" w:evenHBand="0" w:firstRowFirstColumn="0" w:firstRowLastColumn="0" w:lastRowFirstColumn="0" w:lastRowLastColumn="0"/>
-            <w:tcW w:w="3714" w:type="dxa"/>
+            <w:tcW w:w="3720" w:type="dxa"/>
+            <w:tcBorders>
+              <w:top w:val="single" w:color="9CC2E5" w:themeColor="accent1" w:themeTint="99" w:sz="8"/>
+              <w:left w:val="single" w:color="9CC2E5" w:themeColor="accent1" w:themeTint="99" w:sz="8"/>
+              <w:bottom w:val="single" w:color="9CC2E5" w:themeColor="accent1" w:themeTint="99" w:sz="8"/>
+              <w:right w:val="single" w:color="9CC2E5" w:themeColor="accent1" w:themeTint="99" w:sz="8"/>
+            </w:tcBorders>
             <w:shd w:val="clear" w:color="auto" w:fill="FFFFFF" w:themeFill="background1"/>
+            <w:tcMar>
+              <w:top w:w="29" w:type="dxa"/>
+              <w:left w:w="108" w:type="dxa"/>
+              <w:bottom w:w="29" w:type="dxa"/>
+              <w:right w:w="108" w:type="dxa"/>
+            </w:tcMar>
+            <w:vAlign w:val="top"/>
           </w:tcPr>
           <w:p>
             <w:pPr>
               <w:pStyle w:val="Prrafodelista"/>
               <w:numPr>
                 <w:ilvl w:val="0"/>
-                <w:numId w:val="20"/>
+                <w:numId w:val="23"/>
               </w:numPr>
+              <w:spacing w:before="0" w:beforeAutospacing="off" w:after="0" w:afterAutospacing="off"/>
+              <w:ind w:left="720" w:right="0" w:hanging="360"/>
               <w:jc w:val="both"/>
               <w:rPr>
-                <w:rFonts w:eastAsiaTheme="minorEastAsia"/>
-                <w:b w:val="0"/>
-                <w:bCs w:val="0"/>
+                <w:rFonts w:ascii="Arial" w:hAnsi="Arial" w:eastAsia="Arial" w:cs="Arial"/>
+                <w:color w:val="404040" w:themeColor="text1" w:themeTint="BF" w:themeShade="FF"/>
+                <w:sz w:val="18"/>
+                <w:szCs w:val="18"/>
                 <w:lang w:val="es-AR"/>
               </w:rPr>
             </w:pPr>
             <w:r>
               <w:rPr>
-                <w:b w:val="0"/>
-                <w:bCs w:val="0"/>
+                <w:rFonts w:ascii="Arial" w:hAnsi="Arial" w:eastAsia="Arial" w:cs="Arial"/>
+                <w:color w:val="404040" w:themeColor="text1" w:themeTint="BF" w:themeShade="FF"/>
+                <w:sz w:val="18"/>
+                <w:szCs w:val="18"/>
                 <w:lang w:val="es-AR"/>
               </w:rPr>
               <w:t>Seguridad en el negocio y en la información</w:t>
@@ -13226,62 +14094,123 @@
         </w:tc>
         <w:tc>
           <w:tcPr>
-            <w:tcW w:w="3016" w:type="dxa"/>
+            <w:tcW w:w="3015" w:type="dxa"/>
             <w:gridSpan w:val="3"/>
+            <w:tcBorders>
+              <w:top w:val="single" w:color="9CC2E5" w:themeColor="accent1" w:themeTint="99" w:sz="8"/>
+              <w:left w:val="single" w:color="9CC2E5" w:themeColor="accent1" w:themeTint="99" w:sz="8"/>
+              <w:bottom w:val="single" w:color="9CC2E5" w:themeColor="accent1" w:themeTint="99" w:sz="8"/>
+              <w:right w:val="single" w:color="9CC2E5" w:themeColor="accent1" w:themeTint="99" w:sz="8"/>
+            </w:tcBorders>
             <w:shd w:val="clear" w:color="auto" w:fill="FFFFFF" w:themeFill="background1"/>
+            <w:tcMar>
+              <w:top w:w="29" w:type="dxa"/>
+              <w:left w:w="108" w:type="dxa"/>
+              <w:bottom w:w="29" w:type="dxa"/>
+              <w:right w:w="108" w:type="dxa"/>
+            </w:tcMar>
+            <w:vAlign w:val="top"/>
           </w:tcPr>
           <w:p>
             <w:pPr>
+              <w:spacing w:before="0" w:beforeAutospacing="off" w:after="0" w:afterAutospacing="off"/>
               <w:jc w:val="both"/>
-              <w:cnfStyle w:val="000000100000" w:firstRow="0" w:lastRow="0" w:firstColumn="0" w:lastColumn="0" w:oddVBand="0" w:evenVBand="0" w:oddHBand="1" w:evenHBand="0" w:firstRowFirstColumn="0" w:firstRowLastColumn="0" w:lastRowFirstColumn="0" w:lastRowLastColumn="0"/>
+            </w:pPr>
+            <w:r>
               <w:rPr>
+                <w:rFonts w:ascii="Arial" w:hAnsi="Arial" w:eastAsia="Arial" w:cs="Arial"/>
+                <w:color w:val="404040" w:themeColor="text1" w:themeTint="BF" w:themeShade="FF"/>
+                <w:sz w:val="18"/>
+                <w:szCs w:val="18"/>
                 <w:lang w:val="es-AR"/>
               </w:rPr>
-            </w:pPr>
+              <w:t>$ 0</w:t>
+            </w:r>
           </w:p>
         </w:tc>
         <w:tc>
           <w:tcPr>
-            <w:tcW w:w="2927" w:type="dxa"/>
+            <w:tcW w:w="3120" w:type="dxa"/>
             <w:gridSpan w:val="3"/>
+            <w:tcBorders>
+              <w:top w:val="single" w:color="9CC2E5" w:themeColor="accent1" w:themeTint="99" w:sz="8"/>
+              <w:left w:val="nil"/>
+              <w:bottom w:val="single" w:color="9CC2E5" w:themeColor="accent1" w:themeTint="99" w:sz="8"/>
+              <w:right w:val="single" w:color="9CC2E5" w:themeColor="accent1" w:themeTint="99" w:sz="8"/>
+            </w:tcBorders>
             <w:shd w:val="clear" w:color="auto" w:fill="FFFFFF" w:themeFill="background1"/>
+            <w:tcMar>
+              <w:top w:w="29" w:type="dxa"/>
+              <w:left w:w="108" w:type="dxa"/>
+              <w:bottom w:w="29" w:type="dxa"/>
+              <w:right w:w="108" w:type="dxa"/>
+            </w:tcMar>
+            <w:vAlign w:val="top"/>
           </w:tcPr>
           <w:p>
             <w:pPr>
+              <w:spacing w:before="0" w:beforeAutospacing="off" w:after="0" w:afterAutospacing="off"/>
               <w:jc w:val="both"/>
-              <w:cnfStyle w:val="000000100000" w:firstRow="0" w:lastRow="0" w:firstColumn="0" w:lastColumn="0" w:oddVBand="0" w:evenVBand="0" w:oddHBand="1" w:evenHBand="0" w:firstRowFirstColumn="0" w:firstRowLastColumn="0" w:lastRowFirstColumn="0" w:lastRowLastColumn="0"/>
+            </w:pPr>
+            <w:r>
               <w:rPr>
+                <w:rFonts w:ascii="Arial" w:hAnsi="Arial" w:eastAsia="Arial" w:cs="Arial"/>
+                <w:color w:val="404040" w:themeColor="text1" w:themeTint="BF" w:themeShade="FF"/>
+                <w:sz w:val="18"/>
+                <w:szCs w:val="18"/>
                 <w:lang w:val="es-AR"/>
               </w:rPr>
-            </w:pPr>
+              <w:t>$ 0</w:t>
+            </w:r>
           </w:p>
         </w:tc>
       </w:tr>
       <w:tr>
+        <w:trPr>
+          <w:trHeight w:val="300"/>
+        </w:trPr>
         <w:tc>
           <w:tcPr>
-            <w:cnfStyle w:val="001000000000" w:firstRow="0" w:lastRow="0" w:firstColumn="1" w:lastColumn="0" w:oddVBand="0" w:evenVBand="0" w:oddHBand="0" w:evenHBand="0" w:firstRowFirstColumn="0" w:firstRowLastColumn="0" w:lastRowFirstColumn="0" w:lastRowLastColumn="0"/>
-            <w:tcW w:w="3714" w:type="dxa"/>
+            <w:tcW w:w="3720" w:type="dxa"/>
+            <w:tcBorders>
+              <w:top w:val="single" w:color="9CC2E5" w:themeColor="accent1" w:themeTint="99" w:sz="8"/>
+              <w:left w:val="single" w:color="9CC2E5" w:themeColor="accent1" w:themeTint="99" w:sz="8"/>
+              <w:bottom w:val="single" w:color="9CC2E5" w:themeColor="accent1" w:themeTint="99" w:sz="8"/>
+              <w:right w:val="single" w:color="9CC2E5" w:themeColor="accent1" w:themeTint="99" w:sz="8"/>
+            </w:tcBorders>
             <w:shd w:val="clear" w:color="auto" w:fill="FFFFFF" w:themeFill="background1"/>
+            <w:tcMar>
+              <w:top w:w="29" w:type="dxa"/>
+              <w:left w:w="108" w:type="dxa"/>
+              <w:bottom w:w="29" w:type="dxa"/>
+              <w:right w:w="108" w:type="dxa"/>
+            </w:tcMar>
+            <w:vAlign w:val="top"/>
           </w:tcPr>
           <w:p>
             <w:pPr>
               <w:pStyle w:val="Prrafodelista"/>
               <w:numPr>
                 <w:ilvl w:val="0"/>
-                <w:numId w:val="20"/>
+                <w:numId w:val="23"/>
               </w:numPr>
+              <w:spacing w:before="0" w:beforeAutospacing="off" w:after="0" w:afterAutospacing="off"/>
+              <w:ind w:left="720" w:right="0" w:hanging="360"/>
               <w:jc w:val="both"/>
               <w:rPr>
-                <w:b w:val="0"/>
-                <w:bCs w:val="0"/>
+                <w:rFonts w:ascii="Arial" w:hAnsi="Arial" w:eastAsia="Arial" w:cs="Arial"/>
+                <w:color w:val="404040" w:themeColor="text1" w:themeTint="BF" w:themeShade="FF"/>
+                <w:sz w:val="18"/>
+                <w:szCs w:val="18"/>
                 <w:lang w:val="es-AR"/>
               </w:rPr>
             </w:pPr>
             <w:r>
               <w:rPr>
-                <w:b w:val="0"/>
-                <w:bCs w:val="0"/>
+                <w:rFonts w:ascii="Arial" w:hAnsi="Arial" w:eastAsia="Arial" w:cs="Arial"/>
+                <w:color w:val="404040" w:themeColor="text1" w:themeTint="BF" w:themeShade="FF"/>
+                <w:sz w:val="18"/>
+                <w:szCs w:val="18"/>
                 <w:lang w:val="es-AR"/>
               </w:rPr>
               <w:t>Otros costos</w:t>
@@ -13290,55 +14219,112 @@
         </w:tc>
         <w:tc>
           <w:tcPr>
-            <w:tcW w:w="3016" w:type="dxa"/>
+            <w:tcW w:w="3015" w:type="dxa"/>
             <w:gridSpan w:val="3"/>
+            <w:tcBorders>
+              <w:top w:val="single" w:color="9CC2E5" w:themeColor="accent1" w:themeTint="99" w:sz="8"/>
+              <w:left w:val="single" w:color="9CC2E5" w:themeColor="accent1" w:themeTint="99" w:sz="8"/>
+              <w:bottom w:val="single" w:color="9CC2E5" w:themeColor="accent1" w:themeTint="99" w:sz="8"/>
+              <w:right w:val="single" w:color="9CC2E5" w:themeColor="accent1" w:themeTint="99" w:sz="8"/>
+            </w:tcBorders>
             <w:shd w:val="clear" w:color="auto" w:fill="FFFFFF" w:themeFill="background1"/>
+            <w:tcMar>
+              <w:top w:w="29" w:type="dxa"/>
+              <w:left w:w="108" w:type="dxa"/>
+              <w:bottom w:w="29" w:type="dxa"/>
+              <w:right w:w="108" w:type="dxa"/>
+            </w:tcMar>
+            <w:vAlign w:val="top"/>
           </w:tcPr>
           <w:p>
             <w:pPr>
+              <w:spacing w:before="0" w:beforeAutospacing="off" w:after="0" w:afterAutospacing="off"/>
               <w:jc w:val="both"/>
-              <w:cnfStyle w:val="000000000000" w:firstRow="0" w:lastRow="0" w:firstColumn="0" w:lastColumn="0" w:oddVBand="0" w:evenVBand="0" w:oddHBand="0" w:evenHBand="0" w:firstRowFirstColumn="0" w:firstRowLastColumn="0" w:lastRowFirstColumn="0" w:lastRowLastColumn="0"/>
+            </w:pPr>
+            <w:r>
               <w:rPr>
+                <w:rFonts w:ascii="Arial" w:hAnsi="Arial" w:eastAsia="Arial" w:cs="Arial"/>
+                <w:color w:val="404040" w:themeColor="text1" w:themeTint="BF" w:themeShade="FF"/>
+                <w:sz w:val="18"/>
+                <w:szCs w:val="18"/>
                 <w:lang w:val="es-AR"/>
               </w:rPr>
-            </w:pPr>
+              <w:t>$ 0</w:t>
+            </w:r>
           </w:p>
         </w:tc>
         <w:tc>
           <w:tcPr>
-            <w:tcW w:w="2927" w:type="dxa"/>
+            <w:tcW w:w="3120" w:type="dxa"/>
             <w:gridSpan w:val="3"/>
+            <w:tcBorders>
+              <w:top w:val="single" w:color="9CC2E5" w:themeColor="accent1" w:themeTint="99" w:sz="8"/>
+              <w:left w:val="nil"/>
+              <w:bottom w:val="single" w:color="9CC2E5" w:themeColor="accent1" w:themeTint="99" w:sz="8"/>
+              <w:right w:val="single" w:color="9CC2E5" w:themeColor="accent1" w:themeTint="99" w:sz="8"/>
+            </w:tcBorders>
             <w:shd w:val="clear" w:color="auto" w:fill="FFFFFF" w:themeFill="background1"/>
+            <w:tcMar>
+              <w:top w:w="29" w:type="dxa"/>
+              <w:left w:w="108" w:type="dxa"/>
+              <w:bottom w:w="29" w:type="dxa"/>
+              <w:right w:w="108" w:type="dxa"/>
+            </w:tcMar>
+            <w:vAlign w:val="top"/>
           </w:tcPr>
           <w:p>
             <w:pPr>
+              <w:spacing w:before="0" w:beforeAutospacing="off" w:after="0" w:afterAutospacing="off"/>
               <w:jc w:val="both"/>
-              <w:cnfStyle w:val="000000000000" w:firstRow="0" w:lastRow="0" w:firstColumn="0" w:lastColumn="0" w:oddVBand="0" w:evenVBand="0" w:oddHBand="0" w:evenHBand="0" w:firstRowFirstColumn="0" w:firstRowLastColumn="0" w:lastRowFirstColumn="0" w:lastRowLastColumn="0"/>
+            </w:pPr>
+            <w:r>
               <w:rPr>
+                <w:rFonts w:ascii="Arial" w:hAnsi="Arial" w:eastAsia="Arial" w:cs="Arial"/>
+                <w:color w:val="404040" w:themeColor="text1" w:themeTint="BF" w:themeShade="FF"/>
+                <w:sz w:val="18"/>
+                <w:szCs w:val="18"/>
                 <w:lang w:val="es-AR"/>
               </w:rPr>
-            </w:pPr>
+              <w:t>$ 0</w:t>
+            </w:r>
           </w:p>
         </w:tc>
       </w:tr>
       <w:tr>
         <w:trPr>
-          <w:cnfStyle w:val="000000100000" w:firstRow="0" w:lastRow="0" w:firstColumn="0" w:lastColumn="0" w:oddVBand="0" w:evenVBand="0" w:oddHBand="1" w:evenHBand="0" w:firstRowFirstColumn="0" w:firstRowLastColumn="0" w:lastRowFirstColumn="0" w:lastRowLastColumn="0"/>
+          <w:trHeight w:val="300"/>
         </w:trPr>
         <w:tc>
           <w:tcPr>
-            <w:cnfStyle w:val="001000000000" w:firstRow="0" w:lastRow="0" w:firstColumn="1" w:lastColumn="0" w:oddVBand="0" w:evenVBand="0" w:oddHBand="0" w:evenHBand="0" w:firstRowFirstColumn="0" w:firstRowLastColumn="0" w:lastRowFirstColumn="0" w:lastRowLastColumn="0"/>
-            <w:tcW w:w="3714" w:type="dxa"/>
+            <w:tcW w:w="3720" w:type="dxa"/>
+            <w:tcBorders>
+              <w:top w:val="single" w:color="9CC2E5" w:themeColor="accent1" w:themeTint="99" w:sz="8"/>
+              <w:left w:val="single" w:color="9CC2E5" w:themeColor="accent1" w:themeTint="99" w:sz="8"/>
+              <w:bottom w:val="single" w:color="9CC2E5" w:themeColor="accent1" w:themeTint="99" w:sz="8"/>
+              <w:right w:val="single" w:color="9CC2E5" w:themeColor="accent1" w:themeTint="99" w:sz="8"/>
+            </w:tcBorders>
+            <w:shd w:val="clear" w:color="auto" w:fill="DEEAF6" w:themeFill="accent1" w:themeFillTint="33"/>
+            <w:tcMar>
+              <w:top w:w="29" w:type="dxa"/>
+              <w:left w:w="108" w:type="dxa"/>
+              <w:bottom w:w="29" w:type="dxa"/>
+              <w:right w:w="108" w:type="dxa"/>
+            </w:tcMar>
+            <w:vAlign w:val="top"/>
           </w:tcPr>
           <w:p>
             <w:pPr>
+              <w:spacing w:before="0" w:beforeAutospacing="off" w:after="0" w:afterAutospacing="off"/>
               <w:jc w:val="right"/>
-              <w:rPr>
-                <w:lang w:val="es-AR"/>
-              </w:rPr>
             </w:pPr>
             <w:r>
               <w:rPr>
+                <w:rFonts w:ascii="Arial" w:hAnsi="Arial" w:eastAsia="Arial" w:cs="Arial"/>
+                <w:b w:val="1"/>
+                <w:bCs w:val="1"/>
+                <w:color w:val="404040" w:themeColor="text1" w:themeTint="BF" w:themeShade="FF"/>
+                <w:sz w:val="18"/>
+                <w:szCs w:val="18"/>
                 <w:lang w:val="es-AR"/>
               </w:rPr>
               <w:t>Subtotal</w:t>
@@ -13347,121 +14333,233 @@
         </w:tc>
         <w:tc>
           <w:tcPr>
-            <w:tcW w:w="3016" w:type="dxa"/>
+            <w:tcW w:w="3015" w:type="dxa"/>
             <w:gridSpan w:val="3"/>
+            <w:tcBorders>
+              <w:top w:val="single" w:color="9CC2E5" w:themeColor="accent1" w:themeTint="99" w:sz="8"/>
+              <w:left w:val="single" w:color="9CC2E5" w:themeColor="accent1" w:themeTint="99" w:sz="8"/>
+              <w:bottom w:val="single" w:color="9CC2E5" w:themeColor="accent1" w:themeTint="99" w:sz="8"/>
+              <w:right w:val="single" w:color="9CC2E5" w:themeColor="accent1" w:themeTint="99" w:sz="8"/>
+            </w:tcBorders>
+            <w:shd w:val="clear" w:color="auto" w:fill="DEEAF6" w:themeFill="accent1" w:themeFillTint="33"/>
+            <w:tcMar>
+              <w:top w:w="29" w:type="dxa"/>
+              <w:left w:w="108" w:type="dxa"/>
+              <w:bottom w:w="29" w:type="dxa"/>
+              <w:right w:w="108" w:type="dxa"/>
+            </w:tcMar>
+            <w:vAlign w:val="top"/>
           </w:tcPr>
           <w:p>
             <w:pPr>
+              <w:spacing w:before="0" w:beforeAutospacing="off" w:after="0" w:afterAutospacing="off"/>
               <w:jc w:val="center"/>
-              <w:cnfStyle w:val="000000100000" w:firstRow="0" w:lastRow="0" w:firstColumn="0" w:lastColumn="0" w:oddVBand="0" w:evenVBand="0" w:oddHBand="1" w:evenHBand="0" w:firstRowFirstColumn="0" w:firstRowLastColumn="0" w:lastRowFirstColumn="0" w:lastRowLastColumn="0"/>
-              <w:rPr>
-                <w:lang w:val="es-AR"/>
-              </w:rPr>
-            </w:pPr>
-          </w:p>
-        </w:tc>
-        <w:tc>
-          <w:tcPr>
-            <w:tcW w:w="2927" w:type="dxa"/>
-            <w:gridSpan w:val="3"/>
-          </w:tcPr>
-          <w:p>
-            <w:pPr>
-              <w:jc w:val="center"/>
-              <w:cnfStyle w:val="000000100000" w:firstRow="0" w:lastRow="0" w:firstColumn="0" w:lastColumn="0" w:oddVBand="0" w:evenVBand="0" w:oddHBand="1" w:evenHBand="0" w:firstRowFirstColumn="0" w:firstRowLastColumn="0" w:lastRowFirstColumn="0" w:lastRowLastColumn="0"/>
-              <w:rPr>
-                <w:lang w:val="es-AR"/>
-              </w:rPr>
-            </w:pPr>
-          </w:p>
-        </w:tc>
-      </w:tr>
-      <w:tr>
-        <w:tc>
-          <w:tcPr>
-            <w:cnfStyle w:val="001000000000" w:firstRow="0" w:lastRow="0" w:firstColumn="1" w:lastColumn="0" w:oddVBand="0" w:evenVBand="0" w:oddHBand="0" w:evenHBand="0" w:firstRowFirstColumn="0" w:firstRowLastColumn="0" w:lastRowFirstColumn="0" w:lastRowLastColumn="0"/>
-            <w:tcW w:w="3714" w:type="dxa"/>
-            <w:shd w:val="clear" w:color="auto" w:fill="FFFFFF" w:themeFill="background1"/>
-          </w:tcPr>
-          <w:p>
-            <w:pPr>
-              <w:rPr>
-                <w:lang w:val="es-AR"/>
-              </w:rPr>
             </w:pPr>
             <w:r>
               <w:rPr>
+                <w:rFonts w:ascii="Arial" w:hAnsi="Arial" w:eastAsia="Arial" w:cs="Arial"/>
+                <w:color w:val="404040" w:themeColor="text1" w:themeTint="BF" w:themeShade="FF"/>
+                <w:sz w:val="18"/>
+                <w:szCs w:val="18"/>
                 <w:lang w:val="es-AR"/>
               </w:rPr>
-              <w:t>COSTO RECURRENTE</w:t>
-            </w:r>
-            <w:r>
-              <w:rPr>
-                <w:lang w:val="es-AR"/>
-              </w:rPr>
-              <w:t xml:space="preserve"> (1er año)</w:t>
+              <w:t>$ 45.000</w:t>
             </w:r>
           </w:p>
         </w:tc>
         <w:tc>
           <w:tcPr>
-            <w:tcW w:w="3016" w:type="dxa"/>
+            <w:tcW w:w="3120" w:type="dxa"/>
             <w:gridSpan w:val="3"/>
-            <w:shd w:val="clear" w:color="auto" w:fill="FFFFFF" w:themeFill="background1"/>
+            <w:tcBorders>
+              <w:top w:val="single" w:color="9CC2E5" w:themeColor="accent1" w:themeTint="99" w:sz="8"/>
+              <w:left w:val="nil"/>
+              <w:bottom w:val="single" w:color="9CC2E5" w:themeColor="accent1" w:themeTint="99" w:sz="8"/>
+              <w:right w:val="single" w:color="9CC2E5" w:themeColor="accent1" w:themeTint="99" w:sz="8"/>
+            </w:tcBorders>
+            <w:shd w:val="clear" w:color="auto" w:fill="DEEAF6" w:themeFill="accent1" w:themeFillTint="33"/>
+            <w:tcMar>
+              <w:top w:w="29" w:type="dxa"/>
+              <w:left w:w="108" w:type="dxa"/>
+              <w:bottom w:w="29" w:type="dxa"/>
+              <w:right w:w="108" w:type="dxa"/>
+            </w:tcMar>
+            <w:vAlign w:val="top"/>
           </w:tcPr>
           <w:p>
             <w:pPr>
-              <w:cnfStyle w:val="000000000000" w:firstRow="0" w:lastRow="0" w:firstColumn="0" w:lastColumn="0" w:oddVBand="0" w:evenVBand="0" w:oddHBand="0" w:evenHBand="0" w:firstRowFirstColumn="0" w:firstRowLastColumn="0" w:lastRowFirstColumn="0" w:lastRowLastColumn="0"/>
+              <w:spacing w:before="0" w:beforeAutospacing="off" w:after="0" w:afterAutospacing="off"/>
+              <w:jc w:val="center"/>
+            </w:pPr>
+            <w:r>
               <w:rPr>
+                <w:rFonts w:ascii="Arial" w:hAnsi="Arial" w:eastAsia="Arial" w:cs="Arial"/>
+                <w:color w:val="404040" w:themeColor="text1" w:themeTint="BF" w:themeShade="FF"/>
+                <w:sz w:val="18"/>
+                <w:szCs w:val="18"/>
                 <w:lang w:val="es-AR"/>
               </w:rPr>
-            </w:pPr>
-          </w:p>
-        </w:tc>
-        <w:tc>
-          <w:tcPr>
-            <w:tcW w:w="2927" w:type="dxa"/>
-            <w:gridSpan w:val="3"/>
-            <w:shd w:val="clear" w:color="auto" w:fill="FFFFFF" w:themeFill="background1"/>
-          </w:tcPr>
-          <w:p>
-            <w:pPr>
-              <w:cnfStyle w:val="000000000000" w:firstRow="0" w:lastRow="0" w:firstColumn="0" w:lastColumn="0" w:oddVBand="0" w:evenVBand="0" w:oddHBand="0" w:evenHBand="0" w:firstRowFirstColumn="0" w:firstRowLastColumn="0" w:lastRowFirstColumn="0" w:lastRowLastColumn="0"/>
-              <w:rPr>
-                <w:lang w:val="es-AR"/>
-              </w:rPr>
-            </w:pPr>
+              <w:t>$ 16.500</w:t>
+            </w:r>
           </w:p>
         </w:tc>
       </w:tr>
       <w:tr>
         <w:trPr>
-          <w:cnfStyle w:val="000000100000" w:firstRow="0" w:lastRow="0" w:firstColumn="0" w:lastColumn="0" w:oddVBand="0" w:evenVBand="0" w:oddHBand="1" w:evenHBand="0" w:firstRowFirstColumn="0" w:firstRowLastColumn="0" w:lastRowFirstColumn="0" w:lastRowLastColumn="0"/>
+          <w:trHeight w:val="300"/>
         </w:trPr>
         <w:tc>
           <w:tcPr>
-            <w:cnfStyle w:val="001000000000" w:firstRow="0" w:lastRow="0" w:firstColumn="1" w:lastColumn="0" w:oddVBand="0" w:evenVBand="0" w:oddHBand="0" w:evenHBand="0" w:firstRowFirstColumn="0" w:firstRowLastColumn="0" w:lastRowFirstColumn="0" w:lastRowLastColumn="0"/>
-            <w:tcW w:w="3714" w:type="dxa"/>
+            <w:tcW w:w="3720" w:type="dxa"/>
+            <w:tcBorders>
+              <w:top w:val="single" w:color="9CC2E5" w:themeColor="accent1" w:themeTint="99" w:sz="8"/>
+              <w:left w:val="single" w:color="9CC2E5" w:themeColor="accent1" w:themeTint="99" w:sz="8"/>
+              <w:bottom w:val="single" w:color="9CC2E5" w:themeColor="accent1" w:themeTint="99" w:sz="8"/>
+              <w:right w:val="single" w:color="9CC2E5" w:themeColor="accent1" w:themeTint="99" w:sz="8"/>
+            </w:tcBorders>
             <w:shd w:val="clear" w:color="auto" w:fill="FFFFFF" w:themeFill="background1"/>
+            <w:tcMar>
+              <w:top w:w="29" w:type="dxa"/>
+              <w:left w:w="108" w:type="dxa"/>
+              <w:bottom w:w="29" w:type="dxa"/>
+              <w:right w:w="108" w:type="dxa"/>
+            </w:tcMar>
+            <w:vAlign w:val="top"/>
+          </w:tcPr>
+          <w:p>
+            <w:pPr>
+              <w:spacing w:before="0" w:beforeAutospacing="off" w:after="0" w:afterAutospacing="off"/>
+            </w:pPr>
+            <w:r>
+              <w:rPr>
+                <w:rFonts w:ascii="Arial" w:hAnsi="Arial" w:eastAsia="Arial" w:cs="Arial"/>
+                <w:b w:val="1"/>
+                <w:bCs w:val="1"/>
+                <w:color w:val="404040" w:themeColor="text1" w:themeTint="BF" w:themeShade="FF"/>
+                <w:sz w:val="18"/>
+                <w:szCs w:val="18"/>
+                <w:lang w:val="es-AR"/>
+              </w:rPr>
+              <w:t>COSTO RECURRENTE (1er año)</w:t>
+            </w:r>
+          </w:p>
+        </w:tc>
+        <w:tc>
+          <w:tcPr>
+            <w:tcW w:w="3015" w:type="dxa"/>
+            <w:gridSpan w:val="3"/>
+            <w:tcBorders>
+              <w:top w:val="single" w:color="9CC2E5" w:themeColor="accent1" w:themeTint="99" w:sz="8"/>
+              <w:left w:val="single" w:color="9CC2E5" w:themeColor="accent1" w:themeTint="99" w:sz="8"/>
+              <w:bottom w:val="single" w:color="9CC2E5" w:themeColor="accent1" w:themeTint="99" w:sz="8"/>
+              <w:right w:val="single" w:color="9CC2E5" w:themeColor="accent1" w:themeTint="99" w:sz="8"/>
+            </w:tcBorders>
+            <w:shd w:val="clear" w:color="auto" w:fill="FFFFFF" w:themeFill="background1"/>
+            <w:tcMar>
+              <w:top w:w="29" w:type="dxa"/>
+              <w:left w:w="108" w:type="dxa"/>
+              <w:bottom w:w="29" w:type="dxa"/>
+              <w:right w:w="108" w:type="dxa"/>
+            </w:tcMar>
+            <w:vAlign w:val="top"/>
+          </w:tcPr>
+          <w:p>
+            <w:pPr>
+              <w:spacing w:before="0" w:beforeAutospacing="off" w:after="0" w:afterAutospacing="off"/>
+            </w:pPr>
+            <w:r>
+              <w:rPr>
+                <w:rFonts w:ascii="Arial" w:hAnsi="Arial" w:eastAsia="Arial" w:cs="Arial"/>
+                <w:color w:val="404040" w:themeColor="text1" w:themeTint="BF" w:themeShade="FF"/>
+                <w:sz w:val="18"/>
+                <w:szCs w:val="18"/>
+                <w:lang w:val="es-AR"/>
+              </w:rPr>
+              <w:t xml:space="preserve"> </w:t>
+            </w:r>
+          </w:p>
+        </w:tc>
+        <w:tc>
+          <w:tcPr>
+            <w:tcW w:w="3120" w:type="dxa"/>
+            <w:gridSpan w:val="3"/>
+            <w:tcBorders>
+              <w:top w:val="single" w:color="9CC2E5" w:themeColor="accent1" w:themeTint="99" w:sz="8"/>
+              <w:left w:val="nil"/>
+              <w:bottom w:val="single" w:color="9CC2E5" w:themeColor="accent1" w:themeTint="99" w:sz="8"/>
+              <w:right w:val="single" w:color="9CC2E5" w:themeColor="accent1" w:themeTint="99" w:sz="8"/>
+            </w:tcBorders>
+            <w:shd w:val="clear" w:color="auto" w:fill="FFFFFF" w:themeFill="background1"/>
+            <w:tcMar>
+              <w:top w:w="29" w:type="dxa"/>
+              <w:left w:w="108" w:type="dxa"/>
+              <w:bottom w:w="29" w:type="dxa"/>
+              <w:right w:w="108" w:type="dxa"/>
+            </w:tcMar>
+            <w:vAlign w:val="top"/>
+          </w:tcPr>
+          <w:p>
+            <w:pPr>
+              <w:spacing w:before="0" w:beforeAutospacing="off" w:after="0" w:afterAutospacing="off"/>
+            </w:pPr>
+            <w:r>
+              <w:rPr>
+                <w:rFonts w:ascii="Arial" w:hAnsi="Arial" w:eastAsia="Arial" w:cs="Arial"/>
+                <w:color w:val="404040" w:themeColor="text1" w:themeTint="BF" w:themeShade="FF"/>
+                <w:sz w:val="18"/>
+                <w:szCs w:val="18"/>
+                <w:lang w:val="es-AR"/>
+              </w:rPr>
+              <w:t xml:space="preserve"> </w:t>
+            </w:r>
+          </w:p>
+        </w:tc>
+      </w:tr>
+      <w:tr>
+        <w:trPr>
+          <w:trHeight w:val="300"/>
+        </w:trPr>
+        <w:tc>
+          <w:tcPr>
+            <w:tcW w:w="3720" w:type="dxa"/>
+            <w:tcBorders>
+              <w:top w:val="single" w:color="9CC2E5" w:themeColor="accent1" w:themeTint="99" w:sz="8"/>
+              <w:left w:val="single" w:color="9CC2E5" w:themeColor="accent1" w:themeTint="99" w:sz="8"/>
+              <w:bottom w:val="single" w:color="9CC2E5" w:themeColor="accent1" w:themeTint="99" w:sz="8"/>
+              <w:right w:val="single" w:color="9CC2E5" w:themeColor="accent1" w:themeTint="99" w:sz="8"/>
+            </w:tcBorders>
+            <w:shd w:val="clear" w:color="auto" w:fill="FFFFFF" w:themeFill="background1"/>
+            <w:tcMar>
+              <w:top w:w="29" w:type="dxa"/>
+              <w:left w:w="108" w:type="dxa"/>
+              <w:bottom w:w="29" w:type="dxa"/>
+              <w:right w:w="108" w:type="dxa"/>
+            </w:tcMar>
+            <w:vAlign w:val="top"/>
           </w:tcPr>
           <w:p>
             <w:pPr>
               <w:pStyle w:val="Prrafodelista"/>
               <w:numPr>
                 <w:ilvl w:val="0"/>
-                <w:numId w:val="3"/>
+                <w:numId w:val="24"/>
               </w:numPr>
+              <w:spacing w:before="0" w:beforeAutospacing="off" w:after="0" w:afterAutospacing="off"/>
+              <w:ind w:left="720" w:right="0" w:hanging="360"/>
               <w:rPr>
-                <w:b w:val="0"/>
-                <w:bCs w:val="0"/>
+                <w:rFonts w:ascii="Arial" w:hAnsi="Arial" w:eastAsia="Arial" w:cs="Arial"/>
+                <w:color w:val="404040" w:themeColor="text1" w:themeTint="BF" w:themeShade="FF"/>
+                <w:sz w:val="18"/>
                 <w:szCs w:val="18"/>
                 <w:lang w:val="es-AR"/>
               </w:rPr>
             </w:pPr>
             <w:r>
               <w:rPr>
-                <w:b w:val="0"/>
-                <w:bCs w:val="0"/>
+                <w:rFonts w:ascii="Arial" w:hAnsi="Arial" w:eastAsia="Arial" w:cs="Arial"/>
+                <w:color w:val="404040" w:themeColor="text1" w:themeTint="BF" w:themeShade="FF"/>
+                <w:sz w:val="18"/>
+                <w:szCs w:val="18"/>
                 <w:lang w:val="es-AR"/>
               </w:rPr>
               <w:t>Mantenimiento y soporte</w:t>
@@ -13470,62 +14568,122 @@
         </w:tc>
         <w:tc>
           <w:tcPr>
-            <w:tcW w:w="3016" w:type="dxa"/>
+            <w:tcW w:w="3015" w:type="dxa"/>
             <w:gridSpan w:val="3"/>
+            <w:tcBorders>
+              <w:top w:val="single" w:color="9CC2E5" w:themeColor="accent1" w:themeTint="99" w:sz="8"/>
+              <w:left w:val="single" w:color="9CC2E5" w:themeColor="accent1" w:themeTint="99" w:sz="8"/>
+              <w:bottom w:val="single" w:color="9CC2E5" w:themeColor="accent1" w:themeTint="99" w:sz="8"/>
+              <w:right w:val="single" w:color="9CC2E5" w:themeColor="accent1" w:themeTint="99" w:sz="8"/>
+            </w:tcBorders>
             <w:shd w:val="clear" w:color="auto" w:fill="FFFFFF" w:themeFill="background1"/>
+            <w:tcMar>
+              <w:top w:w="29" w:type="dxa"/>
+              <w:left w:w="108" w:type="dxa"/>
+              <w:bottom w:w="29" w:type="dxa"/>
+              <w:right w:w="108" w:type="dxa"/>
+            </w:tcMar>
+            <w:vAlign w:val="top"/>
           </w:tcPr>
           <w:p>
             <w:pPr>
+              <w:spacing w:before="0" w:beforeAutospacing="off" w:after="0" w:afterAutospacing="off"/>
               <w:jc w:val="center"/>
-              <w:cnfStyle w:val="000000100000" w:firstRow="0" w:lastRow="0" w:firstColumn="0" w:lastColumn="0" w:oddVBand="0" w:evenVBand="0" w:oddHBand="1" w:evenHBand="0" w:firstRowFirstColumn="0" w:firstRowLastColumn="0" w:lastRowFirstColumn="0" w:lastRowLastColumn="0"/>
+            </w:pPr>
+            <w:r>
               <w:rPr>
+                <w:rFonts w:ascii="Arial" w:hAnsi="Arial" w:eastAsia="Arial" w:cs="Arial"/>
+                <w:color w:val="404040" w:themeColor="text1" w:themeTint="BF" w:themeShade="FF"/>
+                <w:sz w:val="18"/>
+                <w:szCs w:val="18"/>
                 <w:lang w:val="es-AR"/>
               </w:rPr>
-            </w:pPr>
+              <w:t>$ 1.890</w:t>
+            </w:r>
           </w:p>
         </w:tc>
         <w:tc>
           <w:tcPr>
-            <w:tcW w:w="2927" w:type="dxa"/>
+            <w:tcW w:w="3120" w:type="dxa"/>
             <w:gridSpan w:val="3"/>
+            <w:tcBorders>
+              <w:top w:val="single" w:color="9CC2E5" w:themeColor="accent1" w:themeTint="99" w:sz="8"/>
+              <w:left w:val="nil"/>
+              <w:bottom w:val="single" w:color="9CC2E5" w:themeColor="accent1" w:themeTint="99" w:sz="8"/>
+              <w:right w:val="single" w:color="9CC2E5" w:themeColor="accent1" w:themeTint="99" w:sz="8"/>
+            </w:tcBorders>
             <w:shd w:val="clear" w:color="auto" w:fill="FFFFFF" w:themeFill="background1"/>
+            <w:tcMar>
+              <w:top w:w="29" w:type="dxa"/>
+              <w:left w:w="108" w:type="dxa"/>
+              <w:bottom w:w="29" w:type="dxa"/>
+              <w:right w:w="108" w:type="dxa"/>
+            </w:tcMar>
+            <w:vAlign w:val="top"/>
           </w:tcPr>
           <w:p>
             <w:pPr>
+              <w:spacing w:before="0" w:beforeAutospacing="off" w:after="0" w:afterAutospacing="off"/>
               <w:jc w:val="center"/>
-              <w:cnfStyle w:val="000000100000" w:firstRow="0" w:lastRow="0" w:firstColumn="0" w:lastColumn="0" w:oddVBand="0" w:evenVBand="0" w:oddHBand="1" w:evenHBand="0" w:firstRowFirstColumn="0" w:firstRowLastColumn="0" w:lastRowFirstColumn="0" w:lastRowLastColumn="0"/>
+            </w:pPr>
+            <w:r>
               <w:rPr>
+                <w:rFonts w:ascii="Arial" w:hAnsi="Arial" w:eastAsia="Arial" w:cs="Arial"/>
+                <w:color w:val="404040" w:themeColor="text1" w:themeTint="BF" w:themeShade="FF"/>
+                <w:sz w:val="18"/>
+                <w:szCs w:val="18"/>
                 <w:lang w:val="es-AR"/>
               </w:rPr>
-            </w:pPr>
+              <w:t>$ 0</w:t>
+            </w:r>
           </w:p>
         </w:tc>
       </w:tr>
       <w:tr>
+        <w:trPr>
+          <w:trHeight w:val="300"/>
+        </w:trPr>
         <w:tc>
           <w:tcPr>
-            <w:cnfStyle w:val="001000000000" w:firstRow="0" w:lastRow="0" w:firstColumn="1" w:lastColumn="0" w:oddVBand="0" w:evenVBand="0" w:oddHBand="0" w:evenHBand="0" w:firstRowFirstColumn="0" w:firstRowLastColumn="0" w:lastRowFirstColumn="0" w:lastRowLastColumn="0"/>
-            <w:tcW w:w="3714" w:type="dxa"/>
+            <w:tcW w:w="3720" w:type="dxa"/>
+            <w:tcBorders>
+              <w:top w:val="single" w:color="9CC2E5" w:themeColor="accent1" w:themeTint="99" w:sz="8"/>
+              <w:left w:val="single" w:color="9CC2E5" w:themeColor="accent1" w:themeTint="99" w:sz="8"/>
+              <w:bottom w:val="single" w:color="9CC2E5" w:themeColor="accent1" w:themeTint="99" w:sz="8"/>
+              <w:right w:val="single" w:color="9CC2E5" w:themeColor="accent1" w:themeTint="99" w:sz="8"/>
+            </w:tcBorders>
             <w:shd w:val="clear" w:color="auto" w:fill="FFFFFF" w:themeFill="background1"/>
+            <w:tcMar>
+              <w:top w:w="29" w:type="dxa"/>
+              <w:left w:w="108" w:type="dxa"/>
+              <w:bottom w:w="29" w:type="dxa"/>
+              <w:right w:w="108" w:type="dxa"/>
+            </w:tcMar>
+            <w:vAlign w:val="top"/>
           </w:tcPr>
           <w:p>
             <w:pPr>
               <w:pStyle w:val="Prrafodelista"/>
               <w:numPr>
                 <w:ilvl w:val="0"/>
-                <w:numId w:val="3"/>
+                <w:numId w:val="24"/>
               </w:numPr>
+              <w:spacing w:before="0" w:beforeAutospacing="off" w:after="0" w:afterAutospacing="off"/>
+              <w:ind w:left="720" w:right="0" w:hanging="360"/>
               <w:rPr>
-                <w:b w:val="0"/>
-                <w:bCs w:val="0"/>
+                <w:rFonts w:ascii="Arial" w:hAnsi="Arial" w:eastAsia="Arial" w:cs="Arial"/>
+                <w:color w:val="404040" w:themeColor="text1" w:themeTint="BF" w:themeShade="FF"/>
+                <w:sz w:val="18"/>
                 <w:szCs w:val="18"/>
                 <w:lang w:val="es-AR"/>
               </w:rPr>
             </w:pPr>
             <w:r>
               <w:rPr>
-                <w:b w:val="0"/>
-                <w:bCs w:val="0"/>
+                <w:rFonts w:ascii="Arial" w:hAnsi="Arial" w:eastAsia="Arial" w:cs="Arial"/>
+                <w:color w:val="404040" w:themeColor="text1" w:themeTint="BF" w:themeShade="FF"/>
+                <w:sz w:val="18"/>
+                <w:szCs w:val="18"/>
                 <w:lang w:val="es-AR"/>
               </w:rPr>
               <w:t>Actualización de hardware</w:t>
@@ -13534,65 +14692,122 @@
         </w:tc>
         <w:tc>
           <w:tcPr>
-            <w:tcW w:w="3016" w:type="dxa"/>
+            <w:tcW w:w="3015" w:type="dxa"/>
             <w:gridSpan w:val="3"/>
+            <w:tcBorders>
+              <w:top w:val="single" w:color="9CC2E5" w:themeColor="accent1" w:themeTint="99" w:sz="8"/>
+              <w:left w:val="single" w:color="9CC2E5" w:themeColor="accent1" w:themeTint="99" w:sz="8"/>
+              <w:bottom w:val="single" w:color="9CC2E5" w:themeColor="accent1" w:themeTint="99" w:sz="8"/>
+              <w:right w:val="single" w:color="9CC2E5" w:themeColor="accent1" w:themeTint="99" w:sz="8"/>
+            </w:tcBorders>
             <w:shd w:val="clear" w:color="auto" w:fill="FFFFFF" w:themeFill="background1"/>
+            <w:tcMar>
+              <w:top w:w="29" w:type="dxa"/>
+              <w:left w:w="108" w:type="dxa"/>
+              <w:bottom w:w="29" w:type="dxa"/>
+              <w:right w:w="108" w:type="dxa"/>
+            </w:tcMar>
+            <w:vAlign w:val="top"/>
           </w:tcPr>
           <w:p>
             <w:pPr>
+              <w:spacing w:before="0" w:beforeAutospacing="off" w:after="0" w:afterAutospacing="off"/>
               <w:jc w:val="center"/>
-              <w:cnfStyle w:val="000000000000" w:firstRow="0" w:lastRow="0" w:firstColumn="0" w:lastColumn="0" w:oddVBand="0" w:evenVBand="0" w:oddHBand="0" w:evenHBand="0" w:firstRowFirstColumn="0" w:firstRowLastColumn="0" w:lastRowFirstColumn="0" w:lastRowLastColumn="0"/>
+            </w:pPr>
+            <w:r>
               <w:rPr>
+                <w:rFonts w:ascii="Arial" w:hAnsi="Arial" w:eastAsia="Arial" w:cs="Arial"/>
+                <w:color w:val="404040" w:themeColor="text1" w:themeTint="BF" w:themeShade="FF"/>
+                <w:sz w:val="18"/>
+                <w:szCs w:val="18"/>
                 <w:lang w:val="es-AR"/>
               </w:rPr>
-            </w:pPr>
+              <w:t>$ 0</w:t>
+            </w:r>
           </w:p>
         </w:tc>
         <w:tc>
           <w:tcPr>
-            <w:tcW w:w="2927" w:type="dxa"/>
+            <w:tcW w:w="3120" w:type="dxa"/>
             <w:gridSpan w:val="3"/>
+            <w:tcBorders>
+              <w:top w:val="single" w:color="9CC2E5" w:themeColor="accent1" w:themeTint="99" w:sz="8"/>
+              <w:left w:val="nil"/>
+              <w:bottom w:val="single" w:color="9CC2E5" w:themeColor="accent1" w:themeTint="99" w:sz="8"/>
+              <w:right w:val="single" w:color="9CC2E5" w:themeColor="accent1" w:themeTint="99" w:sz="8"/>
+            </w:tcBorders>
             <w:shd w:val="clear" w:color="auto" w:fill="FFFFFF" w:themeFill="background1"/>
+            <w:tcMar>
+              <w:top w:w="29" w:type="dxa"/>
+              <w:left w:w="108" w:type="dxa"/>
+              <w:bottom w:w="29" w:type="dxa"/>
+              <w:right w:w="108" w:type="dxa"/>
+            </w:tcMar>
+            <w:vAlign w:val="top"/>
           </w:tcPr>
           <w:p>
             <w:pPr>
+              <w:spacing w:before="0" w:beforeAutospacing="off" w:after="0" w:afterAutospacing="off"/>
               <w:jc w:val="center"/>
-              <w:cnfStyle w:val="000000000000" w:firstRow="0" w:lastRow="0" w:firstColumn="0" w:lastColumn="0" w:oddVBand="0" w:evenVBand="0" w:oddHBand="0" w:evenHBand="0" w:firstRowFirstColumn="0" w:firstRowLastColumn="0" w:lastRowFirstColumn="0" w:lastRowLastColumn="0"/>
+            </w:pPr>
+            <w:r>
               <w:rPr>
+                <w:rFonts w:ascii="Arial" w:hAnsi="Arial" w:eastAsia="Arial" w:cs="Arial"/>
+                <w:color w:val="404040" w:themeColor="text1" w:themeTint="BF" w:themeShade="FF"/>
+                <w:sz w:val="18"/>
+                <w:szCs w:val="18"/>
                 <w:lang w:val="es-AR"/>
               </w:rPr>
-            </w:pPr>
+              <w:t>$ 0</w:t>
+            </w:r>
           </w:p>
         </w:tc>
       </w:tr>
       <w:tr>
         <w:trPr>
-          <w:cnfStyle w:val="000000100000" w:firstRow="0" w:lastRow="0" w:firstColumn="0" w:lastColumn="0" w:oddVBand="0" w:evenVBand="0" w:oddHBand="1" w:evenHBand="0" w:firstRowFirstColumn="0" w:firstRowLastColumn="0" w:lastRowFirstColumn="0" w:lastRowLastColumn="0"/>
+          <w:trHeight w:val="300"/>
         </w:trPr>
         <w:tc>
           <w:tcPr>
-            <w:cnfStyle w:val="001000000000" w:firstRow="0" w:lastRow="0" w:firstColumn="1" w:lastColumn="0" w:oddVBand="0" w:evenVBand="0" w:oddHBand="0" w:evenHBand="0" w:firstRowFirstColumn="0" w:firstRowLastColumn="0" w:lastRowFirstColumn="0" w:lastRowLastColumn="0"/>
-            <w:tcW w:w="3714" w:type="dxa"/>
+            <w:tcW w:w="3720" w:type="dxa"/>
+            <w:tcBorders>
+              <w:top w:val="single" w:color="9CC2E5" w:themeColor="accent1" w:themeTint="99" w:sz="8"/>
+              <w:left w:val="single" w:color="9CC2E5" w:themeColor="accent1" w:themeTint="99" w:sz="8"/>
+              <w:bottom w:val="single" w:color="9CC2E5" w:themeColor="accent1" w:themeTint="99" w:sz="8"/>
+              <w:right w:val="single" w:color="9CC2E5" w:themeColor="accent1" w:themeTint="99" w:sz="8"/>
+            </w:tcBorders>
             <w:shd w:val="clear" w:color="auto" w:fill="FFFFFF" w:themeFill="background1"/>
+            <w:tcMar>
+              <w:top w:w="29" w:type="dxa"/>
+              <w:left w:w="108" w:type="dxa"/>
+              <w:bottom w:w="29" w:type="dxa"/>
+              <w:right w:w="108" w:type="dxa"/>
+            </w:tcMar>
+            <w:vAlign w:val="top"/>
           </w:tcPr>
           <w:p>
             <w:pPr>
               <w:pStyle w:val="Prrafodelista"/>
               <w:numPr>
                 <w:ilvl w:val="0"/>
-                <w:numId w:val="3"/>
+                <w:numId w:val="24"/>
               </w:numPr>
+              <w:spacing w:before="0" w:beforeAutospacing="off" w:after="0" w:afterAutospacing="off"/>
+              <w:ind w:left="720" w:right="0" w:hanging="360"/>
               <w:rPr>
-                <w:b w:val="0"/>
-                <w:bCs w:val="0"/>
+                <w:rFonts w:ascii="Arial" w:hAnsi="Arial" w:eastAsia="Arial" w:cs="Arial"/>
+                <w:color w:val="404040" w:themeColor="text1" w:themeTint="BF" w:themeShade="FF"/>
+                <w:sz w:val="18"/>
                 <w:szCs w:val="18"/>
                 <w:lang w:val="es-AR"/>
               </w:rPr>
             </w:pPr>
             <w:r>
               <w:rPr>
-                <w:b w:val="0"/>
-                <w:bCs w:val="0"/>
+                <w:rFonts w:ascii="Arial" w:hAnsi="Arial" w:eastAsia="Arial" w:cs="Arial"/>
+                <w:color w:val="404040" w:themeColor="text1" w:themeTint="BF" w:themeShade="FF"/>
+                <w:sz w:val="18"/>
+                <w:szCs w:val="18"/>
                 <w:lang w:val="es-AR"/>
               </w:rPr>
               <w:t>Capacitación</w:t>
@@ -13601,61 +14816,122 @@
         </w:tc>
         <w:tc>
           <w:tcPr>
-            <w:tcW w:w="3016" w:type="dxa"/>
+            <w:tcW w:w="3015" w:type="dxa"/>
             <w:gridSpan w:val="3"/>
+            <w:tcBorders>
+              <w:top w:val="single" w:color="9CC2E5" w:themeColor="accent1" w:themeTint="99" w:sz="8"/>
+              <w:left w:val="single" w:color="9CC2E5" w:themeColor="accent1" w:themeTint="99" w:sz="8"/>
+              <w:bottom w:val="single" w:color="9CC2E5" w:themeColor="accent1" w:themeTint="99" w:sz="8"/>
+              <w:right w:val="single" w:color="9CC2E5" w:themeColor="accent1" w:themeTint="99" w:sz="8"/>
+            </w:tcBorders>
             <w:shd w:val="clear" w:color="auto" w:fill="FFFFFF" w:themeFill="background1"/>
+            <w:tcMar>
+              <w:top w:w="29" w:type="dxa"/>
+              <w:left w:w="108" w:type="dxa"/>
+              <w:bottom w:w="29" w:type="dxa"/>
+              <w:right w:w="108" w:type="dxa"/>
+            </w:tcMar>
+            <w:vAlign w:val="top"/>
           </w:tcPr>
           <w:p>
             <w:pPr>
+              <w:spacing w:before="0" w:beforeAutospacing="off" w:after="0" w:afterAutospacing="off"/>
               <w:jc w:val="center"/>
-              <w:cnfStyle w:val="000000100000" w:firstRow="0" w:lastRow="0" w:firstColumn="0" w:lastColumn="0" w:oddVBand="0" w:evenVBand="0" w:oddHBand="1" w:evenHBand="0" w:firstRowFirstColumn="0" w:firstRowLastColumn="0" w:lastRowFirstColumn="0" w:lastRowLastColumn="0"/>
+            </w:pPr>
+            <w:r>
               <w:rPr>
+                <w:rFonts w:ascii="Arial" w:hAnsi="Arial" w:eastAsia="Arial" w:cs="Arial"/>
+                <w:color w:val="404040" w:themeColor="text1" w:themeTint="BF" w:themeShade="FF"/>
+                <w:sz w:val="18"/>
+                <w:szCs w:val="18"/>
                 <w:lang w:val="es-AR"/>
               </w:rPr>
-            </w:pPr>
+              <w:t>$ 2.500</w:t>
+            </w:r>
           </w:p>
         </w:tc>
         <w:tc>
           <w:tcPr>
-            <w:tcW w:w="2927" w:type="dxa"/>
+            <w:tcW w:w="3120" w:type="dxa"/>
             <w:gridSpan w:val="3"/>
+            <w:tcBorders>
+              <w:top w:val="single" w:color="9CC2E5" w:themeColor="accent1" w:themeTint="99" w:sz="8"/>
+              <w:left w:val="nil"/>
+              <w:bottom w:val="single" w:color="9CC2E5" w:themeColor="accent1" w:themeTint="99" w:sz="8"/>
+              <w:right w:val="single" w:color="9CC2E5" w:themeColor="accent1" w:themeTint="99" w:sz="8"/>
+            </w:tcBorders>
             <w:shd w:val="clear" w:color="auto" w:fill="FFFFFF" w:themeFill="background1"/>
+            <w:tcMar>
+              <w:top w:w="29" w:type="dxa"/>
+              <w:left w:w="108" w:type="dxa"/>
+              <w:bottom w:w="29" w:type="dxa"/>
+              <w:right w:w="108" w:type="dxa"/>
+            </w:tcMar>
+            <w:vAlign w:val="top"/>
           </w:tcPr>
           <w:p>
             <w:pPr>
+              <w:spacing w:before="0" w:beforeAutospacing="off" w:after="0" w:afterAutospacing="off"/>
               <w:jc w:val="center"/>
-              <w:cnfStyle w:val="000000100000" w:firstRow="0" w:lastRow="0" w:firstColumn="0" w:lastColumn="0" w:oddVBand="0" w:evenVBand="0" w:oddHBand="1" w:evenHBand="0" w:firstRowFirstColumn="0" w:firstRowLastColumn="0" w:lastRowFirstColumn="0" w:lastRowLastColumn="0"/>
+            </w:pPr>
+            <w:r>
               <w:rPr>
+                <w:rFonts w:ascii="Arial" w:hAnsi="Arial" w:eastAsia="Arial" w:cs="Arial"/>
+                <w:color w:val="404040" w:themeColor="text1" w:themeTint="BF" w:themeShade="FF"/>
+                <w:sz w:val="18"/>
+                <w:szCs w:val="18"/>
                 <w:lang w:val="es-AR"/>
               </w:rPr>
-            </w:pPr>
+              <w:t>$ 1.200</w:t>
+            </w:r>
           </w:p>
         </w:tc>
       </w:tr>
       <w:tr>
+        <w:trPr>
+          <w:trHeight w:val="300"/>
+        </w:trPr>
         <w:tc>
           <w:tcPr>
-            <w:cnfStyle w:val="001000000000" w:firstRow="0" w:lastRow="0" w:firstColumn="1" w:lastColumn="0" w:oddVBand="0" w:evenVBand="0" w:oddHBand="0" w:evenHBand="0" w:firstRowFirstColumn="0" w:firstRowLastColumn="0" w:lastRowFirstColumn="0" w:lastRowLastColumn="0"/>
-            <w:tcW w:w="3714" w:type="dxa"/>
+            <w:tcW w:w="3720" w:type="dxa"/>
+            <w:tcBorders>
+              <w:top w:val="single" w:color="9CC2E5" w:themeColor="accent1" w:themeTint="99" w:sz="8"/>
+              <w:left w:val="single" w:color="9CC2E5" w:themeColor="accent1" w:themeTint="99" w:sz="8"/>
+              <w:bottom w:val="single" w:color="9CC2E5" w:themeColor="accent1" w:themeTint="99" w:sz="8"/>
+              <w:right w:val="single" w:color="9CC2E5" w:themeColor="accent1" w:themeTint="99" w:sz="8"/>
+            </w:tcBorders>
             <w:shd w:val="clear" w:color="auto" w:fill="FFFFFF" w:themeFill="background1"/>
+            <w:tcMar>
+              <w:top w:w="29" w:type="dxa"/>
+              <w:left w:w="108" w:type="dxa"/>
+              <w:bottom w:w="29" w:type="dxa"/>
+              <w:right w:w="108" w:type="dxa"/>
+            </w:tcMar>
+            <w:vAlign w:val="top"/>
           </w:tcPr>
           <w:p>
             <w:pPr>
               <w:pStyle w:val="Prrafodelista"/>
               <w:numPr>
                 <w:ilvl w:val="0"/>
-                <w:numId w:val="3"/>
+                <w:numId w:val="24"/>
               </w:numPr>
+              <w:spacing w:before="0" w:beforeAutospacing="off" w:after="0" w:afterAutospacing="off"/>
+              <w:ind w:left="720" w:right="0" w:hanging="360"/>
               <w:rPr>
-                <w:b w:val="0"/>
-                <w:bCs w:val="0"/>
+                <w:rFonts w:ascii="Arial" w:hAnsi="Arial" w:eastAsia="Arial" w:cs="Arial"/>
+                <w:color w:val="404040" w:themeColor="text1" w:themeTint="BF" w:themeShade="FF"/>
+                <w:sz w:val="18"/>
+                <w:szCs w:val="18"/>
                 <w:lang w:val="es-AR"/>
               </w:rPr>
             </w:pPr>
             <w:r>
               <w:rPr>
-                <w:b w:val="0"/>
-                <w:bCs w:val="0"/>
+                <w:rFonts w:ascii="Arial" w:hAnsi="Arial" w:eastAsia="Arial" w:cs="Arial"/>
+                <w:color w:val="404040" w:themeColor="text1" w:themeTint="BF" w:themeShade="FF"/>
+                <w:sz w:val="18"/>
+                <w:szCs w:val="18"/>
                 <w:lang w:val="es-AR"/>
               </w:rPr>
               <w:t>Certificaciones</w:t>
@@ -13664,65 +14940,122 @@
         </w:tc>
         <w:tc>
           <w:tcPr>
-            <w:tcW w:w="3016" w:type="dxa"/>
+            <w:tcW w:w="3015" w:type="dxa"/>
             <w:gridSpan w:val="3"/>
+            <w:tcBorders>
+              <w:top w:val="single" w:color="9CC2E5" w:themeColor="accent1" w:themeTint="99" w:sz="8"/>
+              <w:left w:val="single" w:color="9CC2E5" w:themeColor="accent1" w:themeTint="99" w:sz="8"/>
+              <w:bottom w:val="single" w:color="9CC2E5" w:themeColor="accent1" w:themeTint="99" w:sz="8"/>
+              <w:right w:val="single" w:color="9CC2E5" w:themeColor="accent1" w:themeTint="99" w:sz="8"/>
+            </w:tcBorders>
             <w:shd w:val="clear" w:color="auto" w:fill="FFFFFF" w:themeFill="background1"/>
+            <w:tcMar>
+              <w:top w:w="29" w:type="dxa"/>
+              <w:left w:w="108" w:type="dxa"/>
+              <w:bottom w:w="29" w:type="dxa"/>
+              <w:right w:w="108" w:type="dxa"/>
+            </w:tcMar>
+            <w:vAlign w:val="top"/>
           </w:tcPr>
           <w:p>
             <w:pPr>
+              <w:spacing w:before="0" w:beforeAutospacing="off" w:after="0" w:afterAutospacing="off"/>
               <w:jc w:val="center"/>
-              <w:cnfStyle w:val="000000000000" w:firstRow="0" w:lastRow="0" w:firstColumn="0" w:lastColumn="0" w:oddVBand="0" w:evenVBand="0" w:oddHBand="0" w:evenHBand="0" w:firstRowFirstColumn="0" w:firstRowLastColumn="0" w:lastRowFirstColumn="0" w:lastRowLastColumn="0"/>
+            </w:pPr>
+            <w:r>
               <w:rPr>
+                <w:rFonts w:ascii="Arial" w:hAnsi="Arial" w:eastAsia="Arial" w:cs="Arial"/>
+                <w:color w:val="404040" w:themeColor="text1" w:themeTint="BF" w:themeShade="FF"/>
+                <w:sz w:val="18"/>
+                <w:szCs w:val="18"/>
                 <w:lang w:val="es-AR"/>
               </w:rPr>
-            </w:pPr>
+              <w:t>$ 0</w:t>
+            </w:r>
           </w:p>
         </w:tc>
         <w:tc>
           <w:tcPr>
-            <w:tcW w:w="2927" w:type="dxa"/>
+            <w:tcW w:w="3120" w:type="dxa"/>
             <w:gridSpan w:val="3"/>
+            <w:tcBorders>
+              <w:top w:val="single" w:color="9CC2E5" w:themeColor="accent1" w:themeTint="99" w:sz="8"/>
+              <w:left w:val="nil"/>
+              <w:bottom w:val="single" w:color="9CC2E5" w:themeColor="accent1" w:themeTint="99" w:sz="8"/>
+              <w:right w:val="single" w:color="9CC2E5" w:themeColor="accent1" w:themeTint="99" w:sz="8"/>
+            </w:tcBorders>
             <w:shd w:val="clear" w:color="auto" w:fill="FFFFFF" w:themeFill="background1"/>
+            <w:tcMar>
+              <w:top w:w="29" w:type="dxa"/>
+              <w:left w:w="108" w:type="dxa"/>
+              <w:bottom w:w="29" w:type="dxa"/>
+              <w:right w:w="108" w:type="dxa"/>
+            </w:tcMar>
+            <w:vAlign w:val="top"/>
           </w:tcPr>
           <w:p>
             <w:pPr>
+              <w:spacing w:before="0" w:beforeAutospacing="off" w:after="0" w:afterAutospacing="off"/>
               <w:jc w:val="center"/>
-              <w:cnfStyle w:val="000000000000" w:firstRow="0" w:lastRow="0" w:firstColumn="0" w:lastColumn="0" w:oddVBand="0" w:evenVBand="0" w:oddHBand="0" w:evenHBand="0" w:firstRowFirstColumn="0" w:firstRowLastColumn="0" w:lastRowFirstColumn="0" w:lastRowLastColumn="0"/>
+            </w:pPr>
+            <w:r>
               <w:rPr>
+                <w:rFonts w:ascii="Arial" w:hAnsi="Arial" w:eastAsia="Arial" w:cs="Arial"/>
+                <w:color w:val="404040" w:themeColor="text1" w:themeTint="BF" w:themeShade="FF"/>
+                <w:sz w:val="18"/>
+                <w:szCs w:val="18"/>
                 <w:lang w:val="es-AR"/>
               </w:rPr>
-            </w:pPr>
+              <w:t>$ 0</w:t>
+            </w:r>
           </w:p>
         </w:tc>
       </w:tr>
       <w:tr>
         <w:trPr>
-          <w:cnfStyle w:val="000000100000" w:firstRow="0" w:lastRow="0" w:firstColumn="0" w:lastColumn="0" w:oddVBand="0" w:evenVBand="0" w:oddHBand="1" w:evenHBand="0" w:firstRowFirstColumn="0" w:firstRowLastColumn="0" w:lastRowFirstColumn="0" w:lastRowLastColumn="0"/>
           <w:trHeight w:val="375"/>
         </w:trPr>
         <w:tc>
           <w:tcPr>
-            <w:cnfStyle w:val="001000000000" w:firstRow="0" w:lastRow="0" w:firstColumn="1" w:lastColumn="0" w:oddVBand="0" w:evenVBand="0" w:oddHBand="0" w:evenHBand="0" w:firstRowFirstColumn="0" w:firstRowLastColumn="0" w:lastRowFirstColumn="0" w:lastRowLastColumn="0"/>
-            <w:tcW w:w="3714" w:type="dxa"/>
+            <w:tcW w:w="3720" w:type="dxa"/>
+            <w:tcBorders>
+              <w:top w:val="single" w:color="9CC2E5" w:themeColor="accent1" w:themeTint="99" w:sz="8"/>
+              <w:left w:val="single" w:color="9CC2E5" w:themeColor="accent1" w:themeTint="99" w:sz="8"/>
+              <w:bottom w:val="single" w:color="9CC2E5" w:themeColor="accent1" w:themeTint="99" w:sz="8"/>
+              <w:right w:val="single" w:color="9CC2E5" w:themeColor="accent1" w:themeTint="99" w:sz="8"/>
+            </w:tcBorders>
             <w:shd w:val="clear" w:color="auto" w:fill="FFFFFF" w:themeFill="background1"/>
+            <w:tcMar>
+              <w:top w:w="29" w:type="dxa"/>
+              <w:left w:w="108" w:type="dxa"/>
+              <w:bottom w:w="29" w:type="dxa"/>
+              <w:right w:w="108" w:type="dxa"/>
+            </w:tcMar>
+            <w:vAlign w:val="top"/>
           </w:tcPr>
           <w:p>
             <w:pPr>
               <w:pStyle w:val="Prrafodelista"/>
               <w:numPr>
                 <w:ilvl w:val="0"/>
-                <w:numId w:val="3"/>
+                <w:numId w:val="24"/>
               </w:numPr>
+              <w:spacing w:before="0" w:beforeAutospacing="off" w:after="0" w:afterAutospacing="off"/>
+              <w:ind w:left="720" w:right="0" w:hanging="360"/>
               <w:rPr>
-                <w:b w:val="0"/>
-                <w:bCs w:val="0"/>
+                <w:rFonts w:ascii="Arial" w:hAnsi="Arial" w:eastAsia="Arial" w:cs="Arial"/>
+                <w:color w:val="404040" w:themeColor="text1" w:themeTint="BF" w:themeShade="FF"/>
+                <w:sz w:val="18"/>
+                <w:szCs w:val="18"/>
                 <w:lang w:val="es-AR"/>
               </w:rPr>
             </w:pPr>
             <w:r>
               <w:rPr>
-                <w:b w:val="0"/>
-                <w:bCs w:val="0"/>
+                <w:rFonts w:ascii="Arial" w:hAnsi="Arial" w:eastAsia="Arial" w:cs="Arial"/>
+                <w:color w:val="404040" w:themeColor="text1" w:themeTint="BF" w:themeShade="FF"/>
+                <w:sz w:val="18"/>
+                <w:szCs w:val="18"/>
                 <w:lang w:val="es-AR"/>
               </w:rPr>
               <w:t>Otros costos</w:t>
@@ -13731,52 +15064,111 @@
         </w:tc>
         <w:tc>
           <w:tcPr>
-            <w:tcW w:w="3016" w:type="dxa"/>
+            <w:tcW w:w="3015" w:type="dxa"/>
             <w:gridSpan w:val="3"/>
+            <w:tcBorders>
+              <w:top w:val="single" w:color="9CC2E5" w:themeColor="accent1" w:themeTint="99" w:sz="8"/>
+              <w:left w:val="single" w:color="9CC2E5" w:themeColor="accent1" w:themeTint="99" w:sz="8"/>
+              <w:bottom w:val="single" w:color="9CC2E5" w:themeColor="accent1" w:themeTint="99" w:sz="8"/>
+              <w:right w:val="single" w:color="9CC2E5" w:themeColor="accent1" w:themeTint="99" w:sz="8"/>
+            </w:tcBorders>
             <w:shd w:val="clear" w:color="auto" w:fill="FFFFFF" w:themeFill="background1"/>
+            <w:tcMar>
+              <w:top w:w="29" w:type="dxa"/>
+              <w:left w:w="108" w:type="dxa"/>
+              <w:bottom w:w="29" w:type="dxa"/>
+              <w:right w:w="108" w:type="dxa"/>
+            </w:tcMar>
+            <w:vAlign w:val="top"/>
           </w:tcPr>
           <w:p>
             <w:pPr>
+              <w:spacing w:before="0" w:beforeAutospacing="off" w:after="0" w:afterAutospacing="off"/>
               <w:jc w:val="center"/>
-              <w:cnfStyle w:val="000000100000" w:firstRow="0" w:lastRow="0" w:firstColumn="0" w:lastColumn="0" w:oddVBand="0" w:evenVBand="0" w:oddHBand="1" w:evenHBand="0" w:firstRowFirstColumn="0" w:firstRowLastColumn="0" w:lastRowFirstColumn="0" w:lastRowLastColumn="0"/>
+            </w:pPr>
+            <w:r>
               <w:rPr>
+                <w:rFonts w:ascii="Arial" w:hAnsi="Arial" w:eastAsia="Arial" w:cs="Arial"/>
+                <w:color w:val="404040" w:themeColor="text1" w:themeTint="BF" w:themeShade="FF"/>
+                <w:sz w:val="18"/>
+                <w:szCs w:val="18"/>
                 <w:lang w:val="es-AR"/>
               </w:rPr>
-            </w:pPr>
+              <w:t>$ 3.150</w:t>
+            </w:r>
           </w:p>
         </w:tc>
         <w:tc>
           <w:tcPr>
-            <w:tcW w:w="2927" w:type="dxa"/>
+            <w:tcW w:w="3120" w:type="dxa"/>
             <w:gridSpan w:val="3"/>
+            <w:tcBorders>
+              <w:top w:val="single" w:color="9CC2E5" w:themeColor="accent1" w:themeTint="99" w:sz="8"/>
+              <w:left w:val="nil"/>
+              <w:bottom w:val="single" w:color="9CC2E5" w:themeColor="accent1" w:themeTint="99" w:sz="8"/>
+              <w:right w:val="single" w:color="9CC2E5" w:themeColor="accent1" w:themeTint="99" w:sz="8"/>
+            </w:tcBorders>
             <w:shd w:val="clear" w:color="auto" w:fill="FFFFFF" w:themeFill="background1"/>
+            <w:tcMar>
+              <w:top w:w="29" w:type="dxa"/>
+              <w:left w:w="108" w:type="dxa"/>
+              <w:bottom w:w="29" w:type="dxa"/>
+              <w:right w:w="108" w:type="dxa"/>
+            </w:tcMar>
+            <w:vAlign w:val="top"/>
           </w:tcPr>
           <w:p>
             <w:pPr>
+              <w:spacing w:before="0" w:beforeAutospacing="off" w:after="0" w:afterAutospacing="off"/>
               <w:jc w:val="center"/>
-              <w:cnfStyle w:val="000000100000" w:firstRow="0" w:lastRow="0" w:firstColumn="0" w:lastColumn="0" w:oddVBand="0" w:evenVBand="0" w:oddHBand="1" w:evenHBand="0" w:firstRowFirstColumn="0" w:firstRowLastColumn="0" w:lastRowFirstColumn="0" w:lastRowLastColumn="0"/>
+            </w:pPr>
+            <w:r>
               <w:rPr>
+                <w:rFonts w:ascii="Arial" w:hAnsi="Arial" w:eastAsia="Arial" w:cs="Arial"/>
+                <w:color w:val="404040" w:themeColor="text1" w:themeTint="BF" w:themeShade="FF"/>
+                <w:sz w:val="18"/>
+                <w:szCs w:val="18"/>
                 <w:lang w:val="es-AR"/>
               </w:rPr>
-            </w:pPr>
+              <w:t>$ 720</w:t>
+            </w:r>
           </w:p>
         </w:tc>
       </w:tr>
       <w:tr>
+        <w:trPr>
+          <w:trHeight w:val="300"/>
+        </w:trPr>
         <w:tc>
           <w:tcPr>
-            <w:cnfStyle w:val="001000000000" w:firstRow="0" w:lastRow="0" w:firstColumn="1" w:lastColumn="0" w:oddVBand="0" w:evenVBand="0" w:oddHBand="0" w:evenHBand="0" w:firstRowFirstColumn="0" w:firstRowLastColumn="0" w:lastRowFirstColumn="0" w:lastRowLastColumn="0"/>
-            <w:tcW w:w="3714" w:type="dxa"/>
+            <w:tcW w:w="3720" w:type="dxa"/>
+            <w:tcBorders>
+              <w:top w:val="single" w:color="9CC2E5" w:themeColor="accent1" w:themeTint="99" w:sz="8"/>
+              <w:left w:val="single" w:color="9CC2E5" w:themeColor="accent1" w:themeTint="99" w:sz="8"/>
+              <w:bottom w:val="single" w:color="9CC2E5" w:themeColor="accent1" w:themeTint="99" w:sz="8"/>
+              <w:right w:val="single" w:color="9CC2E5" w:themeColor="accent1" w:themeTint="99" w:sz="8"/>
+            </w:tcBorders>
+            <w:tcMar>
+              <w:top w:w="29" w:type="dxa"/>
+              <w:left w:w="108" w:type="dxa"/>
+              <w:bottom w:w="29" w:type="dxa"/>
+              <w:right w:w="108" w:type="dxa"/>
+            </w:tcMar>
+            <w:vAlign w:val="top"/>
           </w:tcPr>
           <w:p>
             <w:pPr>
+              <w:spacing w:before="0" w:beforeAutospacing="off" w:after="0" w:afterAutospacing="off"/>
               <w:jc w:val="right"/>
-              <w:rPr>
-                <w:lang w:val="es-AR"/>
-              </w:rPr>
             </w:pPr>
             <w:r>
               <w:rPr>
+                <w:rFonts w:ascii="Arial" w:hAnsi="Arial" w:eastAsia="Arial" w:cs="Arial"/>
+                <w:b w:val="1"/>
+                <w:bCs w:val="1"/>
+                <w:color w:val="404040" w:themeColor="text1" w:themeTint="BF" w:themeShade="FF"/>
+                <w:sz w:val="18"/>
+                <w:szCs w:val="18"/>
                 <w:lang w:val="es-AR"/>
               </w:rPr>
               <w:t>Subtotal</w:t>
@@ -13785,61 +15177,109 @@
         </w:tc>
         <w:tc>
           <w:tcPr>
-            <w:tcW w:w="3016" w:type="dxa"/>
+            <w:tcW w:w="3015" w:type="dxa"/>
             <w:gridSpan w:val="3"/>
             <w:tcBorders>
-              <w:right w:val="single" w:color="9CC2E5" w:themeColor="accent1" w:themeTint="99" w:sz="4" w:space="0"/>
+              <w:top w:val="single" w:color="9CC2E5" w:themeColor="accent1" w:themeTint="99" w:sz="8"/>
+              <w:left w:val="single" w:color="9CC2E5" w:themeColor="accent1" w:themeTint="99" w:sz="8"/>
+              <w:bottom w:val="single" w:color="9CC2E5" w:themeColor="accent1" w:themeTint="99" w:sz="8"/>
+              <w:right w:val="single" w:color="9CC2E5" w:themeColor="accent1" w:themeTint="99" w:sz="8"/>
             </w:tcBorders>
+            <w:tcMar>
+              <w:top w:w="29" w:type="dxa"/>
+              <w:left w:w="108" w:type="dxa"/>
+              <w:bottom w:w="29" w:type="dxa"/>
+              <w:right w:w="108" w:type="dxa"/>
+            </w:tcMar>
+            <w:vAlign w:val="top"/>
           </w:tcPr>
           <w:p>
             <w:pPr>
+              <w:spacing w:before="0" w:beforeAutospacing="off" w:after="0" w:afterAutospacing="off"/>
               <w:jc w:val="center"/>
-              <w:cnfStyle w:val="000000000000" w:firstRow="0" w:lastRow="0" w:firstColumn="0" w:lastColumn="0" w:oddVBand="0" w:evenVBand="0" w:oddHBand="0" w:evenHBand="0" w:firstRowFirstColumn="0" w:firstRowLastColumn="0" w:lastRowFirstColumn="0" w:lastRowLastColumn="0"/>
+            </w:pPr>
+            <w:r>
               <w:rPr>
+                <w:rFonts w:ascii="Arial" w:hAnsi="Arial" w:eastAsia="Arial" w:cs="Arial"/>
+                <w:color w:val="404040" w:themeColor="text1" w:themeTint="BF" w:themeShade="FF"/>
+                <w:sz w:val="18"/>
+                <w:szCs w:val="18"/>
                 <w:lang w:val="es-AR"/>
               </w:rPr>
-            </w:pPr>
+              <w:t>$ 20.140</w:t>
+            </w:r>
           </w:p>
         </w:tc>
         <w:tc>
           <w:tcPr>
-            <w:tcW w:w="2927" w:type="dxa"/>
+            <w:tcW w:w="3120" w:type="dxa"/>
             <w:gridSpan w:val="3"/>
             <w:tcBorders>
-              <w:right w:val="single" w:color="9CC2E5" w:themeColor="accent1" w:themeTint="99" w:sz="4" w:space="0"/>
+              <w:top w:val="single" w:color="9CC2E5" w:themeColor="accent1" w:themeTint="99" w:sz="8"/>
+              <w:left w:val="nil"/>
+              <w:bottom w:val="single" w:color="9CC2E5" w:themeColor="accent1" w:themeTint="99" w:sz="8"/>
+              <w:right w:val="single" w:color="9CC2E5" w:themeColor="accent1" w:themeTint="99" w:sz="8"/>
             </w:tcBorders>
+            <w:tcMar>
+              <w:top w:w="29" w:type="dxa"/>
+              <w:left w:w="108" w:type="dxa"/>
+              <w:bottom w:w="29" w:type="dxa"/>
+              <w:right w:w="108" w:type="dxa"/>
+            </w:tcMar>
+            <w:vAlign w:val="top"/>
           </w:tcPr>
           <w:p>
             <w:pPr>
+              <w:spacing w:before="0" w:beforeAutospacing="off" w:after="0" w:afterAutospacing="off"/>
               <w:jc w:val="center"/>
-              <w:cnfStyle w:val="000000000000" w:firstRow="0" w:lastRow="0" w:firstColumn="0" w:lastColumn="0" w:oddVBand="0" w:evenVBand="0" w:oddHBand="0" w:evenHBand="0" w:firstRowFirstColumn="0" w:firstRowLastColumn="0" w:lastRowFirstColumn="0" w:lastRowLastColumn="0"/>
+            </w:pPr>
+            <w:r>
               <w:rPr>
+                <w:rFonts w:ascii="Arial" w:hAnsi="Arial" w:eastAsia="Arial" w:cs="Arial"/>
+                <w:color w:val="404040" w:themeColor="text1" w:themeTint="BF" w:themeShade="FF"/>
+                <w:sz w:val="18"/>
+                <w:szCs w:val="18"/>
                 <w:lang w:val="es-AR"/>
               </w:rPr>
-            </w:pPr>
+              <w:t>$ 7.920</w:t>
+            </w:r>
           </w:p>
         </w:tc>
       </w:tr>
       <w:tr>
         <w:trPr>
-          <w:cnfStyle w:val="000000100000" w:firstRow="0" w:lastRow="0" w:firstColumn="0" w:lastColumn="0" w:oddVBand="0" w:evenVBand="0" w:oddHBand="1" w:evenHBand="0" w:firstRowFirstColumn="0" w:firstRowLastColumn="0" w:lastRowFirstColumn="0" w:lastRowLastColumn="0"/>
           <w:trHeight w:val="240"/>
         </w:trPr>
         <w:tc>
           <w:tcPr>
-            <w:cnfStyle w:val="001000000000" w:firstRow="0" w:lastRow="0" w:firstColumn="1" w:lastColumn="0" w:oddVBand="0" w:evenVBand="0" w:oddHBand="0" w:evenHBand="0" w:firstRowFirstColumn="0" w:firstRowLastColumn="0" w:lastRowFirstColumn="0" w:lastRowLastColumn="0"/>
-            <w:tcW w:w="3714" w:type="dxa"/>
+            <w:tcW w:w="3720" w:type="dxa"/>
+            <w:tcBorders>
+              <w:top w:val="single" w:color="9CC2E5" w:themeColor="accent1" w:themeTint="99" w:sz="8"/>
+              <w:left w:val="single" w:color="9CC2E5" w:themeColor="accent1" w:themeTint="99" w:sz="8"/>
+              <w:bottom w:val="single" w:color="9CC2E5" w:themeColor="accent1" w:themeTint="99" w:sz="8"/>
+              <w:right w:val="single" w:color="9CC2E5" w:themeColor="accent1" w:themeTint="99" w:sz="8"/>
+            </w:tcBorders>
             <w:shd w:val="clear" w:color="auto" w:fill="FFFFFF" w:themeFill="background1"/>
+            <w:tcMar>
+              <w:top w:w="29" w:type="dxa"/>
+              <w:left w:w="108" w:type="dxa"/>
+              <w:bottom w:w="29" w:type="dxa"/>
+              <w:right w:w="108" w:type="dxa"/>
+            </w:tcMar>
             <w:vAlign w:val="bottom"/>
           </w:tcPr>
           <w:p>
             <w:pPr>
-              <w:rPr>
-                <w:lang w:val="es-AR"/>
-              </w:rPr>
+              <w:spacing w:before="0" w:beforeAutospacing="off" w:after="0" w:afterAutospacing="off"/>
             </w:pPr>
             <w:r>
               <w:rPr>
+                <w:rFonts w:ascii="Arial" w:hAnsi="Arial" w:eastAsia="Arial" w:cs="Arial"/>
+                <w:b w:val="1"/>
+                <w:bCs w:val="1"/>
+                <w:color w:val="404040" w:themeColor="text1" w:themeTint="BF" w:themeShade="FF"/>
+                <w:sz w:val="18"/>
+                <w:szCs w:val="18"/>
                 <w:lang w:val="es-AR"/>
               </w:rPr>
               <w:t>COSTO TOTAL DE PROPIEDAD</w:t>
@@ -13848,24 +15288,35 @@
         </w:tc>
         <w:tc>
           <w:tcPr>
-            <w:tcW w:w="1027" w:type="dxa"/>
+            <w:tcW w:w="1020" w:type="dxa"/>
             <w:tcBorders>
-              <w:right w:val="single" w:color="9CC2E5" w:themeColor="accent1" w:themeTint="99" w:sz="4" w:space="0"/>
+              <w:top w:val="single" w:color="9CC2E5" w:themeColor="accent1" w:themeTint="99" w:sz="8"/>
+              <w:left w:val="single" w:color="9CC2E5" w:themeColor="accent1" w:themeTint="99" w:sz="8"/>
+              <w:bottom w:val="single" w:color="9CC2E5" w:themeColor="accent1" w:themeTint="99" w:sz="8"/>
+              <w:right w:val="single" w:color="9CC2E5" w:themeColor="accent1" w:themeTint="99" w:sz="8"/>
             </w:tcBorders>
+            <w:shd w:val="clear" w:color="auto" w:fill="DEEAF6" w:themeFill="accent1" w:themeFillTint="33"/>
+            <w:tcMar>
+              <w:top w:w="29" w:type="dxa"/>
+              <w:left w:w="108" w:type="dxa"/>
+              <w:bottom w:w="29" w:type="dxa"/>
+              <w:right w:w="108" w:type="dxa"/>
+            </w:tcMar>
             <w:vAlign w:val="bottom"/>
           </w:tcPr>
           <w:p>
             <w:pPr>
+              <w:spacing w:before="0" w:beforeAutospacing="off" w:after="0" w:afterAutospacing="off"/>
               <w:jc w:val="center"/>
-              <w:cnfStyle w:val="000000100000" w:firstRow="0" w:lastRow="0" w:firstColumn="0" w:lastColumn="0" w:oddVBand="0" w:evenVBand="0" w:oddHBand="1" w:evenHBand="0" w:firstRowFirstColumn="0" w:firstRowLastColumn="0" w:lastRowFirstColumn="0" w:lastRowLastColumn="0"/>
-              <w:rPr>
-                <w:b/>
-                <w:lang w:val="es-AR"/>
-              </w:rPr>
             </w:pPr>
             <w:r>
               <w:rPr>
-                <w:b/>
+                <w:rFonts w:ascii="Arial" w:hAnsi="Arial" w:eastAsia="Arial" w:cs="Arial"/>
+                <w:b w:val="1"/>
+                <w:bCs w:val="1"/>
+                <w:color w:val="404040" w:themeColor="text1" w:themeTint="BF" w:themeShade="FF"/>
+                <w:sz w:val="18"/>
+                <w:szCs w:val="18"/>
                 <w:lang w:val="es-AR"/>
               </w:rPr>
               <w:t>Subtotal</w:t>
@@ -13874,26 +15325,36 @@
         </w:tc>
         <w:tc>
           <w:tcPr>
-            <w:tcW w:w="1989" w:type="dxa"/>
+            <w:tcW w:w="1995" w:type="dxa"/>
             <w:gridSpan w:val="2"/>
             <w:tcBorders>
-              <w:left w:val="single" w:color="9CC2E5" w:themeColor="accent1" w:themeTint="99" w:sz="4" w:space="0"/>
-              <w:right w:val="single" w:color="9CC2E5" w:themeColor="accent1" w:themeTint="99" w:sz="4" w:space="0"/>
+              <w:top w:val="nil" w:color="9CC2E5" w:themeColor="accent1" w:themeTint="99" w:sz="8"/>
+              <w:left w:val="single" w:color="9CC2E5" w:themeColor="accent1" w:themeTint="99" w:sz="8"/>
+              <w:bottom w:val="single" w:color="9CC2E5" w:themeColor="accent1" w:themeTint="99" w:sz="8"/>
+              <w:right w:val="single" w:color="9CC2E5" w:themeColor="accent1" w:themeTint="99" w:sz="8"/>
             </w:tcBorders>
+            <w:shd w:val="clear" w:color="auto" w:fill="DEEAF6" w:themeFill="accent1" w:themeFillTint="33"/>
+            <w:tcMar>
+              <w:top w:w="29" w:type="dxa"/>
+              <w:left w:w="108" w:type="dxa"/>
+              <w:bottom w:w="29" w:type="dxa"/>
+              <w:right w:w="108" w:type="dxa"/>
+            </w:tcMar>
             <w:vAlign w:val="bottom"/>
           </w:tcPr>
           <w:p>
             <w:pPr>
+              <w:spacing w:before="0" w:beforeAutospacing="off" w:after="0" w:afterAutospacing="off"/>
               <w:jc w:val="center"/>
-              <w:cnfStyle w:val="000000100000" w:firstRow="0" w:lastRow="0" w:firstColumn="0" w:lastColumn="0" w:oddVBand="0" w:evenVBand="0" w:oddHBand="1" w:evenHBand="0" w:firstRowFirstColumn="0" w:firstRowLastColumn="0" w:lastRowFirstColumn="0" w:lastRowLastColumn="0"/>
-              <w:rPr>
-                <w:b/>
-                <w:lang w:val="es-AR"/>
-              </w:rPr>
             </w:pPr>
             <w:r>
               <w:rPr>
-                <w:b/>
+                <w:rFonts w:ascii="Arial" w:hAnsi="Arial" w:eastAsia="Arial" w:cs="Arial"/>
+                <w:b w:val="1"/>
+                <w:bCs w:val="1"/>
+                <w:color w:val="404040" w:themeColor="text1" w:themeTint="BF" w:themeShade="FF"/>
+                <w:sz w:val="18"/>
+                <w:szCs w:val="18"/>
                 <w:lang w:val="es-AR"/>
               </w:rPr>
               <w:t>Acumulado</w:t>
@@ -13904,23 +15365,33 @@
           <w:tcPr>
             <w:tcW w:w="1095" w:type="dxa"/>
             <w:tcBorders>
-              <w:left w:val="single" w:color="9CC2E5" w:themeColor="accent1" w:themeTint="99" w:sz="4" w:space="0"/>
-              <w:right w:val="single" w:color="9CC2E5" w:themeColor="accent1" w:themeTint="99" w:sz="4" w:space="0"/>
+              <w:top w:val="single" w:color="9CC2E5" w:themeColor="accent1" w:themeTint="99" w:sz="8"/>
+              <w:left w:val="nil"/>
+              <w:bottom w:val="single" w:color="9CC2E5" w:themeColor="accent1" w:themeTint="99" w:sz="8"/>
+              <w:right w:val="single" w:color="9CC2E5" w:themeColor="accent1" w:themeTint="99" w:sz="8"/>
             </w:tcBorders>
+            <w:shd w:val="clear" w:color="auto" w:fill="DEEAF6" w:themeFill="accent1" w:themeFillTint="33"/>
+            <w:tcMar>
+              <w:top w:w="29" w:type="dxa"/>
+              <w:left w:w="108" w:type="dxa"/>
+              <w:bottom w:w="29" w:type="dxa"/>
+              <w:right w:w="108" w:type="dxa"/>
+            </w:tcMar>
             <w:vAlign w:val="bottom"/>
           </w:tcPr>
           <w:p>
             <w:pPr>
+              <w:spacing w:before="0" w:beforeAutospacing="off" w:after="0" w:afterAutospacing="off"/>
               <w:jc w:val="center"/>
-              <w:cnfStyle w:val="000000100000" w:firstRow="0" w:lastRow="0" w:firstColumn="0" w:lastColumn="0" w:oddVBand="0" w:evenVBand="0" w:oddHBand="1" w:evenHBand="0" w:firstRowFirstColumn="0" w:firstRowLastColumn="0" w:lastRowFirstColumn="0" w:lastRowLastColumn="0"/>
-              <w:rPr>
-                <w:b/>
-                <w:lang w:val="es-AR"/>
-              </w:rPr>
             </w:pPr>
             <w:r>
               <w:rPr>
-                <w:b/>
+                <w:rFonts w:ascii="Arial" w:hAnsi="Arial" w:eastAsia="Arial" w:cs="Arial"/>
+                <w:b w:val="1"/>
+                <w:bCs w:val="1"/>
+                <w:color w:val="404040" w:themeColor="text1" w:themeTint="BF" w:themeShade="FF"/>
+                <w:sz w:val="18"/>
+                <w:szCs w:val="18"/>
                 <w:lang w:val="es-AR"/>
               </w:rPr>
               <w:t>Subtotal</w:t>
@@ -13929,26 +15400,36 @@
         </w:tc>
         <w:tc>
           <w:tcPr>
-            <w:tcW w:w="1832" w:type="dxa"/>
+            <w:tcW w:w="2025" w:type="dxa"/>
             <w:gridSpan w:val="2"/>
             <w:tcBorders>
-              <w:left w:val="single" w:color="9CC2E5" w:themeColor="accent1" w:themeTint="99" w:sz="4" w:space="0"/>
-              <w:right w:val="single" w:color="9CC2E5" w:themeColor="accent1" w:themeTint="99" w:sz="4" w:space="0"/>
+              <w:top w:val="nil" w:color="9CC2E5" w:themeColor="accent1" w:themeTint="99" w:sz="8"/>
+              <w:left w:val="single" w:color="9CC2E5" w:themeColor="accent1" w:themeTint="99" w:sz="8"/>
+              <w:bottom w:val="single" w:color="9CC2E5" w:themeColor="accent1" w:themeTint="99" w:sz="8"/>
+              <w:right w:val="single" w:color="9CC2E5" w:themeColor="accent1" w:themeTint="99" w:sz="8"/>
             </w:tcBorders>
+            <w:shd w:val="clear" w:color="auto" w:fill="DEEAF6" w:themeFill="accent1" w:themeFillTint="33"/>
+            <w:tcMar>
+              <w:top w:w="29" w:type="dxa"/>
+              <w:left w:w="108" w:type="dxa"/>
+              <w:bottom w:w="29" w:type="dxa"/>
+              <w:right w:w="108" w:type="dxa"/>
+            </w:tcMar>
             <w:vAlign w:val="bottom"/>
           </w:tcPr>
           <w:p>
             <w:pPr>
+              <w:spacing w:before="0" w:beforeAutospacing="off" w:after="0" w:afterAutospacing="off"/>
               <w:jc w:val="center"/>
-              <w:cnfStyle w:val="000000100000" w:firstRow="0" w:lastRow="0" w:firstColumn="0" w:lastColumn="0" w:oddVBand="0" w:evenVBand="0" w:oddHBand="1" w:evenHBand="0" w:firstRowFirstColumn="0" w:firstRowLastColumn="0" w:lastRowFirstColumn="0" w:lastRowLastColumn="0"/>
-              <w:rPr>
-                <w:b/>
-                <w:lang w:val="es-AR"/>
-              </w:rPr>
             </w:pPr>
             <w:r>
               <w:rPr>
-                <w:b/>
+                <w:rFonts w:ascii="Arial" w:hAnsi="Arial" w:eastAsia="Arial" w:cs="Arial"/>
+                <w:b w:val="1"/>
+                <w:bCs w:val="1"/>
+                <w:color w:val="404040" w:themeColor="text1" w:themeTint="BF" w:themeShade="FF"/>
+                <w:sz w:val="18"/>
+                <w:szCs w:val="18"/>
                 <w:lang w:val="es-AR"/>
               </w:rPr>
               <w:t>Acumulado</w:t>
@@ -13958,23 +15439,35 @@
       </w:tr>
       <w:tr>
         <w:trPr>
-          <w:trHeight w:val="218"/>
+          <w:trHeight w:val="225"/>
         </w:trPr>
         <w:tc>
           <w:tcPr>
-            <w:cnfStyle w:val="001000000000" w:firstRow="0" w:lastRow="0" w:firstColumn="1" w:lastColumn="0" w:oddVBand="0" w:evenVBand="0" w:oddHBand="0" w:evenHBand="0" w:firstRowFirstColumn="0" w:firstRowLastColumn="0" w:lastRowFirstColumn="0" w:lastRowLastColumn="0"/>
-            <w:tcW w:w="3714" w:type="dxa"/>
+            <w:tcW w:w="3720" w:type="dxa"/>
+            <w:tcBorders>
+              <w:top w:val="single" w:color="9CC2E5" w:themeColor="accent1" w:themeTint="99" w:sz="8"/>
+              <w:left w:val="single" w:color="9CC2E5" w:themeColor="accent1" w:themeTint="99" w:sz="8"/>
+              <w:bottom w:val="single" w:color="9CC2E5" w:themeColor="accent1" w:themeTint="99" w:sz="8"/>
+              <w:right w:val="single" w:color="9CC2E5" w:themeColor="accent1" w:themeTint="99" w:sz="8"/>
+            </w:tcBorders>
+            <w:tcMar>
+              <w:top w:w="29" w:type="dxa"/>
+              <w:left w:w="108" w:type="dxa"/>
+              <w:bottom w:w="29" w:type="dxa"/>
+              <w:right w:w="108" w:type="dxa"/>
+            </w:tcMar>
+            <w:vAlign w:val="top"/>
           </w:tcPr>
           <w:p>
             <w:pPr>
-              <w:rPr>
-                <w:b w:val="0"/>
-                <w:lang w:val="es-AR"/>
-              </w:rPr>
+              <w:spacing w:before="0" w:beforeAutospacing="off" w:after="0" w:afterAutospacing="off"/>
             </w:pPr>
             <w:r>
               <w:rPr>
-                <w:b w:val="0"/>
+                <w:rFonts w:ascii="Arial" w:hAnsi="Arial" w:eastAsia="Arial" w:cs="Arial"/>
+                <w:color w:val="404040" w:themeColor="text1" w:themeTint="BF" w:themeShade="FF"/>
+                <w:sz w:val="18"/>
+                <w:szCs w:val="18"/>
                 <w:lang w:val="es-AR"/>
               </w:rPr>
               <w:t xml:space="preserve">1er año </w:t>
@@ -13983,99 +15476,175 @@
         </w:tc>
         <w:tc>
           <w:tcPr>
-            <w:tcW w:w="1027" w:type="dxa"/>
+            <w:tcW w:w="1020" w:type="dxa"/>
             <w:tcBorders>
-              <w:right w:val="single" w:color="9CC2E5" w:themeColor="accent1" w:themeTint="99" w:sz="4" w:space="0"/>
+              <w:top w:val="single" w:color="9CC2E5" w:themeColor="accent1" w:themeTint="99" w:sz="8"/>
+              <w:left w:val="single" w:color="9CC2E5" w:themeColor="accent1" w:themeTint="99" w:sz="8"/>
+              <w:bottom w:val="single" w:color="9CC2E5" w:themeColor="accent1" w:themeTint="99" w:sz="8"/>
+              <w:right w:val="single" w:color="9CC2E5" w:themeColor="accent1" w:themeTint="99" w:sz="8"/>
             </w:tcBorders>
+            <w:tcMar>
+              <w:top w:w="29" w:type="dxa"/>
+              <w:left w:w="108" w:type="dxa"/>
+              <w:bottom w:w="29" w:type="dxa"/>
+              <w:right w:w="108" w:type="dxa"/>
+            </w:tcMar>
+            <w:vAlign w:val="top"/>
           </w:tcPr>
           <w:p>
             <w:pPr>
+              <w:spacing w:before="0" w:beforeAutospacing="off" w:after="0" w:afterAutospacing="off"/>
               <w:jc w:val="center"/>
-              <w:cnfStyle w:val="000000000000" w:firstRow="0" w:lastRow="0" w:firstColumn="0" w:lastColumn="0" w:oddVBand="0" w:evenVBand="0" w:oddHBand="0" w:evenHBand="0" w:firstRowFirstColumn="0" w:firstRowLastColumn="0" w:lastRowFirstColumn="0" w:lastRowLastColumn="0"/>
+            </w:pPr>
+            <w:r>
               <w:rPr>
+                <w:rFonts w:ascii="Arial" w:hAnsi="Arial" w:eastAsia="Arial" w:cs="Arial"/>
+                <w:color w:val="404040" w:themeColor="text1" w:themeTint="BF" w:themeShade="FF"/>
+                <w:sz w:val="18"/>
+                <w:szCs w:val="18"/>
                 <w:lang w:val="es-AR"/>
               </w:rPr>
-            </w:pPr>
+              <w:t>$ 65.140</w:t>
+            </w:r>
           </w:p>
         </w:tc>
         <w:tc>
           <w:tcPr>
-            <w:tcW w:w="1989" w:type="dxa"/>
+            <w:tcW w:w="1995" w:type="dxa"/>
             <w:gridSpan w:val="2"/>
             <w:tcBorders>
-              <w:left w:val="single" w:color="9CC2E5" w:themeColor="accent1" w:themeTint="99" w:sz="4" w:space="0"/>
-              <w:right w:val="single" w:color="9CC2E5" w:themeColor="accent1" w:themeTint="99" w:sz="4" w:space="0"/>
+              <w:top w:val="single" w:color="9CC2E5" w:themeColor="accent1" w:themeTint="99" w:sz="8"/>
+              <w:left w:val="single" w:color="9CC2E5" w:themeColor="accent1" w:themeTint="99" w:sz="8"/>
+              <w:bottom w:val="single" w:color="9CC2E5" w:themeColor="accent1" w:themeTint="99" w:sz="8"/>
+              <w:right w:val="single" w:color="9CC2E5" w:themeColor="accent1" w:themeTint="99" w:sz="8"/>
             </w:tcBorders>
+            <w:tcMar>
+              <w:top w:w="29" w:type="dxa"/>
+              <w:left w:w="108" w:type="dxa"/>
+              <w:bottom w:w="29" w:type="dxa"/>
+              <w:right w:w="108" w:type="dxa"/>
+            </w:tcMar>
+            <w:vAlign w:val="top"/>
           </w:tcPr>
           <w:p>
             <w:pPr>
+              <w:spacing w:before="0" w:beforeAutospacing="off" w:after="0" w:afterAutospacing="off"/>
               <w:jc w:val="right"/>
-              <w:cnfStyle w:val="000000000000" w:firstRow="0" w:lastRow="0" w:firstColumn="0" w:lastColumn="0" w:oddVBand="0" w:evenVBand="0" w:oddHBand="0" w:evenHBand="0" w:firstRowFirstColumn="0" w:firstRowLastColumn="0" w:lastRowFirstColumn="0" w:lastRowLastColumn="0"/>
+            </w:pPr>
+            <w:r>
               <w:rPr>
+                <w:rFonts w:ascii="Arial" w:hAnsi="Arial" w:eastAsia="Arial" w:cs="Arial"/>
+                <w:color w:val="404040" w:themeColor="text1" w:themeTint="BF" w:themeShade="FF"/>
+                <w:sz w:val="18"/>
+                <w:szCs w:val="18"/>
                 <w:lang w:val="es-AR"/>
               </w:rPr>
-            </w:pPr>
+              <w:t>$ 65.140</w:t>
+            </w:r>
           </w:p>
         </w:tc>
         <w:tc>
           <w:tcPr>
             <w:tcW w:w="1095" w:type="dxa"/>
             <w:tcBorders>
-              <w:left w:val="single" w:color="9CC2E5" w:themeColor="accent1" w:themeTint="99" w:sz="4" w:space="0"/>
-              <w:right w:val="single" w:color="9CC2E5" w:themeColor="accent1" w:themeTint="99" w:sz="4" w:space="0"/>
+              <w:top w:val="single" w:color="9CC2E5" w:themeColor="accent1" w:themeTint="99" w:sz="8"/>
+              <w:left w:val="nil"/>
+              <w:bottom w:val="single" w:color="9CC2E5" w:themeColor="accent1" w:themeTint="99" w:sz="8"/>
+              <w:right w:val="single" w:color="9CC2E5" w:themeColor="accent1" w:themeTint="99" w:sz="8"/>
             </w:tcBorders>
+            <w:tcMar>
+              <w:top w:w="29" w:type="dxa"/>
+              <w:left w:w="108" w:type="dxa"/>
+              <w:bottom w:w="29" w:type="dxa"/>
+              <w:right w:w="108" w:type="dxa"/>
+            </w:tcMar>
+            <w:vAlign w:val="top"/>
           </w:tcPr>
           <w:p>
             <w:pPr>
+              <w:spacing w:before="0" w:beforeAutospacing="off" w:after="0" w:afterAutospacing="off"/>
               <w:jc w:val="right"/>
-              <w:cnfStyle w:val="000000000000" w:firstRow="0" w:lastRow="0" w:firstColumn="0" w:lastColumn="0" w:oddVBand="0" w:evenVBand="0" w:oddHBand="0" w:evenHBand="0" w:firstRowFirstColumn="0" w:firstRowLastColumn="0" w:lastRowFirstColumn="0" w:lastRowLastColumn="0"/>
+            </w:pPr>
+            <w:r>
               <w:rPr>
+                <w:rFonts w:ascii="Arial" w:hAnsi="Arial" w:eastAsia="Arial" w:cs="Arial"/>
+                <w:color w:val="404040" w:themeColor="text1" w:themeTint="BF" w:themeShade="FF"/>
+                <w:sz w:val="18"/>
+                <w:szCs w:val="18"/>
                 <w:lang w:val="es-AR"/>
               </w:rPr>
-            </w:pPr>
+              <w:t>$ 24.420</w:t>
+            </w:r>
           </w:p>
         </w:tc>
         <w:tc>
           <w:tcPr>
-            <w:tcW w:w="1832" w:type="dxa"/>
+            <w:tcW w:w="2025" w:type="dxa"/>
             <w:gridSpan w:val="2"/>
             <w:tcBorders>
-              <w:left w:val="single" w:color="9CC2E5" w:themeColor="accent1" w:themeTint="99" w:sz="4" w:space="0"/>
-              <w:right w:val="single" w:color="9CC2E5" w:themeColor="accent1" w:themeTint="99" w:sz="4" w:space="0"/>
+              <w:top w:val="single" w:color="9CC2E5" w:themeColor="accent1" w:themeTint="99" w:sz="8"/>
+              <w:left w:val="single" w:color="9CC2E5" w:themeColor="accent1" w:themeTint="99" w:sz="8"/>
+              <w:bottom w:val="single" w:color="9CC2E5" w:themeColor="accent1" w:themeTint="99" w:sz="8"/>
+              <w:right w:val="single" w:color="9CC2E5" w:themeColor="accent1" w:themeTint="99" w:sz="8"/>
             </w:tcBorders>
+            <w:tcMar>
+              <w:top w:w="29" w:type="dxa"/>
+              <w:left w:w="108" w:type="dxa"/>
+              <w:bottom w:w="29" w:type="dxa"/>
+              <w:right w:w="108" w:type="dxa"/>
+            </w:tcMar>
+            <w:vAlign w:val="top"/>
           </w:tcPr>
           <w:p>
             <w:pPr>
+              <w:spacing w:before="0" w:beforeAutospacing="off" w:after="0" w:afterAutospacing="off"/>
               <w:jc w:val="right"/>
-              <w:cnfStyle w:val="000000000000" w:firstRow="0" w:lastRow="0" w:firstColumn="0" w:lastColumn="0" w:oddVBand="0" w:evenVBand="0" w:oddHBand="0" w:evenHBand="0" w:firstRowFirstColumn="0" w:firstRowLastColumn="0" w:lastRowFirstColumn="0" w:lastRowLastColumn="0"/>
+            </w:pPr>
+            <w:r>
               <w:rPr>
+                <w:rFonts w:ascii="Arial" w:hAnsi="Arial" w:eastAsia="Arial" w:cs="Arial"/>
+                <w:color w:val="404040" w:themeColor="text1" w:themeTint="BF" w:themeShade="FF"/>
+                <w:sz w:val="18"/>
+                <w:szCs w:val="18"/>
                 <w:lang w:val="es-AR"/>
               </w:rPr>
-            </w:pPr>
+              <w:t>$ 24.420</w:t>
+            </w:r>
           </w:p>
         </w:tc>
       </w:tr>
       <w:tr>
         <w:trPr>
-          <w:cnfStyle w:val="000000100000" w:firstRow="0" w:lastRow="0" w:firstColumn="0" w:lastColumn="0" w:oddVBand="0" w:evenVBand="0" w:oddHBand="1" w:evenHBand="0" w:firstRowFirstColumn="0" w:firstRowLastColumn="0" w:lastRowFirstColumn="0" w:lastRowLastColumn="0"/>
-          <w:trHeight w:val="208"/>
+          <w:trHeight w:val="210"/>
         </w:trPr>
         <w:tc>
           <w:tcPr>
-            <w:cnfStyle w:val="001000000000" w:firstRow="0" w:lastRow="0" w:firstColumn="1" w:lastColumn="0" w:oddVBand="0" w:evenVBand="0" w:oddHBand="0" w:evenHBand="0" w:firstRowFirstColumn="0" w:firstRowLastColumn="0" w:lastRowFirstColumn="0" w:lastRowLastColumn="0"/>
-            <w:tcW w:w="3714" w:type="dxa"/>
+            <w:tcW w:w="3720" w:type="dxa"/>
+            <w:tcBorders>
+              <w:top w:val="single" w:color="9CC2E5" w:themeColor="accent1" w:themeTint="99" w:sz="8"/>
+              <w:left w:val="single" w:color="9CC2E5" w:themeColor="accent1" w:themeTint="99" w:sz="8"/>
+              <w:bottom w:val="single" w:color="9CC2E5" w:themeColor="accent1" w:themeTint="99" w:sz="8"/>
+              <w:right w:val="single" w:color="9CC2E5" w:themeColor="accent1" w:themeTint="99" w:sz="8"/>
+            </w:tcBorders>
             <w:shd w:val="clear" w:color="auto" w:fill="FFFFFF" w:themeFill="background1"/>
+            <w:tcMar>
+              <w:top w:w="29" w:type="dxa"/>
+              <w:left w:w="108" w:type="dxa"/>
+              <w:bottom w:w="29" w:type="dxa"/>
+              <w:right w:w="108" w:type="dxa"/>
+            </w:tcMar>
+            <w:vAlign w:val="top"/>
           </w:tcPr>
           <w:p>
             <w:pPr>
-              <w:rPr>
-                <w:b w:val="0"/>
-                <w:lang w:val="es-AR"/>
-              </w:rPr>
+              <w:spacing w:before="0" w:beforeAutospacing="off" w:after="0" w:afterAutospacing="off"/>
             </w:pPr>
             <w:r>
               <w:rPr>
-                <w:b w:val="0"/>
+                <w:rFonts w:ascii="Arial" w:hAnsi="Arial" w:eastAsia="Arial" w:cs="Arial"/>
+                <w:color w:val="404040" w:themeColor="text1" w:themeTint="BF" w:themeShade="FF"/>
+                <w:sz w:val="18"/>
+                <w:szCs w:val="18"/>
                 <w:lang w:val="es-AR"/>
               </w:rPr>
               <w:t>2do año</w:t>
@@ -14084,98 +15653,178 @@
         </w:tc>
         <w:tc>
           <w:tcPr>
-            <w:tcW w:w="1027" w:type="dxa"/>
+            <w:tcW w:w="1020" w:type="dxa"/>
             <w:tcBorders>
-              <w:right w:val="single" w:color="9CC2E5" w:themeColor="accent1" w:themeTint="99" w:sz="4" w:space="0"/>
+              <w:top w:val="single" w:color="9CC2E5" w:themeColor="accent1" w:themeTint="99" w:sz="8"/>
+              <w:left w:val="single" w:color="9CC2E5" w:themeColor="accent1" w:themeTint="99" w:sz="8"/>
+              <w:bottom w:val="single" w:color="9CC2E5" w:themeColor="accent1" w:themeTint="99" w:sz="8"/>
+              <w:right w:val="single" w:color="9CC2E5" w:themeColor="accent1" w:themeTint="99" w:sz="8"/>
             </w:tcBorders>
             <w:shd w:val="clear" w:color="auto" w:fill="FFFFFF" w:themeFill="background1"/>
+            <w:tcMar>
+              <w:top w:w="29" w:type="dxa"/>
+              <w:left w:w="108" w:type="dxa"/>
+              <w:bottom w:w="29" w:type="dxa"/>
+              <w:right w:w="108" w:type="dxa"/>
+            </w:tcMar>
+            <w:vAlign w:val="top"/>
           </w:tcPr>
           <w:p>
             <w:pPr>
+              <w:spacing w:before="0" w:beforeAutospacing="off" w:after="0" w:afterAutospacing="off"/>
               <w:jc w:val="center"/>
-              <w:cnfStyle w:val="000000100000" w:firstRow="0" w:lastRow="0" w:firstColumn="0" w:lastColumn="0" w:oddVBand="0" w:evenVBand="0" w:oddHBand="1" w:evenHBand="0" w:firstRowFirstColumn="0" w:firstRowLastColumn="0" w:lastRowFirstColumn="0" w:lastRowLastColumn="0"/>
+            </w:pPr>
+            <w:r>
               <w:rPr>
+                <w:rFonts w:ascii="Arial" w:hAnsi="Arial" w:eastAsia="Arial" w:cs="Arial"/>
+                <w:color w:val="404040" w:themeColor="text1" w:themeTint="BF" w:themeShade="FF"/>
+                <w:sz w:val="18"/>
+                <w:szCs w:val="18"/>
                 <w:lang w:val="es-AR"/>
               </w:rPr>
-            </w:pPr>
+              <w:t>$ 20.140</w:t>
+            </w:r>
           </w:p>
         </w:tc>
         <w:tc>
           <w:tcPr>
-            <w:tcW w:w="1989" w:type="dxa"/>
+            <w:tcW w:w="1995" w:type="dxa"/>
             <w:gridSpan w:val="2"/>
             <w:tcBorders>
-              <w:left w:val="single" w:color="9CC2E5" w:themeColor="accent1" w:themeTint="99" w:sz="4" w:space="0"/>
-              <w:right w:val="single" w:color="9CC2E5" w:themeColor="accent1" w:themeTint="99" w:sz="4" w:space="0"/>
+              <w:top w:val="single" w:color="9CC2E5" w:themeColor="accent1" w:themeTint="99" w:sz="8"/>
+              <w:left w:val="single" w:color="9CC2E5" w:themeColor="accent1" w:themeTint="99" w:sz="8"/>
+              <w:bottom w:val="single" w:color="9CC2E5" w:themeColor="accent1" w:themeTint="99" w:sz="8"/>
+              <w:right w:val="single" w:color="9CC2E5" w:themeColor="accent1" w:themeTint="99" w:sz="8"/>
             </w:tcBorders>
             <w:shd w:val="clear" w:color="auto" w:fill="FFFFFF" w:themeFill="background1"/>
+            <w:tcMar>
+              <w:top w:w="29" w:type="dxa"/>
+              <w:left w:w="108" w:type="dxa"/>
+              <w:bottom w:w="29" w:type="dxa"/>
+              <w:right w:w="108" w:type="dxa"/>
+            </w:tcMar>
+            <w:vAlign w:val="top"/>
           </w:tcPr>
           <w:p>
             <w:pPr>
+              <w:spacing w:before="0" w:beforeAutospacing="off" w:after="0" w:afterAutospacing="off"/>
               <w:jc w:val="right"/>
-              <w:cnfStyle w:val="000000100000" w:firstRow="0" w:lastRow="0" w:firstColumn="0" w:lastColumn="0" w:oddVBand="0" w:evenVBand="0" w:oddHBand="1" w:evenHBand="0" w:firstRowFirstColumn="0" w:firstRowLastColumn="0" w:lastRowFirstColumn="0" w:lastRowLastColumn="0"/>
+            </w:pPr>
+            <w:r>
               <w:rPr>
+                <w:rFonts w:ascii="Arial" w:hAnsi="Arial" w:eastAsia="Arial" w:cs="Arial"/>
+                <w:color w:val="404040" w:themeColor="text1" w:themeTint="BF" w:themeShade="FF"/>
+                <w:sz w:val="18"/>
+                <w:szCs w:val="18"/>
                 <w:lang w:val="es-AR"/>
               </w:rPr>
-            </w:pPr>
+              <w:t>$ 85.280</w:t>
+            </w:r>
           </w:p>
         </w:tc>
         <w:tc>
           <w:tcPr>
             <w:tcW w:w="1095" w:type="dxa"/>
             <w:tcBorders>
-              <w:left w:val="single" w:color="9CC2E5" w:themeColor="accent1" w:themeTint="99" w:sz="4" w:space="0"/>
-              <w:right w:val="single" w:color="9CC2E5" w:themeColor="accent1" w:themeTint="99" w:sz="4" w:space="0"/>
+              <w:top w:val="single" w:color="9CC2E5" w:themeColor="accent1" w:themeTint="99" w:sz="8"/>
+              <w:left w:val="nil"/>
+              <w:bottom w:val="single" w:color="9CC2E5" w:themeColor="accent1" w:themeTint="99" w:sz="8"/>
+              <w:right w:val="single" w:color="9CC2E5" w:themeColor="accent1" w:themeTint="99" w:sz="8"/>
             </w:tcBorders>
             <w:shd w:val="clear" w:color="auto" w:fill="FFFFFF" w:themeFill="background1"/>
+            <w:tcMar>
+              <w:top w:w="29" w:type="dxa"/>
+              <w:left w:w="108" w:type="dxa"/>
+              <w:bottom w:w="29" w:type="dxa"/>
+              <w:right w:w="108" w:type="dxa"/>
+            </w:tcMar>
+            <w:vAlign w:val="top"/>
           </w:tcPr>
           <w:p>
             <w:pPr>
+              <w:spacing w:before="0" w:beforeAutospacing="off" w:after="0" w:afterAutospacing="off"/>
               <w:jc w:val="right"/>
-              <w:cnfStyle w:val="000000100000" w:firstRow="0" w:lastRow="0" w:firstColumn="0" w:lastColumn="0" w:oddVBand="0" w:evenVBand="0" w:oddHBand="1" w:evenHBand="0" w:firstRowFirstColumn="0" w:firstRowLastColumn="0" w:lastRowFirstColumn="0" w:lastRowLastColumn="0"/>
+            </w:pPr>
+            <w:r>
               <w:rPr>
+                <w:rFonts w:ascii="Arial" w:hAnsi="Arial" w:eastAsia="Arial" w:cs="Arial"/>
+                <w:color w:val="404040" w:themeColor="text1" w:themeTint="BF" w:themeShade="FF"/>
+                <w:sz w:val="18"/>
+                <w:szCs w:val="18"/>
                 <w:lang w:val="es-AR"/>
               </w:rPr>
-            </w:pPr>
+              <w:t>$ 7.920</w:t>
+            </w:r>
           </w:p>
         </w:tc>
         <w:tc>
           <w:tcPr>
-            <w:tcW w:w="1832" w:type="dxa"/>
+            <w:tcW w:w="2025" w:type="dxa"/>
             <w:gridSpan w:val="2"/>
             <w:tcBorders>
-              <w:left w:val="single" w:color="9CC2E5" w:themeColor="accent1" w:themeTint="99" w:sz="4" w:space="0"/>
-              <w:right w:val="single" w:color="9CC2E5" w:themeColor="accent1" w:themeTint="99" w:sz="4" w:space="0"/>
+              <w:top w:val="single" w:color="9CC2E5" w:themeColor="accent1" w:themeTint="99" w:sz="8"/>
+              <w:left w:val="single" w:color="9CC2E5" w:themeColor="accent1" w:themeTint="99" w:sz="8"/>
+              <w:bottom w:val="single" w:color="9CC2E5" w:themeColor="accent1" w:themeTint="99" w:sz="8"/>
+              <w:right w:val="single" w:color="9CC2E5" w:themeColor="accent1" w:themeTint="99" w:sz="8"/>
             </w:tcBorders>
             <w:shd w:val="clear" w:color="auto" w:fill="FFFFFF" w:themeFill="background1"/>
+            <w:tcMar>
+              <w:top w:w="29" w:type="dxa"/>
+              <w:left w:w="108" w:type="dxa"/>
+              <w:bottom w:w="29" w:type="dxa"/>
+              <w:right w:w="108" w:type="dxa"/>
+            </w:tcMar>
+            <w:vAlign w:val="top"/>
           </w:tcPr>
           <w:p>
             <w:pPr>
+              <w:spacing w:before="0" w:beforeAutospacing="off" w:after="0" w:afterAutospacing="off"/>
               <w:jc w:val="right"/>
-              <w:cnfStyle w:val="000000100000" w:firstRow="0" w:lastRow="0" w:firstColumn="0" w:lastColumn="0" w:oddVBand="0" w:evenVBand="0" w:oddHBand="1" w:evenHBand="0" w:firstRowFirstColumn="0" w:firstRowLastColumn="0" w:lastRowFirstColumn="0" w:lastRowLastColumn="0"/>
+            </w:pPr>
+            <w:r>
               <w:rPr>
+                <w:rFonts w:ascii="Arial" w:hAnsi="Arial" w:eastAsia="Arial" w:cs="Arial"/>
+                <w:color w:val="404040" w:themeColor="text1" w:themeTint="BF" w:themeShade="FF"/>
+                <w:sz w:val="18"/>
+                <w:szCs w:val="18"/>
                 <w:lang w:val="es-AR"/>
               </w:rPr>
-            </w:pPr>
+              <w:t>$ 20.140</w:t>
+            </w:r>
           </w:p>
         </w:tc>
       </w:tr>
       <w:tr>
+        <w:trPr>
+          <w:trHeight w:val="300"/>
+        </w:trPr>
         <w:tc>
           <w:tcPr>
-            <w:cnfStyle w:val="001000000000" w:firstRow="0" w:lastRow="0" w:firstColumn="1" w:lastColumn="0" w:oddVBand="0" w:evenVBand="0" w:oddHBand="0" w:evenHBand="0" w:firstRowFirstColumn="0" w:firstRowLastColumn="0" w:lastRowFirstColumn="0" w:lastRowLastColumn="0"/>
-            <w:tcW w:w="3714" w:type="dxa"/>
+            <w:tcW w:w="3720" w:type="dxa"/>
+            <w:tcBorders>
+              <w:top w:val="single" w:color="9CC2E5" w:themeColor="accent1" w:themeTint="99" w:sz="8"/>
+              <w:left w:val="single" w:color="9CC2E5" w:themeColor="accent1" w:themeTint="99" w:sz="8"/>
+              <w:bottom w:val="single" w:color="9CC2E5" w:themeColor="accent1" w:themeTint="99" w:sz="8"/>
+              <w:right w:val="single" w:color="9CC2E5" w:themeColor="accent1" w:themeTint="99" w:sz="8"/>
+            </w:tcBorders>
+            <w:tcMar>
+              <w:top w:w="29" w:type="dxa"/>
+              <w:left w:w="108" w:type="dxa"/>
+              <w:bottom w:w="29" w:type="dxa"/>
+              <w:right w:w="108" w:type="dxa"/>
+            </w:tcMar>
+            <w:vAlign w:val="top"/>
           </w:tcPr>
           <w:p>
             <w:pPr>
-              <w:rPr>
-                <w:b w:val="0"/>
-                <w:lang w:val="es-AR"/>
-              </w:rPr>
+              <w:spacing w:before="0" w:beforeAutospacing="off" w:after="0" w:afterAutospacing="off"/>
             </w:pPr>
             <w:r>
               <w:rPr>
-                <w:b w:val="0"/>
+                <w:rFonts w:ascii="Arial" w:hAnsi="Arial" w:eastAsia="Arial" w:cs="Arial"/>
+                <w:color w:val="404040" w:themeColor="text1" w:themeTint="BF" w:themeShade="FF"/>
+                <w:sz w:val="18"/>
+                <w:szCs w:val="18"/>
                 <w:lang w:val="es-AR"/>
               </w:rPr>
               <w:t>3er año</w:t>
@@ -14184,68 +15833,86 @@
         </w:tc>
         <w:tc>
           <w:tcPr>
-            <w:tcW w:w="1027" w:type="dxa"/>
+            <w:tcW w:w="1020" w:type="dxa"/>
             <w:tcBorders>
-              <w:right w:val="single" w:color="9CC2E5" w:themeColor="accent1" w:themeTint="99" w:sz="4" w:space="0"/>
+              <w:top w:val="single" w:color="9CC2E5" w:themeColor="accent1" w:themeTint="99" w:sz="8"/>
+              <w:left w:val="single" w:color="9CC2E5" w:themeColor="accent1" w:themeTint="99" w:sz="8"/>
+              <w:bottom w:val="single" w:color="9CC2E5" w:themeColor="accent1" w:themeTint="99" w:sz="8"/>
+              <w:right w:val="single" w:color="9CC2E5" w:themeColor="accent1" w:themeTint="99" w:sz="8"/>
             </w:tcBorders>
+            <w:tcMar>
+              <w:top w:w="29" w:type="dxa"/>
+              <w:left w:w="108" w:type="dxa"/>
+              <w:bottom w:w="29" w:type="dxa"/>
+              <w:right w:w="108" w:type="dxa"/>
+            </w:tcMar>
+            <w:vAlign w:val="top"/>
           </w:tcPr>
           <w:p>
             <w:pPr>
+              <w:spacing w:before="0" w:beforeAutospacing="off" w:after="0" w:afterAutospacing="off"/>
               <w:jc w:val="center"/>
-              <w:cnfStyle w:val="000000000000" w:firstRow="0" w:lastRow="0" w:firstColumn="0" w:lastColumn="0" w:oddVBand="0" w:evenVBand="0" w:oddHBand="0" w:evenHBand="0" w:firstRowFirstColumn="0" w:firstRowLastColumn="0" w:lastRowFirstColumn="0" w:lastRowLastColumn="0"/>
+            </w:pPr>
+            <w:r>
               <w:rPr>
+                <w:rFonts w:ascii="Arial" w:hAnsi="Arial" w:eastAsia="Arial" w:cs="Arial"/>
+                <w:color w:val="404040" w:themeColor="text1" w:themeTint="BF" w:themeShade="FF"/>
+                <w:sz w:val="18"/>
+                <w:szCs w:val="18"/>
                 <w:lang w:val="es-AR"/>
               </w:rPr>
-            </w:pPr>
+              <w:t>$ 20.140</w:t>
+            </w:r>
           </w:p>
         </w:tc>
         <w:tc>
           <w:tcPr>
             <w:tcW w:w="1080" w:type="dxa"/>
             <w:tcBorders>
-              <w:left w:val="single" w:color="9CC2E5" w:themeColor="accent1" w:themeTint="99" w:sz="4" w:space="0"/>
-              <w:right w:val="single" w:color="5B9BD5" w:themeColor="accent1" w:sz="4" w:space="0"/>
+              <w:top w:val="single" w:color="9CC2E5" w:themeColor="accent1" w:themeTint="99" w:sz="8"/>
+              <w:left w:val="single" w:color="9CC2E5" w:themeColor="accent1" w:themeTint="99" w:sz="8"/>
+              <w:bottom w:val="single" w:color="9CC2E5" w:themeColor="accent1" w:themeTint="99" w:sz="8"/>
+              <w:right w:val="single" w:color="5B9BD5" w:themeColor="accent1" w:sz="8"/>
             </w:tcBorders>
+            <w:tcMar>
+              <w:top w:w="29" w:type="dxa"/>
+              <w:left w:w="108" w:type="dxa"/>
+              <w:bottom w:w="29" w:type="dxa"/>
+              <w:right w:w="108" w:type="dxa"/>
+            </w:tcMar>
+            <w:vAlign w:val="top"/>
           </w:tcPr>
           <w:p>
             <w:pPr>
+              <w:spacing w:before="0" w:beforeAutospacing="off" w:after="0" w:afterAutospacing="off"/>
               <w:jc w:val="right"/>
-              <w:cnfStyle w:val="000000000000" w:firstRow="0" w:lastRow="0" w:firstColumn="0" w:lastColumn="0" w:oddVBand="0" w:evenVBand="0" w:oddHBand="0" w:evenHBand="0" w:firstRowFirstColumn="0" w:firstRowLastColumn="0" w:lastRowFirstColumn="0" w:lastRowLastColumn="0"/>
-              <w:rPr>
-                <w:b/>
-                <w:bCs/>
-                <w:lang w:val="es-AR"/>
-              </w:rPr>
             </w:pPr>
             <w:r>
               <w:rPr>
-                <w:b/>
-                <w:bCs/>
+                <w:rFonts w:ascii="Arial" w:hAnsi="Arial" w:eastAsia="Arial" w:cs="Arial"/>
+                <w:b w:val="1"/>
+                <w:bCs w:val="1"/>
+                <w:color w:val="404040" w:themeColor="text1" w:themeTint="BF" w:themeShade="FF"/>
+                <w:sz w:val="18"/>
+                <w:szCs w:val="18"/>
                 <w:lang w:val="es-AR"/>
               </w:rPr>
-              <w:t>CTP</w:t>
-            </w:r>
-            <w:r>
-              <w:rPr>
-                <w:b/>
-                <w:bCs/>
-                <w:lang w:val="es-AR"/>
-              </w:rPr>
-              <w:t>CTS</w:t>
+              <w:t>CTP/CTS</w:t>
             </w:r>
           </w:p>
           <w:p>
             <w:pPr>
+              <w:spacing w:before="0" w:beforeAutospacing="off" w:after="0" w:afterAutospacing="off"/>
               <w:jc w:val="right"/>
-              <w:cnfStyle w:val="000000000000" w:firstRow="0" w:lastRow="0" w:firstColumn="0" w:lastColumn="0" w:oddVBand="0" w:evenVBand="0" w:oddHBand="0" w:evenHBand="0" w:firstRowFirstColumn="0" w:firstRowLastColumn="0" w:lastRowFirstColumn="0" w:lastRowLastColumn="0"/>
-              <w:rPr>
-                <w:b/>
-                <w:lang w:val="es-AR"/>
-              </w:rPr>
             </w:pPr>
             <w:r>
               <w:rPr>
-                <w:b/>
+                <w:rFonts w:ascii="Arial" w:hAnsi="Arial" w:eastAsia="Arial" w:cs="Arial"/>
+                <w:b w:val="1"/>
+                <w:bCs w:val="1"/>
+                <w:color w:val="404040" w:themeColor="text1" w:themeTint="BF" w:themeShade="FF"/>
+                <w:sz w:val="18"/>
+                <w:szCs w:val="18"/>
                 <w:lang w:val="es-AR"/>
               </w:rPr>
               <w:t>3 años</w:t>
@@ -14254,123 +15921,164 @@
         </w:tc>
         <w:tc>
           <w:tcPr>
-            <w:tcW w:w="909" w:type="dxa"/>
+            <w:tcW w:w="915" w:type="dxa"/>
             <w:tcBorders>
-              <w:left w:val="single" w:color="5B9BD5" w:themeColor="accent1" w:sz="4" w:space="0"/>
-              <w:right w:val="single" w:color="9CC2E5" w:themeColor="accent1" w:themeTint="99" w:sz="4" w:space="0"/>
+              <w:top w:val="nil" w:color="9CC2E5" w:themeColor="accent1" w:themeTint="99" w:sz="8"/>
+              <w:left w:val="single" w:color="5B9BD5" w:themeColor="accent1" w:sz="8"/>
+              <w:bottom w:val="single" w:color="9CC2E5" w:themeColor="accent1" w:themeTint="99" w:sz="8"/>
+              <w:right w:val="single" w:color="9CC2E5" w:themeColor="accent1" w:themeTint="99" w:sz="8"/>
             </w:tcBorders>
+            <w:tcMar>
+              <w:top w:w="29" w:type="dxa"/>
+              <w:left w:w="108" w:type="dxa"/>
+              <w:bottom w:w="29" w:type="dxa"/>
+              <w:right w:w="108" w:type="dxa"/>
+            </w:tcMar>
+            <w:vAlign w:val="top"/>
           </w:tcPr>
           <w:p>
             <w:pPr>
+              <w:spacing w:before="0" w:beforeAutospacing="off" w:after="0" w:afterAutospacing="off"/>
               <w:jc w:val="center"/>
-              <w:cnfStyle w:val="000000000000" w:firstRow="0" w:lastRow="0" w:firstColumn="0" w:lastColumn="0" w:oddVBand="0" w:evenVBand="0" w:oddHBand="0" w:evenHBand="0" w:firstRowFirstColumn="0" w:firstRowLastColumn="0" w:lastRowFirstColumn="0" w:lastRowLastColumn="0"/>
+            </w:pPr>
+            <w:r>
               <w:rPr>
-                <w:b/>
-                <w:bCs/>
+                <w:rFonts w:ascii="Arial" w:hAnsi="Arial" w:eastAsia="Arial" w:cs="Arial"/>
+                <w:b w:val="1"/>
+                <w:bCs w:val="1"/>
+                <w:color w:val="404040" w:themeColor="text1" w:themeTint="BF" w:themeShade="FF"/>
+                <w:sz w:val="18"/>
+                <w:szCs w:val="18"/>
                 <w:lang w:val="es-AR"/>
               </w:rPr>
-            </w:pPr>
+              <w:t>$ 105.420</w:t>
+            </w:r>
           </w:p>
         </w:tc>
         <w:tc>
           <w:tcPr>
             <w:tcW w:w="1095" w:type="dxa"/>
             <w:tcBorders>
-              <w:left w:val="single" w:color="5B9BD5" w:themeColor="accent1" w:sz="4" w:space="0"/>
-              <w:right w:val="single" w:color="9CC2E5" w:themeColor="accent1" w:themeTint="99" w:sz="4" w:space="0"/>
+              <w:top w:val="single" w:color="9CC2E5" w:themeColor="accent1" w:themeTint="99" w:sz="8"/>
+              <w:left w:val="single" w:color="9CC2E5" w:themeColor="accent1" w:themeTint="99" w:sz="8"/>
+              <w:bottom w:val="single" w:color="9CC2E5" w:themeColor="accent1" w:themeTint="99" w:sz="8"/>
+              <w:right w:val="single" w:color="9CC2E5" w:themeColor="accent1" w:themeTint="99" w:sz="8"/>
             </w:tcBorders>
-            <w:shd w:val="clear" w:color="auto" w:fill="auto"/>
+            <w:tcMar>
+              <w:top w:w="29" w:type="dxa"/>
+              <w:left w:w="108" w:type="dxa"/>
+              <w:bottom w:w="29" w:type="dxa"/>
+              <w:right w:w="108" w:type="dxa"/>
+            </w:tcMar>
+            <w:vAlign w:val="top"/>
           </w:tcPr>
           <w:p>
             <w:pPr>
+              <w:spacing w:before="0" w:beforeAutospacing="off" w:after="0" w:afterAutospacing="off"/>
               <w:jc w:val="right"/>
-              <w:cnfStyle w:val="000000000000" w:firstRow="0" w:lastRow="0" w:firstColumn="0" w:lastColumn="0" w:oddVBand="0" w:evenVBand="0" w:oddHBand="0" w:evenHBand="0" w:firstRowFirstColumn="0" w:firstRowLastColumn="0" w:lastRowFirstColumn="0" w:lastRowLastColumn="0"/>
+            </w:pPr>
+            <w:r>
               <w:rPr>
-                <w:b/>
-                <w:bCs/>
+                <w:rFonts w:ascii="Arial" w:hAnsi="Arial" w:eastAsia="Arial" w:cs="Arial"/>
+                <w:b w:val="1"/>
+                <w:bCs w:val="1"/>
+                <w:color w:val="404040" w:themeColor="text1" w:themeTint="BF" w:themeShade="FF"/>
+                <w:sz w:val="18"/>
+                <w:szCs w:val="18"/>
                 <w:lang w:val="es-AR"/>
               </w:rPr>
-            </w:pPr>
+              <w:t>$ 7.920</w:t>
+            </w:r>
           </w:p>
         </w:tc>
         <w:tc>
           <w:tcPr>
             <w:tcW w:w="1095" w:type="dxa"/>
             <w:tcBorders>
-              <w:left w:val="single" w:color="5B9BD5" w:themeColor="accent1" w:sz="4" w:space="0"/>
-              <w:right w:val="single" w:color="9CC2E5" w:themeColor="accent1" w:themeTint="99" w:sz="4" w:space="0"/>
+              <w:top w:val="single" w:color="9CC2E5" w:themeColor="accent1" w:themeTint="99" w:sz="8"/>
+              <w:left w:val="single" w:color="9CC2E5" w:themeColor="accent1" w:themeTint="99" w:sz="8"/>
+              <w:bottom w:val="single" w:color="9CC2E5" w:themeColor="accent1" w:themeTint="99" w:sz="8"/>
+              <w:right w:val="single" w:color="9CC2E5" w:themeColor="accent1" w:themeTint="99" w:sz="8"/>
             </w:tcBorders>
+            <w:tcMar>
+              <w:top w:w="29" w:type="dxa"/>
+              <w:left w:w="108" w:type="dxa"/>
+              <w:bottom w:w="29" w:type="dxa"/>
+              <w:right w:w="108" w:type="dxa"/>
+            </w:tcMar>
+            <w:vAlign w:val="top"/>
           </w:tcPr>
           <w:p>
             <w:pPr>
+              <w:spacing w:before="0" w:beforeAutospacing="off" w:after="0" w:afterAutospacing="off"/>
               <w:jc w:val="right"/>
-              <w:cnfStyle w:val="000000000000" w:firstRow="0" w:lastRow="0" w:firstColumn="0" w:lastColumn="0" w:oddVBand="0" w:evenVBand="0" w:oddHBand="0" w:evenHBand="0" w:firstRowFirstColumn="0" w:firstRowLastColumn="0" w:lastRowFirstColumn="0" w:lastRowLastColumn="0"/>
-              <w:rPr>
-                <w:b/>
-                <w:bCs/>
-                <w:lang w:val="es-AR"/>
-              </w:rPr>
             </w:pPr>
             <w:r>
               <w:rPr>
-                <w:b/>
-                <w:bCs/>
+                <w:rFonts w:ascii="Arial" w:hAnsi="Arial" w:eastAsia="Arial" w:cs="Arial"/>
+                <w:b w:val="1"/>
+                <w:bCs w:val="1"/>
+                <w:color w:val="404040" w:themeColor="text1" w:themeTint="BF" w:themeShade="FF"/>
+                <w:sz w:val="18"/>
+                <w:szCs w:val="18"/>
                 <w:lang w:val="es-AR"/>
               </w:rPr>
-              <w:t>CTP</w:t>
-            </w:r>
-            <w:r>
-              <w:rPr>
-                <w:b/>
-                <w:bCs/>
-                <w:lang w:val="es-AR"/>
-              </w:rPr>
-              <w:t>/CTS</w:t>
+              <w:t>CTP/CTS</w:t>
             </w:r>
           </w:p>
           <w:p>
             <w:pPr>
+              <w:spacing w:before="0" w:beforeAutospacing="off" w:after="0" w:afterAutospacing="off"/>
               <w:jc w:val="right"/>
-              <w:cnfStyle w:val="000000000000" w:firstRow="0" w:lastRow="0" w:firstColumn="0" w:lastColumn="0" w:oddVBand="0" w:evenVBand="0" w:oddHBand="0" w:evenHBand="0" w:firstRowFirstColumn="0" w:firstRowLastColumn="0" w:lastRowFirstColumn="0" w:lastRowLastColumn="0"/>
-              <w:rPr>
-                <w:b/>
-                <w:lang w:val="es-AR"/>
-              </w:rPr>
             </w:pPr>
             <w:r>
               <w:rPr>
-                <w:b/>
+                <w:rFonts w:ascii="Arial" w:hAnsi="Arial" w:eastAsia="Arial" w:cs="Arial"/>
+                <w:b w:val="1"/>
+                <w:bCs w:val="1"/>
+                <w:color w:val="404040" w:themeColor="text1" w:themeTint="BF" w:themeShade="FF"/>
+                <w:sz w:val="18"/>
+                <w:szCs w:val="18"/>
                 <w:lang w:val="es-AR"/>
               </w:rPr>
-              <w:t xml:space="preserve">3 </w:t>
-            </w:r>
-            <w:r>
-              <w:rPr>
-                <w:b/>
-                <w:lang w:val="es-AR"/>
-              </w:rPr>
-              <w:t>años</w:t>
+              <w:t>3 años</w:t>
             </w:r>
           </w:p>
         </w:tc>
         <w:tc>
           <w:tcPr>
-            <w:tcW w:w="737" w:type="dxa"/>
+            <w:tcW w:w="930" w:type="dxa"/>
             <w:tcBorders>
-              <w:left w:val="single" w:color="5B9BD5" w:themeColor="accent1" w:sz="4" w:space="0"/>
-              <w:right w:val="single" w:color="9CC2E5" w:themeColor="accent1" w:themeTint="99" w:sz="4" w:space="0"/>
+              <w:top w:val="nil" w:color="9CC2E5" w:themeColor="accent1" w:themeTint="99" w:sz="8"/>
+              <w:left w:val="single" w:color="9CC2E5" w:themeColor="accent1" w:themeTint="99" w:sz="8"/>
+              <w:bottom w:val="single" w:color="9CC2E5" w:themeColor="accent1" w:themeTint="99" w:sz="8"/>
+              <w:right w:val="single" w:color="9CC2E5" w:themeColor="accent1" w:themeTint="99" w:sz="8"/>
             </w:tcBorders>
+            <w:tcMar>
+              <w:top w:w="29" w:type="dxa"/>
+              <w:left w:w="108" w:type="dxa"/>
+              <w:bottom w:w="29" w:type="dxa"/>
+              <w:right w:w="108" w:type="dxa"/>
+            </w:tcMar>
+            <w:vAlign w:val="top"/>
           </w:tcPr>
           <w:p>
             <w:pPr>
+              <w:spacing w:before="0" w:beforeAutospacing="off" w:after="0" w:afterAutospacing="off"/>
               <w:jc w:val="right"/>
-              <w:cnfStyle w:val="000000000000" w:firstRow="0" w:lastRow="0" w:firstColumn="0" w:lastColumn="0" w:oddVBand="0" w:evenVBand="0" w:oddHBand="0" w:evenHBand="0" w:firstRowFirstColumn="0" w:firstRowLastColumn="0" w:lastRowFirstColumn="0" w:lastRowLastColumn="0"/>
+            </w:pPr>
+            <w:r>
               <w:rPr>
-                <w:b/>
-                <w:bCs/>
+                <w:rFonts w:ascii="Arial" w:hAnsi="Arial" w:eastAsia="Arial" w:cs="Arial"/>
+                <w:b w:val="1"/>
+                <w:bCs w:val="1"/>
+                <w:color w:val="404040" w:themeColor="text1" w:themeTint="BF" w:themeShade="FF"/>
+                <w:sz w:val="18"/>
+                <w:szCs w:val="18"/>
                 <w:lang w:val="es-AR"/>
               </w:rPr>
-            </w:pPr>
+              <w:t>$ 40.260</w:t>
+            </w:r>
           </w:p>
         </w:tc>
       </w:tr>
@@ -14411,6 +16119,7 @@
           <w:tcPr>
             <w:cnfStyle w:val="001000000000" w:firstRow="0" w:lastRow="0" w:firstColumn="1" w:lastColumn="0" w:oddVBand="0" w:evenVBand="0" w:oddHBand="0" w:evenHBand="0" w:firstRowFirstColumn="0" w:firstRowLastColumn="0" w:lastRowFirstColumn="0" w:lastRowLastColumn="0"/>
             <w:tcW w:w="308" w:type="pct"/>
+            <w:tcMar/>
           </w:tcPr>
           <w:p>
             <w:pPr>
@@ -14935,7 +16644,9 @@
         </w:tc>
         <w:tc>
           <w:tcPr>
+            <w:cnfStyle w:val="000000000000" w:firstRow="0" w:lastRow="0" w:firstColumn="0" w:lastColumn="0" w:oddVBand="0" w:evenVBand="0" w:oddHBand="0" w:evenHBand="0" w:firstRowFirstColumn="0" w:firstRowLastColumn="0" w:lastRowFirstColumn="0" w:lastRowLastColumn="0"/>
             <w:tcW w:w="4692" w:type="pct"/>
+            <w:tcMar/>
           </w:tcPr>
           <w:p>
             <w:pPr>
@@ -14983,11 +16694,142 @@
       </w:tr>
     </w:tbl>
     <w:p>
-      <w:pPr>
-        <w:rPr>
-          <w:lang w:val="es-AR"/>
-        </w:rPr>
-      </w:pPr>
+      <w:pPr/>
+      <w:r>
+        <w:rPr>
+          <w:rFonts w:ascii="Arial" w:hAnsi="Arial" w:eastAsia="Arial" w:cs="Arial"/>
+          <w:noProof w:val="0"/>
+          <w:sz w:val="18"/>
+          <w:szCs w:val="18"/>
+          <w:lang w:val="es-AR"/>
+        </w:rPr>
+        <w:t>A los fines de esta evaluación, no se cuantifica un ROI determinado, dado que esto requiere datos reales post-implementación que aún no están disponibles. Se enuncian a continuación las categorías e indicadores que deberán analizarse a futuro para establecer el ROI real del proyecto:</w:t>
+      </w:r>
+    </w:p>
+    <w:p>
+      <w:pPr/>
+      <w:r>
+        <w:rPr>
+          <w:rFonts w:ascii="Arial" w:hAnsi="Arial" w:eastAsia="Arial" w:cs="Arial"/>
+          <w:b w:val="1"/>
+          <w:bCs w:val="1"/>
+          <w:noProof w:val="0"/>
+          <w:sz w:val="18"/>
+          <w:szCs w:val="18"/>
+          <w:lang w:val="es-AR"/>
+        </w:rPr>
+        <w:t>Reducción de la carga manual de datos:</w:t>
+      </w:r>
+      <w:r>
+        <w:rPr>
+          <w:rFonts w:ascii="Arial" w:hAnsi="Arial" w:eastAsia="Arial" w:cs="Arial"/>
+          <w:noProof w:val="0"/>
+          <w:sz w:val="18"/>
+          <w:szCs w:val="18"/>
+          <w:lang w:val="es-AR"/>
+        </w:rPr>
+        <w:t xml:space="preserve"> horas mensuales liberadas en carga y re-ingreso de información, comparadas contra el costo de licenciamiento. Indicador vinculado al objetivo SMART del T01 de reducir un 80% la carga manual en 12 meses.</w:t>
+      </w:r>
+    </w:p>
+    <w:p>
+      <w:pPr/>
+      <w:r>
+        <w:rPr>
+          <w:rFonts w:ascii="Arial" w:hAnsi="Arial" w:eastAsia="Arial" w:cs="Arial"/>
+          <w:b w:val="1"/>
+          <w:bCs w:val="1"/>
+          <w:noProof w:val="0"/>
+          <w:sz w:val="18"/>
+          <w:szCs w:val="18"/>
+          <w:lang w:val="es-AR"/>
+        </w:rPr>
+        <w:t>Incremento en la captación y cierre de leads:</w:t>
+      </w:r>
+      <w:r>
+        <w:rPr>
+          <w:rFonts w:ascii="Arial" w:hAnsi="Arial" w:eastAsia="Arial" w:cs="Arial"/>
+          <w:noProof w:val="0"/>
+          <w:sz w:val="18"/>
+          <w:szCs w:val="18"/>
+          <w:lang w:val="es-AR"/>
+        </w:rPr>
+        <w:t xml:space="preserve"> tasa de conversión del embudo comercial antes y después de la implementación del CRM. Indicador vinculado al objetivo SMART de incrementar la captación de leads un 30% anual.</w:t>
+      </w:r>
+    </w:p>
+    <w:p>
+      <w:pPr/>
+      <w:r>
+        <w:rPr>
+          <w:rFonts w:ascii="Arial" w:hAnsi="Arial" w:eastAsia="Arial" w:cs="Arial"/>
+          <w:b w:val="1"/>
+          <w:bCs w:val="1"/>
+          <w:noProof w:val="0"/>
+          <w:sz w:val="18"/>
+          <w:szCs w:val="18"/>
+          <w:lang w:val="es-AR"/>
+        </w:rPr>
+        <w:t>Reducción de errores y reprocesos:</w:t>
+      </w:r>
+      <w:r>
+        <w:rPr>
+          <w:rFonts w:ascii="Arial" w:hAnsi="Arial" w:eastAsia="Arial" w:cs="Arial"/>
+          <w:noProof w:val="0"/>
+          <w:sz w:val="18"/>
+          <w:szCs w:val="18"/>
+          <w:lang w:val="es-AR"/>
+        </w:rPr>
+        <w:t xml:space="preserve"> costo evitado por errores de carga, duplicación de registros y pérdida de información, hoy generados por la dispersión en múltiples planillas Excel.</w:t>
+      </w:r>
+    </w:p>
+    <w:p>
+      <w:pPr/>
+      <w:r>
+        <w:rPr>
+          <w:rFonts w:ascii="Arial" w:hAnsi="Arial" w:eastAsia="Arial" w:cs="Arial"/>
+          <w:b w:val="1"/>
+          <w:bCs w:val="1"/>
+          <w:noProof w:val="0"/>
+          <w:sz w:val="18"/>
+          <w:szCs w:val="18"/>
+          <w:lang w:val="es-AR"/>
+        </w:rPr>
+        <w:t>Tiempo de ciclo comercial:</w:t>
+      </w:r>
+      <w:r>
+        <w:rPr>
+          <w:rFonts w:ascii="Arial" w:hAnsi="Arial" w:eastAsia="Arial" w:cs="Arial"/>
+          <w:noProof w:val="0"/>
+          <w:sz w:val="18"/>
+          <w:szCs w:val="18"/>
+          <w:lang w:val="es-AR"/>
+        </w:rPr>
+        <w:t xml:space="preserve"> días promedio desde el primer contacto con el lead hasta el cierre de la venta, antes y después de contar con seguimiento automatizado.</w:t>
+      </w:r>
+    </w:p>
+    <w:p>
+      <w:pPr/>
+      <w:r>
+        <w:rPr>
+          <w:rFonts w:ascii="Arial" w:hAnsi="Arial" w:eastAsia="Arial" w:cs="Arial"/>
+          <w:b w:val="1"/>
+          <w:bCs w:val="1"/>
+          <w:noProof w:val="0"/>
+          <w:sz w:val="18"/>
+          <w:szCs w:val="18"/>
+          <w:lang w:val="es-AR"/>
+        </w:rPr>
+        <w:t>Costo evitado de coordinación informal:</w:t>
+      </w:r>
+      <w:r>
+        <w:rPr>
+          <w:rFonts w:ascii="Arial" w:hAnsi="Arial" w:eastAsia="Arial" w:cs="Arial"/>
+          <w:noProof w:val="0"/>
+          <w:sz w:val="18"/>
+          <w:szCs w:val="18"/>
+          <w:lang w:val="es-AR"/>
+        </w:rPr>
+        <w:t xml:space="preserve"> horas de gestión telefónica y por WhatsApp reemplazadas por seguimiento estructurado de obra y contratistas, considerando que hoy se coordinan entre 40 y 70 personas subcontratadas de forma manual.</w:t>
+      </w:r>
     </w:p>
     <w:p>
       <w:pPr>
@@ -16223,6 +18065,176 @@
 
 <file path=word/numbering.xml><?xml version="1.0" encoding="utf-8"?>
 <w:numbering xmlns:wpc="http://schemas.microsoft.com/office/word/2010/wordprocessingCanvas" xmlns:cx="http://schemas.microsoft.com/office/drawing/2014/chartex" xmlns:cx1="http://schemas.microsoft.com/office/drawing/2015/9/8/chartex" xmlns:cx2="http://schemas.microsoft.com/office/drawing/2015/10/21/chartex" xmlns:cx3="http://schemas.microsoft.com/office/drawing/2016/5/9/chartex" xmlns:cx4="http://schemas.microsoft.com/office/drawing/2016/5/10/chartex" xmlns:cx5="http://schemas.microsoft.com/office/drawing/2016/5/11/chartex" xmlns:cx6="http://schemas.microsoft.com/office/drawing/2016/5/12/chartex" xmlns:cx7="http://schemas.microsoft.com/office/drawing/2016/5/13/chartex" xmlns:cx8="http://schemas.microsoft.com/office/drawing/2016/5/14/chartex" xmlns:mc="http://schemas.openxmlformats.org/markup-compatibility/2006" xmlns:aink="http://schemas.microsoft.com/office/drawing/2016/ink" xmlns:am3d="http://schemas.microsoft.com/office/drawing/2017/model3d" xmlns:o="urn:schemas-microsoft-com:office:office" xmlns:r="http://schemas.openxmlformats.org/officeDocument/2006/relationships" xmlns:m="http://schemas.openxmlformats.org/officeDocument/2006/math" xmlns:v="urn:schemas-microsoft-com:vml" xmlns:wp14="http://schemas.microsoft.com/office/word/2010/wordprocessingDrawing" xmlns:wp="http://schemas.openxmlformats.org/drawingml/2006/wordprocessingDrawing" xmlns:w10="urn:schemas-microsoft-com:office:word" xmlns:w="http://schemas.openxmlformats.org/wordprocessingml/2006/main" xmlns:w14="http://schemas.microsoft.com/office/word/2010/wordml" xmlns:w15="http://schemas.microsoft.com/office/word/2012/wordml" xmlns:w16cex="http://schemas.microsoft.com/office/word/2018/wordml/cex" xmlns:w16cid="http://schemas.microsoft.com/office/word/2016/wordml/cid" xmlns:w16="http://schemas.microsoft.com/office/word/2018/wordml" xmlns:w16sdtdh="http://schemas.microsoft.com/office/word/2020/wordml/sdtdatahash" xmlns:w16se="http://schemas.microsoft.com/office/word/2015/wordml/symex" xmlns:wpg="http://schemas.microsoft.com/office/word/2010/wordprocessingGroup" xmlns:wpi="http://schemas.microsoft.com/office/word/2010/wordprocessingInk" xmlns:wne="http://schemas.microsoft.com/office/word/2006/wordml" xmlns:wps="http://schemas.microsoft.com/office/word/2010/wordprocessingShape" mc:Ignorable="w14 w15 w16se w16cid w16 w16cex w16sdtdh wp14">
+  <w:abstractNum xmlns:w="http://schemas.openxmlformats.org/wordprocessingml/2006/main" w:abstractNumId="18">
+    <w:nsid w:val="5fc18f14"/>
+    <w:multiLevelType xmlns:w="http://schemas.openxmlformats.org/wordprocessingml/2006/main" w:val="hybridMultilevel"/>
+    <w:lvl xmlns:w="http://schemas.openxmlformats.org/wordprocessingml/2006/main" w:ilvl="0">
+      <w:start w:val="1"/>
+      <w:numFmt w:val="decimal"/>
+      <w:lvlText w:val="%1."/>
+      <w:lvlJc w:val="left"/>
+      <w:pPr>
+        <w:ind w:left="720" w:hanging="360"/>
+      </w:pPr>
+    </w:lvl>
+    <w:lvl xmlns:w="http://schemas.openxmlformats.org/wordprocessingml/2006/main" w:ilvl="1">
+      <w:start w:val="1"/>
+      <w:numFmt w:val="lowerLetter"/>
+      <w:lvlText w:val="%2."/>
+      <w:lvlJc w:val="left"/>
+      <w:pPr>
+        <w:ind w:left="1440" w:hanging="360"/>
+      </w:pPr>
+    </w:lvl>
+    <w:lvl xmlns:w="http://schemas.openxmlformats.org/wordprocessingml/2006/main" w:ilvl="2">
+      <w:start w:val="1"/>
+      <w:numFmt w:val="lowerRoman"/>
+      <w:lvlText w:val="%3."/>
+      <w:lvlJc w:val="right"/>
+      <w:pPr>
+        <w:ind w:left="2160" w:hanging="180"/>
+      </w:pPr>
+    </w:lvl>
+    <w:lvl xmlns:w="http://schemas.openxmlformats.org/wordprocessingml/2006/main" w:ilvl="3">
+      <w:start w:val="1"/>
+      <w:numFmt w:val="decimal"/>
+      <w:lvlText w:val="%4."/>
+      <w:lvlJc w:val="left"/>
+      <w:pPr>
+        <w:ind w:left="2880" w:hanging="360"/>
+      </w:pPr>
+    </w:lvl>
+    <w:lvl xmlns:w="http://schemas.openxmlformats.org/wordprocessingml/2006/main" w:ilvl="4">
+      <w:start w:val="1"/>
+      <w:numFmt w:val="lowerLetter"/>
+      <w:lvlText w:val="%5."/>
+      <w:lvlJc w:val="left"/>
+      <w:pPr>
+        <w:ind w:left="3600" w:hanging="360"/>
+      </w:pPr>
+    </w:lvl>
+    <w:lvl xmlns:w="http://schemas.openxmlformats.org/wordprocessingml/2006/main" w:ilvl="5">
+      <w:start w:val="1"/>
+      <w:numFmt w:val="lowerRoman"/>
+      <w:lvlText w:val="%6."/>
+      <w:lvlJc w:val="right"/>
+      <w:pPr>
+        <w:ind w:left="4320" w:hanging="180"/>
+      </w:pPr>
+    </w:lvl>
+    <w:lvl xmlns:w="http://schemas.openxmlformats.org/wordprocessingml/2006/main" w:ilvl="6">
+      <w:start w:val="1"/>
+      <w:numFmt w:val="decimal"/>
+      <w:lvlText w:val="%7."/>
+      <w:lvlJc w:val="left"/>
+      <w:pPr>
+        <w:ind w:left="5040" w:hanging="360"/>
+      </w:pPr>
+    </w:lvl>
+    <w:lvl xmlns:w="http://schemas.openxmlformats.org/wordprocessingml/2006/main" w:ilvl="7">
+      <w:start w:val="1"/>
+      <w:numFmt w:val="lowerLetter"/>
+      <w:lvlText w:val="%8."/>
+      <w:lvlJc w:val="left"/>
+      <w:pPr>
+        <w:ind w:left="5760" w:hanging="360"/>
+      </w:pPr>
+    </w:lvl>
+    <w:lvl xmlns:w="http://schemas.openxmlformats.org/wordprocessingml/2006/main" w:ilvl="8">
+      <w:start w:val="1"/>
+      <w:numFmt w:val="lowerRoman"/>
+      <w:lvlText w:val="%9."/>
+      <w:lvlJc w:val="right"/>
+      <w:pPr>
+        <w:ind w:left="6480" w:hanging="180"/>
+      </w:pPr>
+    </w:lvl>
+  </w:abstractNum>
+  <w:abstractNum xmlns:w="http://schemas.openxmlformats.org/wordprocessingml/2006/main" w:abstractNumId="17">
+    <w:nsid w:val="42b2318a"/>
+    <w:multiLevelType xmlns:w="http://schemas.openxmlformats.org/wordprocessingml/2006/main" w:val="hybridMultilevel"/>
+    <w:lvl xmlns:w="http://schemas.openxmlformats.org/wordprocessingml/2006/main" w:ilvl="0">
+      <w:start w:val="1"/>
+      <w:numFmt w:val="decimal"/>
+      <w:lvlText w:val="%1."/>
+      <w:lvlJc w:val="left"/>
+      <w:pPr>
+        <w:ind w:left="720" w:hanging="360"/>
+      </w:pPr>
+    </w:lvl>
+    <w:lvl xmlns:w="http://schemas.openxmlformats.org/wordprocessingml/2006/main" w:ilvl="1">
+      <w:start w:val="1"/>
+      <w:numFmt w:val="lowerLetter"/>
+      <w:lvlText w:val="%2."/>
+      <w:lvlJc w:val="left"/>
+      <w:pPr>
+        <w:ind w:left="1440" w:hanging="360"/>
+      </w:pPr>
+    </w:lvl>
+    <w:lvl xmlns:w="http://schemas.openxmlformats.org/wordprocessingml/2006/main" w:ilvl="2">
+      <w:start w:val="1"/>
+      <w:numFmt w:val="lowerRoman"/>
+      <w:lvlText w:val="%3."/>
+      <w:lvlJc w:val="right"/>
+      <w:pPr>
+        <w:ind w:left="2160" w:hanging="180"/>
+      </w:pPr>
+    </w:lvl>
+    <w:lvl xmlns:w="http://schemas.openxmlformats.org/wordprocessingml/2006/main" w:ilvl="3">
+      <w:start w:val="1"/>
+      <w:numFmt w:val="decimal"/>
+      <w:lvlText w:val="%4."/>
+      <w:lvlJc w:val="left"/>
+      <w:pPr>
+        <w:ind w:left="2880" w:hanging="360"/>
+      </w:pPr>
+    </w:lvl>
+    <w:lvl xmlns:w="http://schemas.openxmlformats.org/wordprocessingml/2006/main" w:ilvl="4">
+      <w:start w:val="1"/>
+      <w:numFmt w:val="lowerLetter"/>
+      <w:lvlText w:val="%5."/>
+      <w:lvlJc w:val="left"/>
+      <w:pPr>
+        <w:ind w:left="3600" w:hanging="360"/>
+      </w:pPr>
+    </w:lvl>
+    <w:lvl xmlns:w="http://schemas.openxmlformats.org/wordprocessingml/2006/main" w:ilvl="5">
+      <w:start w:val="1"/>
+      <w:numFmt w:val="lowerRoman"/>
+      <w:lvlText w:val="%6."/>
+      <w:lvlJc w:val="right"/>
+      <w:pPr>
+        <w:ind w:left="4320" w:hanging="180"/>
+      </w:pPr>
+    </w:lvl>
+    <w:lvl xmlns:w="http://schemas.openxmlformats.org/wordprocessingml/2006/main" w:ilvl="6">
+      <w:start w:val="1"/>
+      <w:numFmt w:val="decimal"/>
+      <w:lvlText w:val="%7."/>
+      <w:lvlJc w:val="left"/>
+      <w:pPr>
+        <w:ind w:left="5040" w:hanging="360"/>
+      </w:pPr>
+    </w:lvl>
+    <w:lvl xmlns:w="http://schemas.openxmlformats.org/wordprocessingml/2006/main" w:ilvl="7">
+      <w:start w:val="1"/>
+      <w:numFmt w:val="lowerLetter"/>
+      <w:lvlText w:val="%8."/>
+      <w:lvlJc w:val="left"/>
+      <w:pPr>
+        <w:ind w:left="5760" w:hanging="360"/>
+      </w:pPr>
+    </w:lvl>
+    <w:lvl xmlns:w="http://schemas.openxmlformats.org/wordprocessingml/2006/main" w:ilvl="8">
+      <w:start w:val="1"/>
+      <w:numFmt w:val="lowerRoman"/>
+      <w:lvlText w:val="%9."/>
+      <w:lvlJc w:val="right"/>
+      <w:pPr>
+        <w:ind w:left="6480" w:hanging="180"/>
+      </w:pPr>
+    </w:lvl>
+  </w:abstractNum>
   <w:abstractNum w:abstractNumId="0" w15:restartNumberingAfterBreak="0">
     <w:nsid w:val="FFFFFF89"/>
     <w:multiLevelType w:val="singleLevel"/>
@@ -16361,7 +18373,7 @@
     <w:nsid w:val="05BD582D"/>
     <w:multiLevelType w:val="hybridMultilevel"/>
     <w:tmpl w:val="9984F2B0"/>
-    <w:lvl w:ilvl="0" w:tplc="E7F42DC2">
+    <w:lvl w:ilvl="0">
       <w:start w:val="1"/>
       <w:numFmt w:val="decimal"/>
       <w:pStyle w:val="Ttulo2"/>
@@ -16373,9 +18385,7 @@
         </w:tabs>
         <w:ind w:left="360" w:hanging="360"/>
       </w:pPr>
-      <w:rPr>
-        <w:rFonts w:hint="default" w:asciiTheme="minorHAnsi" w:hAnsiTheme="minorHAnsi" w:cstheme="minorHAnsi"/>
-      </w:rPr>
+      <w:rPr/>
     </w:lvl>
     <w:lvl w:ilvl="1" w:tplc="04090019">
       <w:start w:val="1"/>
@@ -17833,6 +19843,12 @@
       </w:pPr>
     </w:lvl>
   </w:abstractNum>
+  <w:num w:numId="24">
+    <w:abstractNumId w:val="18"/>
+  </w:num>
+  <w:num w:numId="23">
+    <w:abstractNumId w:val="17"/>
+  </w:num>
   <w:num w:numId="1">
     <w:abstractNumId w:val="10"/>
   </w:num>
@@ -17874,9 +19890,7 @@
   </w:num>
   <w:num w:numId="13">
     <w:abstractNumId w:val="2"/>
-    <w:lvlOverride w:ilvl="0">
-      <w:startOverride w:val="1"/>
-    </w:lvlOverride>
+    <w:lvlOverride w:ilvl="0"/>
   </w:num>
   <w:num w:numId="14">
     <w:abstractNumId w:val="9"/>
